--- a/eng/docx/14.content.docx
+++ b/eng/docx/14.content.docx
@@ -7,6 +7,15 @@
       <w:r/>
     </w:p>
     <w:p>
+      <w:pPr>
+        <w:pStyle w:val="Heading2"/>
+      </w:pPr>
+      <w:r>
+        <w:t>Resource: Study Notes (Tyndale)</w:t>
+      </w:r>
+      <w:r/>
+    </w:p>
+    <w:p>
       <w:r/>
       <w:r>
         <w:rPr>
@@ -46,7 +55,7 @@
         <w:pStyle w:val="Heading1"/>
       </w:pPr>
       <w:r>
-        <w:t>Aquifer Open Study Notes</w:t>
+        <w:t>Study Notes (Tyndale)</w:t>
       </w:r>
     </w:p>
     <w:p>
@@ -55,6 +64,51 @@
           <w:headerReference w:type="even" r:id="rId8"/>
           <w:headerReference w:type="default" r:id="rId9"/>
           <w:footerReference w:type="default" r:id="rId10"/>
+          <w:footnotePr>
+            <w:numRestart w:val="eachSect"/>
+          </w:footnotePr>
+          <w:type w:val="continuous"/>
+          <w:pgSz w:w="12240" w:h="15840" w:code="1"/>
+          <w:pgMar w:top="1440" w:right="1440" w:bottom="1440" w:left="1440" w:header="504" w:footer="504" w:gutter="0"/>
+          <w:cols w:space="708"/>
+          <w:titlePg/>
+          <w:docGrid w:linePitch="360"/>
+        </w:sectPr>
+      </w:pPr>
+    </w:p>
+    <w:p>
+      <w:r/>
+    </w:p>
+    <w:p>
+      <w:pPr>
+        <w:pStyle w:val="Heading2"/>
+      </w:pPr>
+      <w:r>
+        <w:t>2CH</w:t>
+      </w:r>
+      <w:r/>
+    </w:p>
+    <w:p>
+      <w:r/>
+      <w:r>
+        <w:rPr>
+          <w:i/>
+        </w:rPr>
+        <w:t>2 Chronicles 1:1, 2 Chronicles 1:2–6, 2 Chronicles 1:3, 2 Chronicles 1:7–12, 2 Chronicles 1:10, 2 Chronicles 1:14–17, 2 Chronicles 1:16, 2 Chronicles 2:1, 2 Chronicles 2:5–6, 2 Chronicles 2:8, 2 Chronicles 2:13–14, 2 Chronicles 2:17–18, 2 Chronicles 3:1, 2 Chronicles 3:1–4, 2 Chronicles 3:2, 2 Chronicles 3:5–7, 2 Chronicles 3:6, 2 Chronicles 3:8, 2 Chronicles 3:10–13, 2 Chronicles 3:15–16, 2 Chronicles 3:17, 2 Chronicles 4:2–5, 2 Chronicles 4:6, 2 Chronicles 4:7, 2 Chronicles 4:11–18, 2 Chronicles 4:19, 2 Chronicles 5:1, 2 Chronicles 5:3, 2 Chronicles 5:5, 2 Chronicles 5:7–8, 2 Chronicles 5:9, 2 Chronicles 5:10, 2 Chronicles 5:11–14, 2 Chronicles 6:1–2, 2 Chronicles 6:4–6, 2 Chronicles 6:10–11, 2 Chronicles 6:18, 2 Chronicles 6:21–39, 2 Chronicles 6:22–23, 2 Chronicles 6:24–25, 2 Chronicles 6:26–27, 2 Chronicles 6:28–31, 2 Chronicles 6:32–33, 2 Chronicles 6:34–35, 2 Chronicles 6:36–39, 2 Chronicles 6:41–42, 2 Chronicles 6:42, 2 Chronicles 7:1–3, 2 Chronicles 7:4–6, 2 Chronicles 7:8–10, 2 Chronicles 7:13–15, 2 Chronicles 7:17–18, 2 Chronicles 7:19–22, 2 Chronicles 8:2, 2 Chronicles 8:3, 2 Chronicles 8:4, 2 Chronicles 8:5, 2 Chronicles 8:6, 2 Chronicles 8:11, 2 Chronicles 8:17–18, 2 Chronicles 9:1–2, 2 Chronicles 9:3–4, 2 Chronicles 9:9, 2 Chronicles 9:13–14, 2 Chronicles 9:15–16, 2 Chronicles 9:17–19, 2 Chronicles 9:21, 2 Chronicles 9:29, 2 Chronicles 9:30, 2 Chronicles 10:1, 2 Chronicles 10:2, 2 Chronicles 10:4, 2 Chronicles 10:6, 2 Chronicles 10:8, 2 Chronicles 10:10–11, 2 Chronicles 10:16, 2 Chronicles 10:18, 2 Chronicles 11:1–4, 2 Chronicles 11:5–12, 2 Chronicles 11:5–23, 2 Chronicles 11:9, 2 Chronicles 11:13–17, 2 Chronicles 11:15, 2 Chronicles 11:18–22, 2 Chronicles 11:23, 2 Chronicles 12:1–2, 2 Chronicles 12:2–4, 2 Chronicles 12:3, 2 Chronicles 12:6–7, 2 Chronicles 12:9–11, 2 Chronicles 12:12, 2 Chronicles 13:1, 2 Chronicles 13:2–3, 2 Chronicles 13:4, 2 Chronicles 13:5, 2 Chronicles 13:6–7, 2 Chronicles 13:8–9, 2 Chronicles 13:10–11, 2 Chronicles 13:13–19, 2 Chronicles 13:19, 2 Chronicles 13:20, 2 Chronicles 14:1, 2 Chronicles 14:2–5, 2 Chronicles 14:4, 2 Chronicles 14:7–14, 2 Chronicles 15:1–7, 2 Chronicles 15:3–6, 2 Chronicles 15:5, 2 Chronicles 15:7, 2 Chronicles 15:8, 2 Chronicles 15:8–18, 2 Chronicles 15:9, 2 Chronicles 15:10–15, 2 Chronicles 15:16, 2 Chronicles 15:19, 2 Chronicles 16:1, 2 Chronicles 16:1–10, 2 Chronicles 16:2, 2 Chronicles 16:4, 2 Chronicles 16:6, 2 Chronicles 16:7–9, 2 Chronicles 16:10, 2 Chronicles 16:12, 2 Chronicles 16:14, 2 Chronicles 17:1, 2 Chronicles 17:3–4, 2 Chronicles 17:5–6, 2 Chronicles 17:7–9, 2 Chronicles 17:10–11, 2 Chronicles 17:12–19, 2 Chronicles 18:1–2, 2 Chronicles 18:5–7, 2 Chronicles 18:15, 2 Chronicles 18:18–22, 2 Chronicles 18:25–26, 2 Chronicles 18:28–34, 2 Chronicles 19:1–2, 2 Chronicles 19:4–11, 2 Chronicles 20:1, 2 Chronicles 20:2, 2 Chronicles 20:3–12, 2 Chronicles 20:10, 2 Chronicles 20:14–17, 2 Chronicles 20:20–21, 2 Chronicles 20:32–33, 2 Chronicles 20:35–37, 2 Chronicles 21:2–7, 2 Chronicles 21:5, 2 Chronicles 21:8–11, 2 Chronicles 21:12–15, 2 Chronicles 21:16–17, 2 Chronicles 21:18–20, 2 Chronicles 22:2, 2 Chronicles 22:2–4, 2 Chronicles 22:5–6, 2 Chronicles 22:7–9, 2 Chronicles 22:10–12, 2 Chronicles 23:1–3, 2 Chronicles 23:4–6, 2 Chronicles 23:6–7, 2 Chronicles 23:11, 2 Chronicles 23:16–17, 2 Chronicles 23:18–19, 2 Chronicles 24:1, 2 Chronicles 24:3, 2 Chronicles 24:4–8, 2 Chronicles 24:12–14, 2 Chronicles 24:15–16, 2 Chronicles 24:20–22, 2 Chronicles 24:23–26, 2 Chronicles 24:25–26, 2 Chronicles 24:27, 2 Chronicles 25:1, 2 Chronicles 25:2, 2 Chronicles 25:3–4, 2 Chronicles 25:5, 2 Chronicles 25:6, 2 Chronicles 25:7–8, 2 Chronicles 25:11, 2 Chronicles 25:14–15, 2 Chronicles 25:20, 2 Chronicles 25:21, 2 Chronicles 25:23, 2 Chronicles 26:1–5, 2 Chronicles 26:3, 2 Chronicles 26:6–8, 2 Chronicles 26:9–10, 2 Chronicles 26:11–14, 2 Chronicles 26:16–18, 2 Chronicles 26:21, 2 Chronicles 27:1, 2 Chronicles 27:3–4, 2 Chronicles 27:5, 2 Chronicles 28:1, 2 Chronicles 28:3–4, 2 Chronicles 28:9–10, 2 Chronicles 28:11, 2 Chronicles 28:16, 2 Chronicles 28:17–18, 2 Chronicles 28:22–23, 2 Chronicles 28:24–25, 2 Chronicles 28:26, 2 Chronicles 29:1, 2 Chronicles 29:3–4, 2 Chronicles 29:5–11, 2 Chronicles 29:12, 2 Chronicles 29:12–36, 2 Chronicles 29:21, 2 Chronicles 29:31–36, 2 Chronicles 29:34, 2 Chronicles 30:1–27, 2 Chronicles 30:2–3, 2 Chronicles 30:5, 2 Chronicles 30:9–11, 2 Chronicles 30:11, 2 Chronicles 30:14, 2 Chronicles 30:15, 2 Chronicles 30:17–19, 2 Chronicles 30:20, 2 Chronicles 30:25, 2 Chronicles 30:26, 2 Chronicles 31:1, 2 Chronicles 31:3–10, 2 Chronicles 31:6, 2 Chronicles 31:10, 2 Chronicles 31:14–19, 2 Chronicles 32:1–23, 2 Chronicles 32:3–5, 2 Chronicles 32:10–19, 2 Chronicles 32:21, 2 Chronicles 32:22–23, 2 Chronicles 32:26, 2 Chronicles 32:27–30, 2 Chronicles 32:31, 2 Chronicles 33:1–20, 2 Chronicles 33:7, 2 Chronicles 33:11, 2 Chronicles 33:12, 2 Chronicles 33:12–17, 2 Chronicles 33:13, 2 Chronicles 33:14–17, 2 Chronicles 33:18, 2 Chronicles 33:19, 2 Chronicles 33:21, 2 Chronicles 33:24, 2 Chronicles 34:1, 2 Chronicles 34:3, 2 Chronicles 34:6, 2 Chronicles 34:12–13, 2 Chronicles 34:14–18, 2 Chronicles 34:24, 2 Chronicles 34:27–28, 2 Chronicles 34:29–32, 2 Chronicles 35:3, 2 Chronicles 35:4–6, 2 Chronicles 35:7–9, 2 Chronicles 35:13, 2 Chronicles 35:18, 2 Chronicles 35:20–24, 2 Chronicles 35:25, 2 Chronicles 36:1–4, 2 Chronicles 36:2, 2 Chronicles 36:5, 2 Chronicles 36:9–10, 2 Chronicles 36:11, 2 Chronicles 36:11–14, 2 Chronicles 36:13, 2 Chronicles 36:19, 2 Chronicles 36:21, 2 Chronicles 36:22–23</w:t>
+      </w:r>
+      <w:r/>
+    </w:p>
+    <w:p>
+      <w:r/>
+      <w:r>
+        <w:t xml:space="preserve"> </w:t>
+      </w:r>
+      <w:r/>
+      <w:r/>
+    </w:p>
+    <w:p>
+      <w:pPr>
+        <w:sectPr>
           <w:footnotePr>
             <w:numRestart w:val="eachSect"/>
           </w:footnotePr>

--- a/eng/docx/14.content.docx
+++ b/eng/docx/14.content.docx
@@ -163,13 +163,6 @@
         <w:rPr>
           <w:lang w:val="en_US" w:bidi="en_US"/>
         </w:rPr>
-      </w:r>
-      <w:r>
-        <w:rPr>
-          <w:i/>
-          <w:lang w:val="en_US" w:bidi="en_US"/>
-        </w:rPr>
-        <w:t>2 Chronicles 1:1, 2 Chronicles 1:2–6, 2 Chronicles 1:3, 2 Chronicles 1:7–12, 2 Chronicles 1:10, 2 Chronicles 1:14–17, 2 Chronicles 1:16, 2 Chronicles 2:1, 2 Chronicles 2:5–6, 2 Chronicles 2:8, 2 Chronicles 2:13–14, 2 Chronicles 2:17–18, 2 Chronicles 3:1, 2 Chronicles 3:1–4, 2 Chronicles 3:2, 2 Chronicles 3:5–7, 2 Chronicles 3:6, 2 Chronicles 3:8, 2 Chronicles 3:10–13, 2 Chronicles 3:15–16, 2 Chronicles 3:17, 2 Chronicles 4:2–5, 2 Chronicles 4:6, 2 Chronicles 4:7, 2 Chronicles 4:11–18, 2 Chronicles 4:19, 2 Chronicles 5:1, 2 Chronicles 5:3, 2 Chronicles 5:5, 2 Chronicles 5:7–8, 2 Chronicles 5:9, 2 Chronicles 5:10, 2 Chronicles 5:11–14, 2 Chronicles 6:1–2, 2 Chronicles 6:4–6, 2 Chronicles 6:10–11, 2 Chronicles 6:18, 2 Chronicles 6:21–39, 2 Chronicles 6:22–23, 2 Chronicles 6:24–25, 2 Chronicles 6:26–27, 2 Chronicles 6:28–31, 2 Chronicles 6:32–33, 2 Chronicles 6:34–35, 2 Chronicles 6:36–39, 2 Chronicles 6:41–42, 2 Chronicles 6:42, 2 Chronicles 7:1–3, 2 Chronicles 7:4–6, 2 Chronicles 7:8–10, 2 Chronicles 7:13–15, 2 Chronicles 7:17–18, 2 Chronicles 7:19–22, 2 Chronicles 8:2, 2 Chronicles 8:3, 2 Chronicles 8:4, 2 Chronicles 8:5, 2 Chronicles 8:6, 2 Chronicles 8:11, 2 Chronicles 8:17–18, 2 Chronicles 9:1–2, 2 Chronicles 9:3–4, 2 Chronicles 9:9, 2 Chronicles 9:13–14, 2 Chronicles 9:15–16, 2 Chronicles 9:17–19, 2 Chronicles 9:21, 2 Chronicles 9:29, 2 Chronicles 9:30, 2 Chronicles 10:1, 2 Chronicles 10:2, 2 Chronicles 10:4, 2 Chronicles 10:6, 2 Chronicles 10:8, 2 Chronicles 10:10–11, 2 Chronicles 10:16, 2 Chronicles 10:18, 2 Chronicles 11:1–4, 2 Chronicles 11:5–12, 2 Chronicles 11:5–23, 2 Chronicles 11:9, 2 Chronicles 11:13–17, 2 Chronicles 11:15, 2 Chronicles 11:18–22, 2 Chronicles 11:23, 2 Chronicles 12:1–2, 2 Chronicles 12:2–4, 2 Chronicles 12:3, 2 Chronicles 12:6–7, 2 Chronicles 12:9–11, 2 Chronicles 12:12, 2 Chronicles 13:1, 2 Chronicles 13:2–3, 2 Chronicles 13:4, 2 Chronicles 13:5, 2 Chronicles 13:6–7, 2 Chronicles 13:8–9, 2 Chronicles 13:10–11, 2 Chronicles 13:13–19, 2 Chronicles 13:19, 2 Chronicles 13:20, 2 Chronicles 14:1, 2 Chronicles 14:2–5, 2 Chronicles 14:4, 2 Chronicles 14:7–14, 2 Chronicles 15:1–7, 2 Chronicles 15:3–6, 2 Chronicles 15:5, 2 Chronicles 15:7, 2 Chronicles 15:8, 2 Chronicles 15:8–18, 2 Chronicles 15:9, 2 Chronicles 15:10–15, 2 Chronicles 15:16, 2 Chronicles 15:19, 2 Chronicles 16:1, 2 Chronicles 16:1–10, 2 Chronicles 16:2, 2 Chronicles 16:4, 2 Chronicles 16:6, 2 Chronicles 16:7–9, 2 Chronicles 16:10, 2 Chronicles 16:12, 2 Chronicles 16:14, 2 Chronicles 17:1, 2 Chronicles 17:3–4, 2 Chronicles 17:5–6, 2 Chronicles 17:7–9, 2 Chronicles 17:10–11, 2 Chronicles 17:12–19, 2 Chronicles 18:1–2, 2 Chronicles 18:5–7, 2 Chronicles 18:15, 2 Chronicles 18:18–22, 2 Chronicles 18:25–26, 2 Chronicles 18:28–34, 2 Chronicles 19:1–2, 2 Chronicles 19:4–11, 2 Chronicles 20:1, 2 Chronicles 20:2, 2 Chronicles 20:3–12, 2 Chronicles 20:10, 2 Chronicles 20:14–17, 2 Chronicles 20:20–21, 2 Chronicles 20:32–33, 2 Chronicles 20:35–37, 2 Chronicles 21:2–7, 2 Chronicles 21:5, 2 Chronicles 21:8–11, 2 Chronicles 21:12–15, 2 Chronicles 21:16–17, 2 Chronicles 21:18–20, 2 Chronicles 22:2, 2 Chronicles 22:2–4, 2 Chronicles 22:5–6, 2 Chronicles 22:7–9, 2 Chronicles 22:10–12, 2 Chronicles 23:1–3, 2 Chronicles 23:4–6, 2 Chronicles 23:6–7, 2 Chronicles 23:11, 2 Chronicles 23:16–17, 2 Chronicles 23:18–19, 2 Chronicles 24:1, 2 Chronicles 24:3, 2 Chronicles 24:4–8, 2 Chronicles 24:12–14, 2 Chronicles 24:15–16, 2 Chronicles 24:20–22, 2 Chronicles 24:23–26, 2 Chronicles 24:25–26, 2 Chronicles 24:27, 2 Chronicles 25:1, 2 Chronicles 25:2, 2 Chronicles 25:3–4, 2 Chronicles 25:5, 2 Chronicles 25:6, 2 Chronicles 25:7–8, 2 Chronicles 25:11, 2 Chronicles 25:14–15, 2 Chronicles 25:20, 2 Chronicles 25:21, 2 Chronicles 25:23, 2 Chronicles 26:1–5, 2 Chronicles 26:3, 2 Chronicles 26:6–8, 2 Chronicles 26:9–10, 2 Chronicles 26:11–14, 2 Chronicles 26:16–18, 2 Chronicles 26:21, 2 Chronicles 27:1, 2 Chronicles 27:3–4, 2 Chronicles 27:5, 2 Chronicles 28:1, 2 Chronicles 28:3–4, 2 Chronicles 28:9–10, 2 Chronicles 28:11, 2 Chronicles 28:16, 2 Chronicles 28:17–18, 2 Chronicles 28:22–23, 2 Chronicles 28:24–25, 2 Chronicles 28:26, 2 Chronicles 29:1, 2 Chronicles 29:3–4, 2 Chronicles 29:5–11, 2 Chronicles 29:12, 2 Chronicles 29:12–36, 2 Chronicles 29:21, 2 Chronicles 29:31–36, 2 Chronicles 29:34, 2 Chronicles 30:1–27, 2 Chronicles 30:2–3, 2 Chronicles 30:5, 2 Chronicles 30:9–11, 2 Chronicles 30:11, 2 Chronicles 30:14, 2 Chronicles 30:15, 2 Chronicles 30:17–19, 2 Chronicles 30:20, 2 Chronicles 30:25, 2 Chronicles 30:26, 2 Chronicles 31:1, 2 Chronicles 31:3–10, 2 Chronicles 31:6, 2 Chronicles 31:10, 2 Chronicles 31:14–19, 2 Chronicles 32:1–23, 2 Chronicles 32:3–5, 2 Chronicles 32:10–19, 2 Chronicles 32:21, 2 Chronicles 32:22–23, 2 Chronicles 32:26, 2 Chronicles 32:27–30, 2 Chronicles 32:31, 2 Chronicles 33:1–20, 2 Chronicles 33:7, 2 Chronicles 33:11, 2 Chronicles 33:12, 2 Chronicles 33:12–17, 2 Chronicles 33:13, 2 Chronicles 33:14–17, 2 Chronicles 33:18, 2 Chronicles 33:19, 2 Chronicles 33:21, 2 Chronicles 33:24, 2 Chronicles 34:1, 2 Chronicles 34:3, 2 Chronicles 34:6, 2 Chronicles 34:12–13, 2 Chronicles 34:14–18, 2 Chronicles 34:24, 2 Chronicles 34:27–28, 2 Chronicles 34:29–32, 2 Chronicles 35:3, 2 Chronicles 35:4–6, 2 Chronicles 35:7–9, 2 Chronicles 35:13, 2 Chronicles 35:18, 2 Chronicles 35:20–24, 2 Chronicles 35:25, 2 Chronicles 36:1–4, 2 Chronicles 36:2, 2 Chronicles 36:5, 2 Chronicles 36:9–10, 2 Chronicles 36:11, 2 Chronicles 36:11–14, 2 Chronicles 36:13, 2 Chronicles 36:19, 2 Chronicles 36:21, 2 Chronicles 36:22–23</w:t>
       </w:r>
       <w:r>
         <w:rPr>

--- a/eng/docx/14.content.docx
+++ b/eng/docx/14.content.docx
@@ -150,19 +150,6 @@
           <w:lang w:val="en_US" w:bidi="en_US"/>
         </w:rPr>
         <w:t>2CH</w:t>
-      </w:r>
-      <w:r>
-        <w:rPr>
-          <w:lang w:val="en_US" w:bidi="en_US"/>
-        </w:rPr>
-      </w:r>
-    </w:p>
-    <w:p>
-      <w:pPr/>
-      <w:r>
-        <w:rPr>
-          <w:lang w:val="en_US" w:bidi="en_US"/>
-        </w:rPr>
       </w:r>
       <w:r>
         <w:rPr>

--- a/eng/docx/14.content.docx
+++ b/eng/docx/14.content.docx
@@ -19,7 +19,7 @@
         <w:rPr>
           <w:lang w:val="en_US" w:bidi="en_US"/>
         </w:rPr>
-        <w:t>Resource: Study Notes (Tyndale)</w:t>
+        <w:t>Resource: Tyndale Open Study Notes</w:t>
       </w:r>
       <w:r>
         <w:rPr>
@@ -112,7 +112,7 @@
         <w:rPr>
           <w:lang w:val="en_US" w:bidi="en_US"/>
         </w:rPr>
-        <w:t>Study Notes (Tyndale)</w:t>
+        <w:t>Tyndale Open Study Notes</w:t>
       </w:r>
     </w:p>
     <w:p>

--- a/eng/docx/14.content.docx
+++ b/eng/docx/14.content.docx
@@ -19,7 +19,7 @@
         <w:rPr>
           <w:lang w:val="en_US" w:bidi="en_US"/>
         </w:rPr>
-        <w:t>Resource: Tyndale Open Study Notes</w:t>
+        <w:t>Resource: Aquifer Open Study Notes</w:t>
       </w:r>
       <w:r>
         <w:rPr>
@@ -112,7 +112,7 @@
         <w:rPr>
           <w:lang w:val="en_US" w:bidi="en_US"/>
         </w:rPr>
-        <w:t>Tyndale Open Study Notes</w:t>
+        <w:t>Aquifer Open Study Notes</w:t>
       </w:r>
     </w:p>
     <w:p>

--- a/eng/docx/14.content.docx
+++ b/eng/docx/14.content.docx
@@ -233,54 +233,36 @@
         </w:rPr>
         <w:t>David asked the Lord to be with Solomon (</w:t>
       </w:r>
-      <w:hyperlink r:id="rId13">
-        <w:r>
-          <w:rPr>
-            <w:lang w:val="en_US" w:bidi="en_US"/>
-          </w:rPr>
-          <w:rPr>
-            <w:color w:val="0000EE"/>
-            <w:u w:val="single"/>
-          </w:rPr>
-          <w:t>1 Chronicles 22:11</w:t>
-        </w:r>
-      </w:hyperlink>
+      <w:r>
+        <w:rPr>
+          <w:lang w:val="en_US" w:bidi="en_US"/>
+        </w:rPr>
+        <w:t>1 Chronicles 22:11</w:t>
+      </w:r>
       <w:r>
         <w:rPr>
           <w:lang w:val="en_US" w:bidi="en_US"/>
         </w:rPr>
         <w:t>) and for Solomon to be strong and courageous (</w:t>
       </w:r>
-      <w:hyperlink r:id="rId14">
-        <w:r>
-          <w:rPr>
-            <w:lang w:val="en_US" w:bidi="en_US"/>
-          </w:rPr>
-          <w:rPr>
-            <w:color w:val="0000EE"/>
-            <w:u w:val="single"/>
-          </w:rPr>
-          <w:t>1 Chronicles 28:20</w:t>
-        </w:r>
-      </w:hyperlink>
+      <w:r>
+        <w:rPr>
+          <w:lang w:val="en_US" w:bidi="en_US"/>
+        </w:rPr>
+        <w:t>1 Chronicles 28:20</w:t>
+      </w:r>
       <w:r>
         <w:rPr>
           <w:lang w:val="en_US" w:bidi="en_US"/>
         </w:rPr>
         <w:t>). David also said God would make Solomon great and give strength to all Israel (</w:t>
       </w:r>
-      <w:hyperlink r:id="rId15">
-        <w:r>
-          <w:rPr>
-            <w:lang w:val="en_US" w:bidi="en_US"/>
-          </w:rPr>
-          <w:rPr>
-            <w:color w:val="0000EE"/>
-            <w:u w:val="single"/>
-          </w:rPr>
-          <w:t>1 Chronicles 29:12</w:t>
-        </w:r>
-      </w:hyperlink>
+      <w:r>
+        <w:rPr>
+          <w:lang w:val="en_US" w:bidi="en_US"/>
+        </w:rPr>
+        <w:t>1 Chronicles 29:12</w:t>
+      </w:r>
       <w:r>
         <w:rPr>
           <w:lang w:val="en_US" w:bidi="en_US"/>
@@ -393,18 +375,12 @@
         </w:rPr>
         <w:t xml:space="preserve">Solomon’s journey to Gibeon, as reported in </w:t>
       </w:r>
-      <w:hyperlink r:id="rId16">
-        <w:r>
-          <w:rPr>
-            <w:lang w:val="en_US" w:bidi="en_US"/>
-          </w:rPr>
-          <w:rPr>
-            <w:color w:val="0000EE"/>
-            <w:u w:val="single"/>
-          </w:rPr>
-          <w:t>1 Kings 3:4</w:t>
-        </w:r>
-      </w:hyperlink>
+      <w:r>
+        <w:rPr>
+          <w:lang w:val="en_US" w:bidi="en_US"/>
+        </w:rPr>
+        <w:t>1 Kings 3:4</w:t>
+      </w:r>
       <w:r>
         <w:rPr>
           <w:lang w:val="en_US" w:bidi="en_US"/>
@@ -647,72 +623,48 @@
         </w:rPr>
         <w:t xml:space="preserve">The description of Solomon’s wealth and power (detailed in </w:t>
       </w:r>
-      <w:hyperlink r:id="rId17">
-        <w:r>
-          <w:rPr>
-            <w:lang w:val="en_US" w:bidi="en_US"/>
-          </w:rPr>
-          <w:rPr>
-            <w:color w:val="0000EE"/>
-            <w:u w:val="single"/>
-          </w:rPr>
-          <w:t>2 Chronicles 9:25–28</w:t>
-        </w:r>
-      </w:hyperlink>
+      <w:r>
+        <w:rPr>
+          <w:lang w:val="en_US" w:bidi="en_US"/>
+        </w:rPr>
+        <w:t>2 Chronicles 9:25–28</w:t>
+      </w:r>
       <w:r>
         <w:rPr>
           <w:lang w:val="en_US" w:bidi="en_US"/>
         </w:rPr>
         <w:t xml:space="preserve">) is based on the summary of his kingdom in </w:t>
       </w:r>
-      <w:hyperlink r:id="rId18">
-        <w:r>
-          <w:rPr>
-            <w:lang w:val="en_US" w:bidi="en_US"/>
-          </w:rPr>
-          <w:rPr>
-            <w:color w:val="0000EE"/>
-            <w:u w:val="single"/>
-          </w:rPr>
-          <w:t>1 Kings 10:26–29</w:t>
-        </w:r>
-      </w:hyperlink>
+      <w:r>
+        <w:rPr>
+          <w:lang w:val="en_US" w:bidi="en_US"/>
+        </w:rPr>
+        <w:t>1 Kings 10:26–29</w:t>
+      </w:r>
       <w:r>
         <w:rPr>
           <w:lang w:val="en_US" w:bidi="en_US"/>
         </w:rPr>
         <w:t>. In Kings, this summary of Solomon’s wealth led to the negative aspects of his rule (</w:t>
       </w:r>
-      <w:hyperlink r:id="rId19">
-        <w:r>
-          <w:rPr>
-            <w:lang w:val="en_US" w:bidi="en_US"/>
-          </w:rPr>
-          <w:rPr>
-            <w:color w:val="0000EE"/>
-            <w:u w:val="single"/>
-          </w:rPr>
-          <w:t>1 Kings 11</w:t>
-        </w:r>
-      </w:hyperlink>
+      <w:r>
+        <w:rPr>
+          <w:lang w:val="en_US" w:bidi="en_US"/>
+        </w:rPr>
+        <w:t>1 Kings 11</w:t>
+      </w:r>
       <w:r>
         <w:rPr>
           <w:lang w:val="en_US" w:bidi="en_US"/>
         </w:rPr>
         <w:t>). Here, Solomon’s gathering of wealth demonstrated the fulfillment of God’s promise (</w:t>
       </w:r>
-      <w:hyperlink r:id="rId20">
-        <w:r>
-          <w:rPr>
-            <w:lang w:val="en_US" w:bidi="en_US"/>
-          </w:rPr>
-          <w:rPr>
-            <w:color w:val="0000EE"/>
-            <w:u w:val="single"/>
-          </w:rPr>
-          <w:t>2 Chronicles 1:12</w:t>
-        </w:r>
-      </w:hyperlink>
+      <w:r>
+        <w:rPr>
+          <w:lang w:val="en_US" w:bidi="en_US"/>
+        </w:rPr>
+        <w:t>2 Chronicles 1:12</w:t>
+      </w:r>
       <w:r>
         <w:rPr>
           <w:lang w:val="en_US" w:bidi="en_US"/>
@@ -767,18 +719,12 @@
         </w:rPr>
         <w:t xml:space="preserve">If Egypt is the correct translation, this verse shows Solomon's disobedience (see </w:t>
       </w:r>
-      <w:hyperlink r:id="rId21">
-        <w:r>
-          <w:rPr>
-            <w:lang w:val="en_US" w:bidi="en_US"/>
-          </w:rPr>
-          <w:rPr>
-            <w:color w:val="0000EE"/>
-            <w:u w:val="single"/>
-          </w:rPr>
-          <w:t>Deuteronomy 17:16</w:t>
-        </w:r>
-      </w:hyperlink>
+      <w:r>
+        <w:rPr>
+          <w:lang w:val="en_US" w:bidi="en_US"/>
+        </w:rPr>
+        <w:t>Deuteronomy 17:16</w:t>
+      </w:r>
       <w:r>
         <w:rPr>
           <w:lang w:val="en_US" w:bidi="en_US"/>
@@ -846,36 +792,24 @@
         </w:rPr>
         <w:t>The temple is the first priority among Solomon’s building projects, even though construction began in the fourth year of his reign (</w:t>
       </w:r>
-      <w:hyperlink r:id="rId22">
-        <w:r>
-          <w:rPr>
-            <w:lang w:val="en_US" w:bidi="en_US"/>
-          </w:rPr>
-          <w:rPr>
-            <w:color w:val="0000EE"/>
-            <w:u w:val="single"/>
-          </w:rPr>
-          <w:t>2 Chronicles 3:2</w:t>
-        </w:r>
-      </w:hyperlink>
+      <w:r>
+        <w:rPr>
+          <w:lang w:val="en_US" w:bidi="en_US"/>
+        </w:rPr>
+        <w:t>2 Chronicles 3:2</w:t>
+      </w:r>
       <w:r>
         <w:rPr>
           <w:lang w:val="en_US" w:bidi="en_US"/>
         </w:rPr>
         <w:t>). Solomon spent the earlier years negotiating with King Hiram (</w:t>
       </w:r>
-      <w:hyperlink r:id="rId23">
-        <w:r>
-          <w:rPr>
-            <w:lang w:val="en_US" w:bidi="en_US"/>
-          </w:rPr>
-          <w:rPr>
-            <w:color w:val="0000EE"/>
-            <w:u w:val="single"/>
-          </w:rPr>
-          <w:t>2 Chronicles 2:3</w:t>
-        </w:r>
-      </w:hyperlink>
+      <w:r>
+        <w:rPr>
+          <w:lang w:val="en_US" w:bidi="en_US"/>
+        </w:rPr>
+        <w:t>2 Chronicles 2:3</w:t>
+      </w:r>
       <w:r>
         <w:rPr>
           <w:lang w:val="en_US" w:bidi="en_US"/>
@@ -1033,18 +967,12 @@
         </w:rPr>
         <w:t xml:space="preserve"> was used to make supports for the Temple, possibly pillars or railings, as well as musical instruments (see </w:t>
       </w:r>
-      <w:hyperlink r:id="rId24">
-        <w:r>
-          <w:rPr>
-            <w:lang w:val="en_US" w:bidi="en_US"/>
-          </w:rPr>
-          <w:rPr>
-            <w:color w:val="0000EE"/>
-            <w:u w:val="single"/>
-          </w:rPr>
-          <w:t>1 Kings 10:11</w:t>
-        </w:r>
-      </w:hyperlink>
+      <w:r>
+        <w:rPr>
+          <w:lang w:val="en_US" w:bidi="en_US"/>
+        </w:rPr>
+        <w:t>1 Kings 10:11</w:t>
+      </w:r>
       <w:r>
         <w:rPr>
           <w:lang w:val="en_US" w:bidi="en_US"/>
@@ -1099,18 +1027,12 @@
         </w:rPr>
         <w:t>The temple needed the skill and knowledge of Huram-abi, a master craftsman. Huram-abi was an expert in metals like gold, silver, bronze, and iron, as well as stone, wood, and textiles such as purple, blue, and scarlet cloth and fine linen. Similarly, God chose Bezalel as the master craftsman of the tabernacle and gave him wisdom to complete the work (</w:t>
       </w:r>
-      <w:hyperlink r:id="rId25">
-        <w:r>
-          <w:rPr>
-            <w:lang w:val="en_US" w:bidi="en_US"/>
-          </w:rPr>
-          <w:rPr>
-            <w:color w:val="0000EE"/>
-            <w:u w:val="single"/>
-          </w:rPr>
-          <w:t>Exodus 31:1–5</w:t>
-        </w:r>
-      </w:hyperlink>
+      <w:r>
+        <w:rPr>
+          <w:lang w:val="en_US" w:bidi="en_US"/>
+        </w:rPr>
+        <w:t>Exodus 31:1–5</w:t>
+      </w:r>
       <w:r>
         <w:rPr>
           <w:lang w:val="en_US" w:bidi="en_US"/>
@@ -1165,18 +1087,12 @@
         </w:rPr>
         <w:t>The book of Kings states that people from the seven nations were forced into labor. No Israelites were forced to work; instead, they supervised the laborers (</w:t>
       </w:r>
-      <w:hyperlink r:id="rId26">
-        <w:r>
-          <w:rPr>
-            <w:lang w:val="en_US" w:bidi="en_US"/>
-          </w:rPr>
-          <w:rPr>
-            <w:color w:val="0000EE"/>
-            <w:u w:val="single"/>
-          </w:rPr>
-          <w:t>1 Kings 9:20–23</w:t>
-        </w:r>
-      </w:hyperlink>
+      <w:r>
+        <w:rPr>
+          <w:lang w:val="en_US" w:bidi="en_US"/>
+        </w:rPr>
+        <w:t>1 Kings 9:20–23</w:t>
+      </w:r>
       <w:r>
         <w:rPr>
           <w:lang w:val="en_US" w:bidi="en_US"/>
@@ -1231,36 +1147,24 @@
         </w:rPr>
         <w:t>Kings focuses on when the temple was built, while Chronicles highlights the importance of its location. The temple stood in Jerusalem on Mount Moriah, where the Lord appeared to David. David chose this sacred site, where a plague ended at Araunah the Jebusite's threshing floor. In the land of Moriah, Abraham bound Isaac (</w:t>
       </w:r>
-      <w:hyperlink r:id="rId27">
-        <w:r>
-          <w:rPr>
-            <w:lang w:val="en_US" w:bidi="en_US"/>
-          </w:rPr>
-          <w:rPr>
-            <w:color w:val="0000EE"/>
-            <w:u w:val="single"/>
-          </w:rPr>
-          <w:t>Genesis 22:2</w:t>
-        </w:r>
-      </w:hyperlink>
+      <w:r>
+        <w:rPr>
+          <w:lang w:val="en_US" w:bidi="en_US"/>
+        </w:rPr>
+        <w:t>Genesis 22:2</w:t>
+      </w:r>
       <w:r>
         <w:rPr>
           <w:lang w:val="en_US" w:bidi="en_US"/>
         </w:rPr>
         <w:t>), and tradition links the Temple Mount to where the Lord provided for Abraham (</w:t>
       </w:r>
-      <w:hyperlink r:id="rId28">
-        <w:r>
-          <w:rPr>
-            <w:lang w:val="en_US" w:bidi="en_US"/>
-          </w:rPr>
-          <w:rPr>
-            <w:color w:val="0000EE"/>
-            <w:u w:val="single"/>
-          </w:rPr>
-          <w:t>Genesis 22:14</w:t>
-        </w:r>
-      </w:hyperlink>
+      <w:r>
+        <w:rPr>
+          <w:lang w:val="en_US" w:bidi="en_US"/>
+        </w:rPr>
+        <w:t>Genesis 22:14</w:t>
+      </w:r>
       <w:r>
         <w:rPr>
           <w:lang w:val="en_US" w:bidi="en_US"/>
@@ -1315,18 +1219,12 @@
         </w:rPr>
         <w:t xml:space="preserve">In Chronicles, the temple is the main focus of Solomon's reign. However, it provides less detail about its architecture and furnishings than the book of Kings does (for example, </w:t>
       </w:r>
-      <w:hyperlink r:id="rId29">
-        <w:r>
-          <w:rPr>
-            <w:lang w:val="en_US" w:bidi="en_US"/>
-          </w:rPr>
-          <w:rPr>
-            <w:color w:val="0000EE"/>
-            <w:u w:val="single"/>
-          </w:rPr>
-          <w:t>1 Kings 6:2–10</w:t>
-        </w:r>
-      </w:hyperlink>
+      <w:r>
+        <w:rPr>
+          <w:lang w:val="en_US" w:bidi="en_US"/>
+        </w:rPr>
+        <w:t>1 Kings 6:2–10</w:t>
+      </w:r>
       <w:r>
         <w:rPr>
           <w:lang w:val="en_US" w:bidi="en_US"/>
@@ -1381,18 +1279,12 @@
         </w:rPr>
         <w:t>The book of Kings dates the start of the temple construction by linking it to the exodus from Egypt (</w:t>
       </w:r>
-      <w:hyperlink r:id="rId30">
-        <w:r>
-          <w:rPr>
-            <w:lang w:val="en_US" w:bidi="en_US"/>
-          </w:rPr>
-          <w:rPr>
-            <w:color w:val="0000EE"/>
-            <w:u w:val="single"/>
-          </w:rPr>
-          <w:t>1 Kings 6:1</w:t>
-        </w:r>
-      </w:hyperlink>
+      <w:r>
+        <w:rPr>
+          <w:lang w:val="en_US" w:bidi="en_US"/>
+        </w:rPr>
+        <w:t>1 Kings 6:1</w:t>
+      </w:r>
       <w:r>
         <w:rPr>
           <w:lang w:val="en_US" w:bidi="en_US"/>
@@ -1447,36 +1339,24 @@
         </w:rPr>
         <w:t xml:space="preserve">The inside of the temple was completed using expensive materials (see </w:t>
       </w:r>
-      <w:hyperlink r:id="rId31">
-        <w:r>
-          <w:rPr>
-            <w:lang w:val="en_US" w:bidi="en_US"/>
-          </w:rPr>
-          <w:rPr>
-            <w:color w:val="0000EE"/>
-            <w:u w:val="single"/>
-          </w:rPr>
-          <w:t>1 Kings 6:15–18</w:t>
-        </w:r>
-      </w:hyperlink>
+      <w:r>
+        <w:rPr>
+          <w:lang w:val="en_US" w:bidi="en_US"/>
+        </w:rPr>
+        <w:t>1 Kings 6:15–18</w:t>
+      </w:r>
       <w:r>
         <w:rPr>
           <w:lang w:val="en_US" w:bidi="en_US"/>
         </w:rPr>
         <w:t xml:space="preserve">, </w:t>
       </w:r>
-      <w:hyperlink r:id="rId32">
-        <w:r>
-          <w:rPr>
-            <w:lang w:val="en_US" w:bidi="en_US"/>
-          </w:rPr>
-          <w:rPr>
-            <w:color w:val="0000EE"/>
-            <w:u w:val="single"/>
-          </w:rPr>
-          <w:t>29</w:t>
-        </w:r>
-      </w:hyperlink>
+      <w:r>
+        <w:rPr>
+          <w:lang w:val="en_US" w:bidi="en_US"/>
+        </w:rPr>
+        <w:t>29</w:t>
+      </w:r>
       <w:r>
         <w:rPr>
           <w:lang w:val="en_US" w:bidi="en_US"/>
@@ -1701,18 +1581,12 @@
         </w:rPr>
         <w:t xml:space="preserve">The two pillars in the temple's porch were made of bronze and had elaborate decorations (compare </w:t>
       </w:r>
-      <w:hyperlink r:id="rId33">
-        <w:r>
-          <w:rPr>
-            <w:lang w:val="en_US" w:bidi="en_US"/>
-          </w:rPr>
-          <w:rPr>
-            <w:color w:val="0000EE"/>
-            <w:u w:val="single"/>
-          </w:rPr>
-          <w:t>1 Kings 7:15–22</w:t>
-        </w:r>
-      </w:hyperlink>
+      <w:r>
+        <w:rPr>
+          <w:lang w:val="en_US" w:bidi="en_US"/>
+        </w:rPr>
+        <w:t>1 Kings 7:15–22</w:t>
+      </w:r>
       <w:r>
         <w:rPr>
           <w:lang w:val="en_US" w:bidi="en_US"/>
@@ -1774,18 +1648,12 @@
         </w:rPr>
         <w:t xml:space="preserve">, meaning "he establishes," might refer to God's promise about the kingdom (see </w:t>
       </w:r>
-      <w:hyperlink r:id="rId34">
-        <w:r>
-          <w:rPr>
-            <w:lang w:val="en_US" w:bidi="en_US"/>
-          </w:rPr>
-          <w:rPr>
-            <w:color w:val="0000EE"/>
-            <w:u w:val="single"/>
-          </w:rPr>
-          <w:t>1 Chronicles 17:7–14</w:t>
-        </w:r>
-      </w:hyperlink>
+      <w:r>
+        <w:rPr>
+          <w:lang w:val="en_US" w:bidi="en_US"/>
+        </w:rPr>
+        <w:t>1 Chronicles 17:7–14</w:t>
+      </w:r>
       <w:r>
         <w:rPr>
           <w:lang w:val="en_US" w:bidi="en_US"/>
@@ -1805,18 +1673,12 @@
         </w:rPr>
         <w:t>, meaning "in him is strength," might have been a statement of trust in God. The gilded reliefs of cherubs, palms, and flowers on the temple's doors and walls suggest that the pillars were connected to the tree of life (</w:t>
       </w:r>
-      <w:hyperlink r:id="rId35">
-        <w:r>
-          <w:rPr>
-            <w:lang w:val="en_US" w:bidi="en_US"/>
-          </w:rPr>
-          <w:rPr>
-            <w:color w:val="0000EE"/>
-            <w:u w:val="single"/>
-          </w:rPr>
-          <w:t>Genesis 2:9</w:t>
-        </w:r>
-      </w:hyperlink>
+      <w:r>
+        <w:rPr>
+          <w:lang w:val="en_US" w:bidi="en_US"/>
+        </w:rPr>
+        <w:t>Genesis 2:9</w:t>
+      </w:r>
       <w:r>
         <w:rPr>
           <w:lang w:val="en_US" w:bidi="en_US"/>
@@ -1871,54 +1733,36 @@
         </w:rPr>
         <w:t xml:space="preserve">The temple, God's house, symbolized Eden, God's garden (see </w:t>
       </w:r>
-      <w:hyperlink r:id="rId36">
-        <w:r>
-          <w:rPr>
-            <w:lang w:val="en_US" w:bidi="en_US"/>
-          </w:rPr>
-          <w:rPr>
-            <w:color w:val="0000EE"/>
-            <w:u w:val="single"/>
-          </w:rPr>
-          <w:t>Isaiah 51:3</w:t>
-        </w:r>
-      </w:hyperlink>
+      <w:r>
+        <w:rPr>
+          <w:lang w:val="en_US" w:bidi="en_US"/>
+        </w:rPr>
+        <w:t>Isaiah 51:3</w:t>
+      </w:r>
       <w:r>
         <w:rPr>
           <w:lang w:val="en_US" w:bidi="en_US"/>
         </w:rPr>
         <w:t>). The large sea, supported by twelve bronze oxen, represented either the waters before creation or the life-giving waters from the Garden of Eden. Divine forces control the chaotic waters (</w:t>
       </w:r>
-      <w:hyperlink r:id="rId37">
-        <w:r>
-          <w:rPr>
-            <w:lang w:val="en_US" w:bidi="en_US"/>
-          </w:rPr>
-          <w:rPr>
-            <w:color w:val="0000EE"/>
-            <w:u w:val="single"/>
-          </w:rPr>
-          <w:t>Genesis 1:2</w:t>
-        </w:r>
-      </w:hyperlink>
+      <w:r>
+        <w:rPr>
+          <w:lang w:val="en_US" w:bidi="en_US"/>
+        </w:rPr>
+        <w:t>Genesis 1:2</w:t>
+      </w:r>
       <w:r>
         <w:rPr>
           <w:lang w:val="en_US" w:bidi="en_US"/>
         </w:rPr>
         <w:t xml:space="preserve">) so they nourish plants, animals, and humans (see </w:t>
       </w:r>
-      <w:hyperlink r:id="rId38">
-        <w:r>
-          <w:rPr>
-            <w:lang w:val="en_US" w:bidi="en_US"/>
-          </w:rPr>
-          <w:rPr>
-            <w:color w:val="0000EE"/>
-            <w:u w:val="single"/>
-          </w:rPr>
-          <w:t>Revelation 21:1</w:t>
-        </w:r>
-      </w:hyperlink>
+      <w:r>
+        <w:rPr>
+          <w:lang w:val="en_US" w:bidi="en_US"/>
+        </w:rPr>
+        <w:t>Revelation 21:1</w:t>
+      </w:r>
       <w:r>
         <w:rPr>
           <w:lang w:val="en_US" w:bidi="en_US"/>
@@ -1973,18 +1817,12 @@
         </w:rPr>
         <w:t xml:space="preserve">The sea had the same purpose as the bronze washbasin in the tabernacle (see </w:t>
       </w:r>
-      <w:hyperlink r:id="rId39">
-        <w:r>
-          <w:rPr>
-            <w:lang w:val="en_US" w:bidi="en_US"/>
-          </w:rPr>
-          <w:rPr>
-            <w:color w:val="0000EE"/>
-            <w:u w:val="single"/>
-          </w:rPr>
-          <w:t>Exodus 30:18–19</w:t>
-        </w:r>
-      </w:hyperlink>
+      <w:r>
+        <w:rPr>
+          <w:lang w:val="en_US" w:bidi="en_US"/>
+        </w:rPr>
+        <w:t>Exodus 30:18–19</w:t>
+      </w:r>
       <w:r>
         <w:rPr>
           <w:lang w:val="en_US" w:bidi="en_US"/>
@@ -2039,54 +1877,36 @@
         </w:rPr>
         <w:t xml:space="preserve">The seven lights on each of the ten gold lampstands might have represented the Pleiades. This is a cluster of stars symbolized by seven dots in ancient Mesopotamia (compare </w:t>
       </w:r>
-      <w:hyperlink r:id="rId40">
-        <w:r>
-          <w:rPr>
-            <w:lang w:val="en_US" w:bidi="en_US"/>
-          </w:rPr>
-          <w:rPr>
-            <w:color w:val="0000EE"/>
-            <w:u w:val="single"/>
-          </w:rPr>
-          <w:t>Job 9:9</w:t>
-        </w:r>
-      </w:hyperlink>
+      <w:r>
+        <w:rPr>
+          <w:lang w:val="en_US" w:bidi="en_US"/>
+        </w:rPr>
+        <w:t>Job 9:9</w:t>
+      </w:r>
       <w:r>
         <w:rPr>
           <w:lang w:val="en_US" w:bidi="en_US"/>
         </w:rPr>
         <w:t xml:space="preserve">; </w:t>
       </w:r>
-      <w:hyperlink r:id="rId41">
-        <w:r>
-          <w:rPr>
-            <w:lang w:val="en_US" w:bidi="en_US"/>
-          </w:rPr>
-          <w:rPr>
-            <w:color w:val="0000EE"/>
-            <w:u w:val="single"/>
-          </w:rPr>
-          <w:t>38:31</w:t>
-        </w:r>
-      </w:hyperlink>
+      <w:r>
+        <w:rPr>
+          <w:lang w:val="en_US" w:bidi="en_US"/>
+        </w:rPr>
+        <w:t>38:31</w:t>
+      </w:r>
       <w:r>
         <w:rPr>
           <w:lang w:val="en_US" w:bidi="en_US"/>
         </w:rPr>
         <w:t xml:space="preserve">; </w:t>
       </w:r>
-      <w:hyperlink r:id="rId42">
-        <w:r>
-          <w:rPr>
-            <w:lang w:val="en_US" w:bidi="en_US"/>
-          </w:rPr>
-          <w:rPr>
-            <w:color w:val="0000EE"/>
-            <w:u w:val="single"/>
-          </w:rPr>
-          <w:t>Amos 5:8</w:t>
-        </w:r>
-      </w:hyperlink>
+      <w:r>
+        <w:rPr>
+          <w:lang w:val="en_US" w:bidi="en_US"/>
+        </w:rPr>
+        <w:t>Amos 5:8</w:t>
+      </w:r>
       <w:r>
         <w:rPr>
           <w:lang w:val="en_US" w:bidi="en_US"/>
@@ -2141,18 +1961,12 @@
         </w:rPr>
         <w:t xml:space="preserve">Compare </w:t>
       </w:r>
-      <w:hyperlink r:id="rId43">
-        <w:r>
-          <w:rPr>
-            <w:lang w:val="en_US" w:bidi="en_US"/>
-          </w:rPr>
-          <w:rPr>
-            <w:color w:val="0000EE"/>
-            <w:u w:val="single"/>
-          </w:rPr>
-          <w:t>1 Kings 7:40b–47</w:t>
-        </w:r>
-      </w:hyperlink>
+      <w:r>
+        <w:rPr>
+          <w:lang w:val="en_US" w:bidi="en_US"/>
+        </w:rPr>
+        <w:t>1 Kings 7:40b–47</w:t>
+      </w:r>
       <w:r>
         <w:rPr>
           <w:lang w:val="en_US" w:bidi="en_US"/>
@@ -2214,54 +2028,36 @@
         </w:rPr>
         <w:t xml:space="preserve"> represented God's provision for his people. It was placed before God on the tables (</w:t>
       </w:r>
-      <w:hyperlink r:id="rId44">
-        <w:r>
-          <w:rPr>
-            <w:lang w:val="en_US" w:bidi="en_US"/>
-          </w:rPr>
-          <w:rPr>
-            <w:color w:val="0000EE"/>
-            <w:u w:val="single"/>
-          </w:rPr>
-          <w:t>2 Chronicles 4:8</w:t>
-        </w:r>
-      </w:hyperlink>
+      <w:r>
+        <w:rPr>
+          <w:lang w:val="en_US" w:bidi="en_US"/>
+        </w:rPr>
+        <w:t>2 Chronicles 4:8</w:t>
+      </w:r>
       <w:r>
         <w:rPr>
           <w:lang w:val="en_US" w:bidi="en_US"/>
         </w:rPr>
         <w:t>) as an offering, showing it belonged to God and that Israel's provision came from God's "table." The priests ate some of the bread (</w:t>
       </w:r>
-      <w:hyperlink r:id="rId45">
-        <w:r>
-          <w:rPr>
-            <w:lang w:val="en_US" w:bidi="en_US"/>
-          </w:rPr>
-          <w:rPr>
-            <w:color w:val="0000EE"/>
-            <w:u w:val="single"/>
-          </w:rPr>
-          <w:t>Leviticus 24:5–9</w:t>
-        </w:r>
-      </w:hyperlink>
+      <w:r>
+        <w:rPr>
+          <w:lang w:val="en_US" w:bidi="en_US"/>
+        </w:rPr>
+        <w:t>Leviticus 24:5–9</w:t>
+      </w:r>
       <w:r>
         <w:rPr>
           <w:lang w:val="en_US" w:bidi="en_US"/>
         </w:rPr>
         <w:t xml:space="preserve">), and the rest was burned. This meal symbolized the covenant meal of fellowship between God and his people (see </w:t>
       </w:r>
-      <w:hyperlink r:id="rId46">
-        <w:r>
-          <w:rPr>
-            <w:lang w:val="en_US" w:bidi="en_US"/>
-          </w:rPr>
-          <w:rPr>
-            <w:color w:val="0000EE"/>
-            <w:u w:val="single"/>
-          </w:rPr>
-          <w:t>Exodus 24:9–11</w:t>
-        </w:r>
-      </w:hyperlink>
+      <w:r>
+        <w:rPr>
+          <w:lang w:val="en_US" w:bidi="en_US"/>
+        </w:rPr>
+        <w:t>Exodus 24:9–11</w:t>
+      </w:r>
       <w:r>
         <w:rPr>
           <w:lang w:val="en_US" w:bidi="en_US"/>
@@ -2320,18 +2116,12 @@
         </w:rPr>
         <w:t xml:space="preserve">This verse ends the section about temple furnishings, closely following </w:t>
       </w:r>
-      <w:hyperlink r:id="rId47">
-        <w:r>
-          <w:rPr>
-            <w:lang w:val="en_US" w:bidi="en_US"/>
-          </w:rPr>
-          <w:rPr>
-            <w:color w:val="0000EE"/>
-            <w:u w:val="single"/>
-          </w:rPr>
-          <w:t>1 Kings 7:51</w:t>
-        </w:r>
-      </w:hyperlink>
+      <w:r>
+        <w:rPr>
+          <w:lang w:val="en_US" w:bidi="en_US"/>
+        </w:rPr>
+        <w:t>1 Kings 7:51</w:t>
+      </w:r>
       <w:r>
         <w:rPr>
           <w:lang w:val="en_US" w:bidi="en_US"/>
@@ -2363,36 +2153,24 @@
         </w:rPr>
         <w:t xml:space="preserve">: Just as the treasures taken from Egypt were used to build the tabernacle, the treasures from Israel’s enemies were used to build the temple. The prophets often described the treasures of other nations as available for Israel's use (see </w:t>
       </w:r>
-      <w:hyperlink r:id="rId48">
-        <w:r>
-          <w:rPr>
-            <w:lang w:val="en_US" w:bidi="en_US"/>
-          </w:rPr>
-          <w:rPr>
-            <w:color w:val="0000EE"/>
-            <w:u w:val="single"/>
-          </w:rPr>
-          <w:t>Isaiah 60:10–14</w:t>
-        </w:r>
-      </w:hyperlink>
+      <w:r>
+        <w:rPr>
+          <w:lang w:val="en_US" w:bidi="en_US"/>
+        </w:rPr>
+        <w:t>Isaiah 60:10–14</w:t>
+      </w:r>
       <w:r>
         <w:rPr>
           <w:lang w:val="en_US" w:bidi="en_US"/>
         </w:rPr>
         <w:t xml:space="preserve">; </w:t>
       </w:r>
-      <w:hyperlink r:id="rId49">
-        <w:r>
-          <w:rPr>
-            <w:lang w:val="en_US" w:bidi="en_US"/>
-          </w:rPr>
-          <w:rPr>
-            <w:color w:val="0000EE"/>
-            <w:u w:val="single"/>
-          </w:rPr>
-          <w:t>Zechariah 14:14</w:t>
-        </w:r>
-      </w:hyperlink>
+      <w:r>
+        <w:rPr>
+          <w:lang w:val="en_US" w:bidi="en_US"/>
+        </w:rPr>
+        <w:t>Zechariah 14:14</w:t>
+      </w:r>
       <w:r>
         <w:rPr>
           <w:lang w:val="en_US" w:bidi="en_US"/>
@@ -2447,18 +2225,12 @@
         </w:rPr>
         <w:t>The dedication of the temple occurred during the annual Feast of Tabernacles, held in early autumn. This seven-day festival required a pilgrimage to the central place of worship (</w:t>
       </w:r>
-      <w:hyperlink r:id="rId50">
-        <w:r>
-          <w:rPr>
-            <w:lang w:val="en_US" w:bidi="en_US"/>
-          </w:rPr>
-          <w:rPr>
-            <w:color w:val="0000EE"/>
-            <w:u w:val="single"/>
-          </w:rPr>
-          <w:t>Deuteronomy 16:13–15</w:t>
-        </w:r>
-      </w:hyperlink>
+      <w:r>
+        <w:rPr>
+          <w:lang w:val="en_US" w:bidi="en_US"/>
+        </w:rPr>
+        <w:t>Deuteronomy 16:13–15</w:t>
+      </w:r>
       <w:r>
         <w:rPr>
           <w:lang w:val="en_US" w:bidi="en_US"/>
@@ -2520,36 +2292,24 @@
         </w:rPr>
         <w:t xml:space="preserve">: The "Tent of Meeting" is a special tent mentioned in Exodus. It refers to the tabernacle's role (for example, </w:t>
       </w:r>
-      <w:hyperlink r:id="rId51">
-        <w:r>
-          <w:rPr>
-            <w:lang w:val="en_US" w:bidi="en_US"/>
-          </w:rPr>
-          <w:rPr>
-            <w:color w:val="0000EE"/>
-            <w:u w:val="single"/>
-          </w:rPr>
-          <w:t>Exodus 33:7</w:t>
-        </w:r>
-      </w:hyperlink>
+      <w:r>
+        <w:rPr>
+          <w:lang w:val="en_US" w:bidi="en_US"/>
+        </w:rPr>
+        <w:t>Exodus 33:7</w:t>
+      </w:r>
       <w:r>
         <w:rPr>
           <w:lang w:val="en_US" w:bidi="en_US"/>
         </w:rPr>
         <w:t xml:space="preserve">). The tabernacle was where God's presence dwelled (for example, </w:t>
       </w:r>
-      <w:hyperlink r:id="rId52">
-        <w:r>
-          <w:rPr>
-            <w:lang w:val="en_US" w:bidi="en_US"/>
-          </w:rPr>
-          <w:rPr>
-            <w:color w:val="0000EE"/>
-            <w:u w:val="single"/>
-          </w:rPr>
-          <w:t>Exodus 25:8–9</w:t>
-        </w:r>
-      </w:hyperlink>
+      <w:r>
+        <w:rPr>
+          <w:lang w:val="en_US" w:bidi="en_US"/>
+        </w:rPr>
+        <w:t>Exodus 25:8–9</w:t>
+      </w:r>
       <w:r>
         <w:rPr>
           <w:lang w:val="en_US" w:bidi="en_US"/>
@@ -2726,54 +2486,36 @@
         </w:rPr>
         <w:t xml:space="preserve">The ark held only the tablets of the covenant (see </w:t>
       </w:r>
-      <w:hyperlink r:id="rId53">
-        <w:r>
-          <w:rPr>
-            <w:lang w:val="en_US" w:bidi="en_US"/>
-          </w:rPr>
-          <w:rPr>
-            <w:color w:val="0000EE"/>
-            <w:u w:val="single"/>
-          </w:rPr>
-          <w:t>Exodus 25:21</w:t>
-        </w:r>
-      </w:hyperlink>
+      <w:r>
+        <w:rPr>
+          <w:lang w:val="en_US" w:bidi="en_US"/>
+        </w:rPr>
+        <w:t>Exodus 25:21</w:t>
+      </w:r>
       <w:r>
         <w:rPr>
           <w:lang w:val="en_US" w:bidi="en_US"/>
         </w:rPr>
         <w:t xml:space="preserve">; </w:t>
       </w:r>
-      <w:hyperlink r:id="rId54">
-        <w:r>
-          <w:rPr>
-            <w:lang w:val="en_US" w:bidi="en_US"/>
-          </w:rPr>
-          <w:rPr>
-            <w:color w:val="0000EE"/>
-            <w:u w:val="single"/>
-          </w:rPr>
-          <w:t>Deuteronomy 10:5</w:t>
-        </w:r>
-      </w:hyperlink>
+      <w:r>
+        <w:rPr>
+          <w:lang w:val="en_US" w:bidi="en_US"/>
+        </w:rPr>
+        <w:t>Deuteronomy 10:5</w:t>
+      </w:r>
       <w:r>
         <w:rPr>
           <w:lang w:val="en_US" w:bidi="en_US"/>
         </w:rPr>
         <w:t>). The pot of manna that Aaron placed in the ark (</w:t>
       </w:r>
-      <w:hyperlink r:id="rId55">
-        <w:r>
-          <w:rPr>
-            <w:lang w:val="en_US" w:bidi="en_US"/>
-          </w:rPr>
-          <w:rPr>
-            <w:color w:val="0000EE"/>
-            <w:u w:val="single"/>
-          </w:rPr>
-          <w:t>Exodus 16:33–34</w:t>
-        </w:r>
-      </w:hyperlink>
+      <w:r>
+        <w:rPr>
+          <w:lang w:val="en_US" w:bidi="en_US"/>
+        </w:rPr>
+        <w:t>Exodus 16:33–34</w:t>
+      </w:r>
       <w:r>
         <w:rPr>
           <w:lang w:val="en_US" w:bidi="en_US"/>
@@ -2828,18 +2570,12 @@
         </w:rPr>
         <w:t>The Chronicler describes the temple dedication with a detailed account of a grand celebration. He lists the three specific groups of singers and all their relatives. The 120 trumpeters likely included five priests from each of the 24 divisions (</w:t>
       </w:r>
-      <w:hyperlink r:id="rId56">
-        <w:r>
-          <w:rPr>
-            <w:lang w:val="en_US" w:bidi="en_US"/>
-          </w:rPr>
-          <w:rPr>
-            <w:color w:val="0000EE"/>
-            <w:u w:val="single"/>
-          </w:rPr>
-          <w:t>1 Chronicles 24:3–19</w:t>
-        </w:r>
-      </w:hyperlink>
+      <w:r>
+        <w:rPr>
+          <w:lang w:val="en_US" w:bidi="en_US"/>
+        </w:rPr>
+        <w:t>1 Chronicles 24:3–19</w:t>
+      </w:r>
       <w:r>
         <w:rPr>
           <w:lang w:val="en_US" w:bidi="en_US"/>
@@ -2942,54 +2678,36 @@
         </w:rPr>
         <w:t xml:space="preserve">Israel's history as God's people began with the exodus and peaked when God chose David as king and made Jerusalem his capital. Both the city and the dynasty were part of God's promise to David (see </w:t>
       </w:r>
-      <w:hyperlink r:id="rId57">
-        <w:r>
-          <w:rPr>
-            <w:lang w:val="en_US" w:bidi="en_US"/>
-          </w:rPr>
-          <w:rPr>
-            <w:color w:val="0000EE"/>
-            <w:u w:val="single"/>
-          </w:rPr>
-          <w:t>1 Chronicles 28:4</w:t>
-        </w:r>
-      </w:hyperlink>
+      <w:r>
+        <w:rPr>
+          <w:lang w:val="en_US" w:bidi="en_US"/>
+        </w:rPr>
+        <w:t>1 Chronicles 28:4</w:t>
+      </w:r>
       <w:r>
         <w:rPr>
           <w:lang w:val="en_US" w:bidi="en_US"/>
         </w:rPr>
         <w:t xml:space="preserve">; compare </w:t>
       </w:r>
-      <w:hyperlink r:id="rId58">
-        <w:r>
-          <w:rPr>
-            <w:lang w:val="en_US" w:bidi="en_US"/>
-          </w:rPr>
-          <w:rPr>
-            <w:color w:val="0000EE"/>
-            <w:u w:val="single"/>
-          </w:rPr>
-          <w:t>2 Samuel 7:8–17</w:t>
-        </w:r>
-      </w:hyperlink>
+      <w:r>
+        <w:rPr>
+          <w:lang w:val="en_US" w:bidi="en_US"/>
+        </w:rPr>
+        <w:t>2 Samuel 7:8–17</w:t>
+      </w:r>
       <w:r>
         <w:rPr>
           <w:lang w:val="en_US" w:bidi="en_US"/>
         </w:rPr>
         <w:t xml:space="preserve">; </w:t>
       </w:r>
-      <w:hyperlink r:id="rId59">
-        <w:r>
-          <w:rPr>
-            <w:lang w:val="en_US" w:bidi="en_US"/>
-          </w:rPr>
-          <w:rPr>
-            <w:color w:val="0000EE"/>
-            <w:u w:val="single"/>
-          </w:rPr>
-          <w:t>Psalm 2:6–7</w:t>
-        </w:r>
-      </w:hyperlink>
+      <w:r>
+        <w:rPr>
+          <w:lang w:val="en_US" w:bidi="en_US"/>
+        </w:rPr>
+        <w:t>Psalm 2:6–7</w:t>
+      </w:r>
       <w:r>
         <w:rPr>
           <w:lang w:val="en_US" w:bidi="en_US"/>
@@ -3105,18 +2823,12 @@
         </w:rPr>
         <w:t xml:space="preserve"> All creation is like God's true temple, the palace of the divine king (see </w:t>
       </w:r>
-      <w:hyperlink r:id="rId60">
-        <w:r>
-          <w:rPr>
-            <w:lang w:val="en_US" w:bidi="en_US"/>
-          </w:rPr>
-          <w:rPr>
-            <w:color w:val="0000EE"/>
-            <w:u w:val="single"/>
-          </w:rPr>
-          <w:t>Isaiah 66:1–2</w:t>
-        </w:r>
-      </w:hyperlink>
+      <w:r>
+        <w:rPr>
+          <w:lang w:val="en_US" w:bidi="en_US"/>
+        </w:rPr>
+        <w:t>Isaiah 66:1–2</w:t>
+      </w:r>
       <w:r>
         <w:rPr>
           <w:lang w:val="en_US" w:bidi="en_US"/>
@@ -3171,36 +2883,24 @@
         </w:rPr>
         <w:t>In his covenant with Israel, the Lord promised blessings and life for obedience, and curses and death for disobedience (</w:t>
       </w:r>
-      <w:hyperlink r:id="rId61">
-        <w:r>
-          <w:rPr>
-            <w:lang w:val="en_US" w:bidi="en_US"/>
-          </w:rPr>
-          <w:rPr>
-            <w:color w:val="0000EE"/>
-            <w:u w:val="single"/>
-          </w:rPr>
-          <w:t>Deuteronomy 27:11–28:68</w:t>
-        </w:r>
-      </w:hyperlink>
+      <w:r>
+        <w:rPr>
+          <w:lang w:val="en_US" w:bidi="en_US"/>
+        </w:rPr>
+        <w:t>Deuteronomy 27:11–28:68</w:t>
+      </w:r>
       <w:r>
         <w:rPr>
           <w:lang w:val="en_US" w:bidi="en_US"/>
         </w:rPr>
         <w:t xml:space="preserve">; </w:t>
       </w:r>
-      <w:hyperlink r:id="rId62">
-        <w:r>
-          <w:rPr>
-            <w:lang w:val="en_US" w:bidi="en_US"/>
-          </w:rPr>
-          <w:rPr>
-            <w:color w:val="0000EE"/>
-            <w:u w:val="single"/>
-          </w:rPr>
-          <w:t>30:15–18</w:t>
-        </w:r>
-      </w:hyperlink>
+      <w:r>
+        <w:rPr>
+          <w:lang w:val="en_US" w:bidi="en_US"/>
+        </w:rPr>
+        <w:t>30:15–18</w:t>
+      </w:r>
       <w:r>
         <w:rPr>
           <w:lang w:val="en_US" w:bidi="en_US"/>
@@ -3255,18 +2955,12 @@
         </w:rPr>
         <w:t>Petition 1: Solomon asked for justice when it is hard to determine guilt or innocence. For example, in a theft case (</w:t>
       </w:r>
-      <w:hyperlink r:id="rId63">
-        <w:r>
-          <w:rPr>
-            <w:lang w:val="en_US" w:bidi="en_US"/>
-          </w:rPr>
-          <w:rPr>
-            <w:color w:val="0000EE"/>
-            <w:u w:val="single"/>
-          </w:rPr>
-          <w:t>Exodus 22:7–9</w:t>
-        </w:r>
-      </w:hyperlink>
+      <w:r>
+        <w:rPr>
+          <w:lang w:val="en_US" w:bidi="en_US"/>
+        </w:rPr>
+        <w:t>Exodus 22:7–9</w:t>
+      </w:r>
       <w:r>
         <w:rPr>
           <w:lang w:val="en_US" w:bidi="en_US"/>
@@ -3465,18 +3159,12 @@
         </w:rPr>
         <w:t>Petition 5: Solomon showed concern for people from other nations who chose to join the covenant society after seeing God's blessings on those who obeyed it (</w:t>
       </w:r>
-      <w:hyperlink r:id="rId64">
-        <w:r>
-          <w:rPr>
-            <w:lang w:val="en_US" w:bidi="en_US"/>
-          </w:rPr>
-          <w:rPr>
-            <w:color w:val="0000EE"/>
-            <w:u w:val="single"/>
-          </w:rPr>
-          <w:t>Deuteronomy 4:6–8</w:t>
-        </w:r>
-      </w:hyperlink>
+      <w:r>
+        <w:rPr>
+          <w:lang w:val="en_US" w:bidi="en_US"/>
+        </w:rPr>
+        <w:t>Deuteronomy 4:6–8</w:t>
+      </w:r>
       <w:r>
         <w:rPr>
           <w:lang w:val="en_US" w:bidi="en_US"/>
@@ -3579,18 +3267,12 @@
         </w:rPr>
         <w:t>Petition 7: Solomon worried that Israel might be completely exiled, as shown in the last part of his prayer. Israel faced many exiles, but the total destruction of Jerusalem and its temple was the hardest test of faith. Solomon saw the temple as a source of faith; even in a foreign land, people could remember it and pray. Mentioning the land, city, and temple (</w:t>
       </w:r>
-      <w:hyperlink r:id="rId65">
-        <w:r>
-          <w:rPr>
-            <w:lang w:val="en_US" w:bidi="en_US"/>
-          </w:rPr>
-          <w:rPr>
-            <w:color w:val="0000EE"/>
-            <w:u w:val="single"/>
-          </w:rPr>
-          <w:t>2 Chronicles 6:38</w:t>
-        </w:r>
-      </w:hyperlink>
+      <w:r>
+        <w:rPr>
+          <w:lang w:val="en_US" w:bidi="en_US"/>
+        </w:rPr>
+        <w:t>2 Chronicles 6:38</w:t>
+      </w:r>
       <w:r>
         <w:rPr>
           <w:lang w:val="en_US" w:bidi="en_US"/>
@@ -3649,36 +3331,24 @@
         </w:rPr>
         <w:t>Solomon’s prayer ends with a quote from a psalm (</w:t>
       </w:r>
-      <w:hyperlink r:id="rId66">
-        <w:r>
-          <w:rPr>
-            <w:lang w:val="en_US" w:bidi="en_US"/>
-          </w:rPr>
-          <w:rPr>
-            <w:color w:val="0000EE"/>
-            <w:u w:val="single"/>
-          </w:rPr>
-          <w:t>Psalm 132:8–10</w:t>
-        </w:r>
-      </w:hyperlink>
+      <w:r>
+        <w:rPr>
+          <w:lang w:val="en_US" w:bidi="en_US"/>
+        </w:rPr>
+        <w:t>Psalm 132:8–10</w:t>
+      </w:r>
       <w:r>
         <w:rPr>
           <w:lang w:val="en_US" w:bidi="en_US"/>
         </w:rPr>
         <w:t>). This prayer marked the final step in moving the ark to its place in the temple. Prayers with psalms also accompanied David’s move of the ark to Jerusalem (</w:t>
       </w:r>
-      <w:hyperlink r:id="rId67">
-        <w:r>
-          <w:rPr>
-            <w:lang w:val="en_US" w:bidi="en_US"/>
-          </w:rPr>
-          <w:rPr>
-            <w:color w:val="0000EE"/>
-            <w:u w:val="single"/>
-          </w:rPr>
-          <w:t>1 Chronicles 16:7–36</w:t>
-        </w:r>
-      </w:hyperlink>
+      <w:r>
+        <w:rPr>
+          <w:lang w:val="en_US" w:bidi="en_US"/>
+        </w:rPr>
+        <w:t>1 Chronicles 16:7–36</w:t>
+      </w:r>
       <w:r>
         <w:rPr>
           <w:lang w:val="en_US" w:bidi="en_US"/>
@@ -3703,18 +3373,12 @@
         </w:rPr>
         <w:t xml:space="preserve">God is called to arise, not for war (compare </w:t>
       </w:r>
-      <w:hyperlink r:id="rId68">
-        <w:r>
-          <w:rPr>
-            <w:lang w:val="en_US" w:bidi="en_US"/>
-          </w:rPr>
-          <w:rPr>
-            <w:color w:val="0000EE"/>
-            <w:u w:val="single"/>
-          </w:rPr>
-          <w:t>Numbers 10:35</w:t>
-        </w:r>
-      </w:hyperlink>
+      <w:r>
+        <w:rPr>
+          <w:lang w:val="en_US" w:bidi="en_US"/>
+        </w:rPr>
+        <w:t>Numbers 10:35</w:t>
+      </w:r>
       <w:r>
         <w:rPr>
           <w:lang w:val="en_US" w:bidi="en_US"/>
@@ -3769,54 +3433,36 @@
         </w:rPr>
         <w:t>In line with the start of the prayer (</w:t>
       </w:r>
-      <w:hyperlink r:id="rId69">
-        <w:r>
-          <w:rPr>
-            <w:lang w:val="en_US" w:bidi="en_US"/>
-          </w:rPr>
-          <w:rPr>
-            <w:color w:val="0000EE"/>
-            <w:u w:val="single"/>
-          </w:rPr>
-          <w:t>2 Chronicles 6:15–17</w:t>
-        </w:r>
-      </w:hyperlink>
+      <w:r>
+        <w:rPr>
+          <w:lang w:val="en_US" w:bidi="en_US"/>
+        </w:rPr>
+        <w:t>2 Chronicles 6:15–17</w:t>
+      </w:r>
       <w:r>
         <w:rPr>
           <w:lang w:val="en_US" w:bidi="en_US"/>
         </w:rPr>
         <w:t>), Solomon asks God to remember his constant love for David. This refers to the covenant promise God made to David (</w:t>
       </w:r>
-      <w:hyperlink r:id="rId70">
-        <w:r>
-          <w:rPr>
-            <w:lang w:val="en_US" w:bidi="en_US"/>
-          </w:rPr>
-          <w:rPr>
-            <w:color w:val="0000EE"/>
-            <w:u w:val="single"/>
-          </w:rPr>
-          <w:t>1 Chronicles 17:4–14</w:t>
-        </w:r>
-      </w:hyperlink>
+      <w:r>
+        <w:rPr>
+          <w:lang w:val="en_US" w:bidi="en_US"/>
+        </w:rPr>
+        <w:t>1 Chronicles 17:4–14</w:t>
+      </w:r>
       <w:r>
         <w:rPr>
           <w:lang w:val="en_US" w:bidi="en_US"/>
         </w:rPr>
         <w:t xml:space="preserve">; see </w:t>
       </w:r>
-      <w:hyperlink r:id="rId71">
-        <w:r>
-          <w:rPr>
-            <w:lang w:val="en_US" w:bidi="en_US"/>
-          </w:rPr>
-          <w:rPr>
-            <w:color w:val="0000EE"/>
-            <w:u w:val="single"/>
-          </w:rPr>
-          <w:t>Isaiah 55:3</w:t>
-        </w:r>
-      </w:hyperlink>
+      <w:r>
+        <w:rPr>
+          <w:lang w:val="en_US" w:bidi="en_US"/>
+        </w:rPr>
+        <w:t>Isaiah 55:3</w:t>
+      </w:r>
       <w:r>
         <w:rPr>
           <w:lang w:val="en_US" w:bidi="en_US"/>
@@ -3871,18 +3517,12 @@
         </w:rPr>
         <w:t xml:space="preserve">When they brought the ark to its place (see </w:t>
       </w:r>
-      <w:hyperlink r:id="rId72">
-        <w:r>
-          <w:rPr>
-            <w:lang w:val="en_US" w:bidi="en_US"/>
-          </w:rPr>
-          <w:rPr>
-            <w:color w:val="0000EE"/>
-            <w:u w:val="single"/>
-          </w:rPr>
-          <w:t>2 Chronicles 5:13–14</w:t>
-        </w:r>
-      </w:hyperlink>
+      <w:r>
+        <w:rPr>
+          <w:lang w:val="en_US" w:bidi="en_US"/>
+        </w:rPr>
+        <w:t>2 Chronicles 5:13–14</w:t>
+      </w:r>
       <w:r>
         <w:rPr>
           <w:lang w:val="en_US" w:bidi="en_US"/>
@@ -3961,18 +3601,12 @@
         </w:rPr>
         <w:t xml:space="preserve">Sacrifices were essential to dedicate the dwelling of the most high on earth. They also provided food for the people during the fifteen-day celebration. The number of animals sacrificed matches those in </w:t>
       </w:r>
-      <w:hyperlink r:id="rId73">
-        <w:r>
-          <w:rPr>
-            <w:lang w:val="en_US" w:bidi="en_US"/>
-          </w:rPr>
-          <w:rPr>
-            <w:color w:val="0000EE"/>
-            <w:u w:val="single"/>
-          </w:rPr>
-          <w:t>1 Kings 8:63</w:t>
-        </w:r>
-      </w:hyperlink>
+      <w:r>
+        <w:rPr>
+          <w:lang w:val="en_US" w:bidi="en_US"/>
+        </w:rPr>
+        <w:t>1 Kings 8:63</w:t>
+      </w:r>
       <w:r>
         <w:rPr>
           <w:lang w:val="en_US" w:bidi="en_US"/>
@@ -4027,72 +3661,48 @@
         </w:rPr>
         <w:t>Lebo-hamath in the north and the Brook of Egypt in the south marked Israel's boundaries, as promised to the patriarchs (</w:t>
       </w:r>
-      <w:hyperlink r:id="rId74">
-        <w:r>
-          <w:rPr>
-            <w:lang w:val="en_US" w:bidi="en_US"/>
-          </w:rPr>
-          <w:rPr>
-            <w:color w:val="0000EE"/>
-            <w:u w:val="single"/>
-          </w:rPr>
-          <w:t>Genesis 15:18</w:t>
-        </w:r>
-      </w:hyperlink>
+      <w:r>
+        <w:rPr>
+          <w:lang w:val="en_US" w:bidi="en_US"/>
+        </w:rPr>
+        <w:t>Genesis 15:18</w:t>
+      </w:r>
       <w:r>
         <w:rPr>
           <w:lang w:val="en_US" w:bidi="en_US"/>
         </w:rPr>
         <w:t xml:space="preserve">; </w:t>
       </w:r>
-      <w:hyperlink r:id="rId75">
-        <w:r>
-          <w:rPr>
-            <w:lang w:val="en_US" w:bidi="en_US"/>
-          </w:rPr>
-          <w:rPr>
-            <w:color w:val="0000EE"/>
-            <w:u w:val="single"/>
-          </w:rPr>
-          <w:t>Numbers 34:5</w:t>
-        </w:r>
-      </w:hyperlink>
+      <w:r>
+        <w:rPr>
+          <w:lang w:val="en_US" w:bidi="en_US"/>
+        </w:rPr>
+        <w:t>Numbers 34:5</w:t>
+      </w:r>
       <w:r>
         <w:rPr>
           <w:lang w:val="en_US" w:bidi="en_US"/>
         </w:rPr>
         <w:t xml:space="preserve">, </w:t>
       </w:r>
-      <w:hyperlink r:id="rId76">
-        <w:r>
-          <w:rPr>
-            <w:lang w:val="en_US" w:bidi="en_US"/>
-          </w:rPr>
-          <w:rPr>
-            <w:color w:val="0000EE"/>
-            <w:u w:val="single"/>
-          </w:rPr>
-          <w:t>8</w:t>
-        </w:r>
-      </w:hyperlink>
+      <w:r>
+        <w:rPr>
+          <w:lang w:val="en_US" w:bidi="en_US"/>
+        </w:rPr>
+        <w:t>8</w:t>
+      </w:r>
       <w:r>
         <w:rPr>
           <w:lang w:val="en_US" w:bidi="en_US"/>
         </w:rPr>
         <w:t xml:space="preserve">; </w:t>
       </w:r>
-      <w:hyperlink r:id="rId77">
-        <w:r>
-          <w:rPr>
-            <w:lang w:val="en_US" w:bidi="en_US"/>
-          </w:rPr>
-          <w:rPr>
-            <w:color w:val="0000EE"/>
-            <w:u w:val="single"/>
-          </w:rPr>
-          <w:t>Joshua 15:4</w:t>
-        </w:r>
-      </w:hyperlink>
+      <w:r>
+        <w:rPr>
+          <w:lang w:val="en_US" w:bidi="en_US"/>
+        </w:rPr>
+        <w:t>Joshua 15:4</w:t>
+      </w:r>
       <w:r>
         <w:rPr>
           <w:lang w:val="en_US" w:bidi="en_US"/>
@@ -4147,54 +3757,36 @@
         </w:rPr>
         <w:t xml:space="preserve">These verses refer directly to Solomon’s prayer (see </w:t>
       </w:r>
-      <w:hyperlink r:id="rId78">
-        <w:r>
-          <w:rPr>
-            <w:lang w:val="en_US" w:bidi="en_US"/>
-          </w:rPr>
-          <w:rPr>
-            <w:color w:val="0000EE"/>
-            <w:u w:val="single"/>
-          </w:rPr>
-          <w:t>2 Chronicles 6:26</w:t>
-        </w:r>
-      </w:hyperlink>
+      <w:r>
+        <w:rPr>
+          <w:lang w:val="en_US" w:bidi="en_US"/>
+        </w:rPr>
+        <w:t>2 Chronicles 6:26</w:t>
+      </w:r>
       <w:r>
         <w:rPr>
           <w:lang w:val="en_US" w:bidi="en_US"/>
         </w:rPr>
         <w:t xml:space="preserve">, </w:t>
       </w:r>
-      <w:hyperlink r:id="rId79">
-        <w:r>
-          <w:rPr>
-            <w:lang w:val="en_US" w:bidi="en_US"/>
-          </w:rPr>
-          <w:rPr>
-            <w:color w:val="0000EE"/>
-            <w:u w:val="single"/>
-          </w:rPr>
-          <w:t>28</w:t>
-        </w:r>
-      </w:hyperlink>
+      <w:r>
+        <w:rPr>
+          <w:lang w:val="en_US" w:bidi="en_US"/>
+        </w:rPr>
+        <w:t>28</w:t>
+      </w:r>
       <w:r>
         <w:rPr>
           <w:lang w:val="en_US" w:bidi="en_US"/>
         </w:rPr>
         <w:t xml:space="preserve">, </w:t>
       </w:r>
-      <w:hyperlink r:id="rId80">
-        <w:r>
-          <w:rPr>
-            <w:lang w:val="en_US" w:bidi="en_US"/>
-          </w:rPr>
-          <w:rPr>
-            <w:color w:val="0000EE"/>
-            <w:u w:val="single"/>
-          </w:rPr>
-          <w:t>40</w:t>
-        </w:r>
-      </w:hyperlink>
+      <w:r>
+        <w:rPr>
+          <w:lang w:val="en_US" w:bidi="en_US"/>
+        </w:rPr>
+        <w:t>40</w:t>
+      </w:r>
       <w:r>
         <w:rPr>
           <w:lang w:val="en_US" w:bidi="en_US"/>
@@ -4249,36 +3841,24 @@
         </w:rPr>
         <w:t xml:space="preserve">God told Solomon that God's kingdom is eternal. In </w:t>
       </w:r>
-      <w:hyperlink r:id="rId81">
-        <w:r>
-          <w:rPr>
-            <w:lang w:val="en_US" w:bidi="en_US"/>
-          </w:rPr>
-          <w:rPr>
-            <w:color w:val="0000EE"/>
-            <w:u w:val="single"/>
-          </w:rPr>
-          <w:t>1 Kings 9:5</w:t>
-        </w:r>
-      </w:hyperlink>
+      <w:r>
+        <w:rPr>
+          <w:lang w:val="en_US" w:bidi="en_US"/>
+        </w:rPr>
+        <w:t>1 Kings 9:5</w:t>
+      </w:r>
       <w:r>
         <w:rPr>
           <w:lang w:val="en_US" w:bidi="en_US"/>
         </w:rPr>
         <w:t xml:space="preserve">, it says one of Solomon's descendants will always be on Israel's throne. The Chronicler says one of Solomon's descendants will always rule Israel. During the Chronicler's time, there was no throne in Israel, so this refers to the Messiah (compare </w:t>
       </w:r>
-      <w:hyperlink r:id="rId82">
-        <w:r>
-          <w:rPr>
-            <w:lang w:val="en_US" w:bidi="en_US"/>
-          </w:rPr>
-          <w:rPr>
-            <w:color w:val="0000EE"/>
-            <w:u w:val="single"/>
-          </w:rPr>
-          <w:t>Micah 5:2</w:t>
-        </w:r>
-      </w:hyperlink>
+      <w:r>
+        <w:rPr>
+          <w:lang w:val="en_US" w:bidi="en_US"/>
+        </w:rPr>
+        <w:t>Micah 5:2</w:t>
+      </w:r>
       <w:r>
         <w:rPr>
           <w:lang w:val="en_US" w:bidi="en_US"/>
@@ -4381,18 +3961,12 @@
         </w:rPr>
         <w:t>The twenty towns Solomon gave to Hiram in exchange for gold did not satisfy Hiram (</w:t>
       </w:r>
-      <w:hyperlink r:id="rId83">
-        <w:r>
-          <w:rPr>
-            <w:lang w:val="en_US" w:bidi="en_US"/>
-          </w:rPr>
-          <w:rPr>
-            <w:color w:val="0000EE"/>
-            <w:u w:val="single"/>
-          </w:rPr>
-          <w:t>1 Kings 9:11–14</w:t>
-        </w:r>
-      </w:hyperlink>
+      <w:r>
+        <w:rPr>
+          <w:lang w:val="en_US" w:bidi="en_US"/>
+        </w:rPr>
+        <w:t>1 Kings 9:11–14</w:t>
+      </w:r>
       <w:r>
         <w:rPr>
           <w:lang w:val="en_US" w:bidi="en_US"/>
@@ -4447,54 +4021,36 @@
         </w:rPr>
         <w:t>This verse is the only mention in Chronicles of Solomon’s military achievements; he was known as a man of peace (</w:t>
       </w:r>
-      <w:hyperlink r:id="rId84">
-        <w:r>
-          <w:rPr>
-            <w:lang w:val="en_US" w:bidi="en_US"/>
-          </w:rPr>
-          <w:rPr>
-            <w:color w:val="0000EE"/>
-            <w:u w:val="single"/>
-          </w:rPr>
-          <w:t>1 Chronicles 22:9</w:t>
-        </w:r>
-      </w:hyperlink>
+      <w:r>
+        <w:rPr>
+          <w:lang w:val="en_US" w:bidi="en_US"/>
+        </w:rPr>
+        <w:t>1 Chronicles 22:9</w:t>
+      </w:r>
       <w:r>
         <w:rPr>
           <w:lang w:val="en_US" w:bidi="en_US"/>
         </w:rPr>
         <w:t>). The kingdoms of David and Solomon reached Hamath-zobah in the far north on the Orontes River. King Toi, the ruler of Hamath, sought David’s help against Hadadezer, the king of Zobah (</w:t>
       </w:r>
-      <w:hyperlink r:id="rId85">
-        <w:r>
-          <w:rPr>
-            <w:lang w:val="en_US" w:bidi="en_US"/>
-          </w:rPr>
-          <w:rPr>
-            <w:color w:val="0000EE"/>
-            <w:u w:val="single"/>
-          </w:rPr>
-          <w:t>1 Chronicles 18:9–10</w:t>
-        </w:r>
-      </w:hyperlink>
+      <w:r>
+        <w:rPr>
+          <w:lang w:val="en_US" w:bidi="en_US"/>
+        </w:rPr>
+        <w:t>1 Chronicles 18:9–10</w:t>
+      </w:r>
       <w:r>
         <w:rPr>
           <w:lang w:val="en_US" w:bidi="en_US"/>
         </w:rPr>
         <w:t>). Hadadezer was also called the king of Zobah-Hamath (</w:t>
       </w:r>
-      <w:hyperlink r:id="rId86">
-        <w:r>
-          <w:rPr>
-            <w:lang w:val="en_US" w:bidi="en_US"/>
-          </w:rPr>
-          <w:rPr>
-            <w:color w:val="0000EE"/>
-            <w:u w:val="single"/>
-          </w:rPr>
-          <w:t>1 Chronicles 18:3</w:t>
-        </w:r>
-      </w:hyperlink>
+      <w:r>
+        <w:rPr>
+          <w:lang w:val="en_US" w:bidi="en_US"/>
+        </w:rPr>
+        <w:t>1 Chronicles 18:3</w:t>
+      </w:r>
       <w:r>
         <w:rPr>
           <w:lang w:val="en_US" w:bidi="en_US"/>
@@ -4549,18 +4105,12 @@
         </w:rPr>
         <w:t xml:space="preserve">The Chronicler talks about the northern parts of Solomon’s kingdom. Tadmor, later known as Palmyra, was an oasis city in Syria on the desert trade routes with Mesopotamia, 120 miles northeast of Damascus. It is not mentioned elsewhere in the Bible. Eventually, it was linked with the list of fortified cities in Solomon’s kingdom (compare </w:t>
       </w:r>
-      <w:hyperlink r:id="rId87">
-        <w:r>
-          <w:rPr>
-            <w:lang w:val="en_US" w:bidi="en_US"/>
-          </w:rPr>
-          <w:rPr>
-            <w:color w:val="0000EE"/>
-            <w:u w:val="single"/>
-          </w:rPr>
-          <w:t>1 Kings 9:18</w:t>
-        </w:r>
-      </w:hyperlink>
+      <w:r>
+        <w:rPr>
+          <w:lang w:val="en_US" w:bidi="en_US"/>
+        </w:rPr>
+        <w:t>1 Kings 9:18</w:t>
+      </w:r>
       <w:r>
         <w:rPr>
           <w:lang w:val="en_US" w:bidi="en_US"/>
@@ -4711,72 +4261,48 @@
         </w:rPr>
         <w:t>Solomon's marriage to Pharaoh's daughter, an Egyptian alliance, is mentioned often in Kings (</w:t>
       </w:r>
-      <w:hyperlink r:id="rId88">
-        <w:r>
-          <w:rPr>
-            <w:lang w:val="en_US" w:bidi="en_US"/>
-          </w:rPr>
-          <w:rPr>
-            <w:color w:val="0000EE"/>
-            <w:u w:val="single"/>
-          </w:rPr>
-          <w:t>1 Kings 3:1</w:t>
-        </w:r>
-      </w:hyperlink>
+      <w:r>
+        <w:rPr>
+          <w:lang w:val="en_US" w:bidi="en_US"/>
+        </w:rPr>
+        <w:t>1 Kings 3:1</w:t>
+      </w:r>
       <w:r>
         <w:rPr>
           <w:lang w:val="en_US" w:bidi="en_US"/>
         </w:rPr>
         <w:t xml:space="preserve">; </w:t>
       </w:r>
-      <w:hyperlink r:id="rId89">
-        <w:r>
-          <w:rPr>
-            <w:lang w:val="en_US" w:bidi="en_US"/>
-          </w:rPr>
-          <w:rPr>
-            <w:color w:val="0000EE"/>
-            <w:u w:val="single"/>
-          </w:rPr>
-          <w:t>9:16</w:t>
-        </w:r>
-      </w:hyperlink>
+      <w:r>
+        <w:rPr>
+          <w:lang w:val="en_US" w:bidi="en_US"/>
+        </w:rPr>
+        <w:t>9:16</w:t>
+      </w:r>
       <w:r>
         <w:rPr>
           <w:lang w:val="en_US" w:bidi="en_US"/>
         </w:rPr>
         <w:t xml:space="preserve">, </w:t>
       </w:r>
-      <w:hyperlink r:id="rId90">
-        <w:r>
-          <w:rPr>
-            <w:lang w:val="en_US" w:bidi="en_US"/>
-          </w:rPr>
-          <w:rPr>
-            <w:color w:val="0000EE"/>
-            <w:u w:val="single"/>
-          </w:rPr>
-          <w:t>24</w:t>
-        </w:r>
-      </w:hyperlink>
+      <w:r>
+        <w:rPr>
+          <w:lang w:val="en_US" w:bidi="en_US"/>
+        </w:rPr>
+        <w:t>24</w:t>
+      </w:r>
       <w:r>
         <w:rPr>
           <w:lang w:val="en_US" w:bidi="en_US"/>
         </w:rPr>
         <w:t xml:space="preserve">; </w:t>
       </w:r>
-      <w:hyperlink r:id="rId91">
-        <w:r>
-          <w:rPr>
-            <w:lang w:val="en_US" w:bidi="en_US"/>
-          </w:rPr>
-          <w:rPr>
-            <w:color w:val="0000EE"/>
-            <w:u w:val="single"/>
-          </w:rPr>
-          <w:t>11:1</w:t>
-        </w:r>
-      </w:hyperlink>
+      <w:r>
+        <w:rPr>
+          <w:lang w:val="en_US" w:bidi="en_US"/>
+        </w:rPr>
+        <w:t>11:1</w:t>
+      </w:r>
       <w:r>
         <w:rPr>
           <w:lang w:val="en_US" w:bidi="en_US"/>
@@ -4831,18 +4357,12 @@
         </w:rPr>
         <w:t xml:space="preserve">The Chronicler highlights Solomon's activities at the northern and southern borders of his kingdom to show the size of his empire. Solomon controlled ports on the Red Sea, which enabled international trade to the south. Hiram was a valuable ally; his people, the Phoenicians of Tyre, had extensive trade networks and were expert sailors, helping Solomon trade with Ophir. Ophir is traditionally believed to be in southwest Arabia (see </w:t>
       </w:r>
-      <w:hyperlink r:id="rId92">
-        <w:r>
-          <w:rPr>
-            <w:lang w:val="en_US" w:bidi="en_US"/>
-          </w:rPr>
-          <w:rPr>
-            <w:color w:val="0000EE"/>
-            <w:u w:val="single"/>
-          </w:rPr>
-          <w:t>Genesis 10:28–29</w:t>
-        </w:r>
-      </w:hyperlink>
+      <w:r>
+        <w:rPr>
+          <w:lang w:val="en_US" w:bidi="en_US"/>
+        </w:rPr>
+        <w:t>Genesis 10:28–29</w:t>
+      </w:r>
       <w:r>
         <w:rPr>
           <w:lang w:val="en_US" w:bidi="en_US"/>
@@ -4897,72 +4417,48 @@
         </w:rPr>
         <w:t>Solomon had long-term economic and political ties with Hiram of Tyre (</w:t>
       </w:r>
-      <w:hyperlink r:id="rId93">
-        <w:r>
-          <w:rPr>
-            <w:lang w:val="en_US" w:bidi="en_US"/>
-          </w:rPr>
-          <w:rPr>
-            <w:color w:val="0000EE"/>
-            <w:u w:val="single"/>
-          </w:rPr>
-          <w:t>2 Chronicles 8:17–18</w:t>
-        </w:r>
-      </w:hyperlink>
+      <w:r>
+        <w:rPr>
+          <w:lang w:val="en_US" w:bidi="en_US"/>
+        </w:rPr>
+        <w:t>2 Chronicles 8:17–18</w:t>
+      </w:r>
       <w:r>
         <w:rPr>
           <w:lang w:val="en_US" w:bidi="en_US"/>
         </w:rPr>
         <w:t xml:space="preserve">; </w:t>
       </w:r>
-      <w:hyperlink r:id="rId94">
-        <w:r>
-          <w:rPr>
-            <w:lang w:val="en_US" w:bidi="en_US"/>
-          </w:rPr>
-          <w:rPr>
-            <w:color w:val="0000EE"/>
-            <w:u w:val="single"/>
-          </w:rPr>
-          <w:t>9:10–11</w:t>
-        </w:r>
-      </w:hyperlink>
+      <w:r>
+        <w:rPr>
+          <w:lang w:val="en_US" w:bidi="en_US"/>
+        </w:rPr>
+        <w:t>9:10–11</w:t>
+      </w:r>
       <w:r>
         <w:rPr>
           <w:lang w:val="en_US" w:bidi="en_US"/>
         </w:rPr>
         <w:t>), but the queen of Sheba visited only once. Ancient Sheba, roughly modern Yemen, was known for its female rulers and a wealthy economy based on trading frankincense and myrrh. An ancient tradition suggests the queen of Sheba came from Cush (Ethiopia), possibly due to Sheba, son of Raamah, a descendant of Cush (</w:t>
       </w:r>
-      <w:hyperlink r:id="rId95">
-        <w:r>
-          <w:rPr>
-            <w:lang w:val="en_US" w:bidi="en_US"/>
-          </w:rPr>
-          <w:rPr>
-            <w:color w:val="0000EE"/>
-            <w:u w:val="single"/>
-          </w:rPr>
-          <w:t>Genesis 10:7</w:t>
-        </w:r>
-      </w:hyperlink>
+      <w:r>
+        <w:rPr>
+          <w:lang w:val="en_US" w:bidi="en_US"/>
+        </w:rPr>
+        <w:t>Genesis 10:7</w:t>
+      </w:r>
       <w:r>
         <w:rPr>
           <w:lang w:val="en_US" w:bidi="en_US"/>
         </w:rPr>
         <w:t xml:space="preserve">; </w:t>
       </w:r>
-      <w:hyperlink r:id="rId96">
-        <w:r>
-          <w:rPr>
-            <w:lang w:val="en_US" w:bidi="en_US"/>
-          </w:rPr>
-          <w:rPr>
-            <w:color w:val="0000EE"/>
-            <w:u w:val="single"/>
-          </w:rPr>
-          <w:t>1 Chronicles 1:9</w:t>
-        </w:r>
-      </w:hyperlink>
+      <w:r>
+        <w:rPr>
+          <w:lang w:val="en_US" w:bidi="en_US"/>
+        </w:rPr>
+        <w:t>1 Chronicles 1:9</w:t>
+      </w:r>
       <w:r>
         <w:rPr>
           <w:lang w:val="en_US" w:bidi="en_US"/>
@@ -5076,18 +4572,12 @@
         </w:rPr>
         <w:t xml:space="preserve">: The queen gave Solomon gold equal to what he received from Hiram (see </w:t>
       </w:r>
-      <w:hyperlink r:id="rId97">
-        <w:r>
-          <w:rPr>
-            <w:lang w:val="en_US" w:bidi="en_US"/>
-          </w:rPr>
-          <w:rPr>
-            <w:color w:val="0000EE"/>
-            <w:u w:val="single"/>
-          </w:rPr>
-          <w:t>1 Kings 9:14</w:t>
-        </w:r>
-      </w:hyperlink>
+      <w:r>
+        <w:rPr>
+          <w:lang w:val="en_US" w:bidi="en_US"/>
+        </w:rPr>
+        <w:t>1 Kings 9:14</w:t>
+      </w:r>
       <w:r>
         <w:rPr>
           <w:lang w:val="en_US" w:bidi="en_US"/>
@@ -5112,18 +4602,12 @@
         </w:rPr>
         <w:t xml:space="preserve">The queen’s gift of spices, such as frankincense and myrrh, were used in cosmetics, embalming, and religious offerings. High demand and repeated taxation along the long trade route made the spices as valuable as gold when given to a king (see </w:t>
       </w:r>
-      <w:hyperlink r:id="rId98">
-        <w:r>
-          <w:rPr>
-            <w:lang w:val="en_US" w:bidi="en_US"/>
-          </w:rPr>
-          <w:rPr>
-            <w:color w:val="0000EE"/>
-            <w:u w:val="single"/>
-          </w:rPr>
-          <w:t>Matthew 2:11</w:t>
-        </w:r>
-      </w:hyperlink>
+      <w:r>
+        <w:rPr>
+          <w:lang w:val="en_US" w:bidi="en_US"/>
+        </w:rPr>
+        <w:t>Matthew 2:11</w:t>
+      </w:r>
       <w:r>
         <w:rPr>
           <w:lang w:val="en_US" w:bidi="en_US"/>
@@ -5578,18 +5062,12 @@
         </w:rPr>
         <w:t xml:space="preserve"> See </w:t>
       </w:r>
-      <w:hyperlink r:id="rId99">
-        <w:r>
-          <w:rPr>
-            <w:lang w:val="en_US" w:bidi="en_US"/>
-          </w:rPr>
-          <w:rPr>
-            <w:color w:val="0000EE"/>
-            <w:u w:val="single"/>
-          </w:rPr>
-          <w:t>1 Kings 11:26–40</w:t>
-        </w:r>
-      </w:hyperlink>
+      <w:r>
+        <w:rPr>
+          <w:lang w:val="en_US" w:bidi="en_US"/>
+        </w:rPr>
+        <w:t>1 Kings 11:26–40</w:t>
+      </w:r>
       <w:r>
         <w:rPr>
           <w:lang w:val="en_US" w:bidi="en_US"/>
@@ -5692,126 +5170,84 @@
         </w:rPr>
         <w:t>The older men of Israel were different from officials, nobles, and guardians (</w:t>
       </w:r>
-      <w:hyperlink r:id="rId100">
-        <w:r>
-          <w:rPr>
-            <w:lang w:val="en_US" w:bidi="en_US"/>
-          </w:rPr>
-          <w:rPr>
-            <w:color w:val="0000EE"/>
-            <w:u w:val="single"/>
-          </w:rPr>
-          <w:t>Judges 8:14</w:t>
-        </w:r>
-      </w:hyperlink>
+      <w:r>
+        <w:rPr>
+          <w:lang w:val="en_US" w:bidi="en_US"/>
+        </w:rPr>
+        <w:t>Judges 8:14</w:t>
+      </w:r>
       <w:r>
         <w:rPr>
           <w:lang w:val="en_US" w:bidi="en_US"/>
         </w:rPr>
         <w:t xml:space="preserve">; </w:t>
       </w:r>
-      <w:hyperlink r:id="rId101">
-        <w:r>
-          <w:rPr>
-            <w:lang w:val="en_US" w:bidi="en_US"/>
-          </w:rPr>
-          <w:rPr>
-            <w:color w:val="0000EE"/>
-            <w:u w:val="single"/>
-          </w:rPr>
-          <w:t>1 Kings 21:8</w:t>
-        </w:r>
-      </w:hyperlink>
+      <w:r>
+        <w:rPr>
+          <w:lang w:val="en_US" w:bidi="en_US"/>
+        </w:rPr>
+        <w:t>1 Kings 21:8</w:t>
+      </w:r>
       <w:r>
         <w:rPr>
           <w:lang w:val="en_US" w:bidi="en_US"/>
         </w:rPr>
         <w:t xml:space="preserve">; </w:t>
       </w:r>
-      <w:hyperlink r:id="rId102">
-        <w:r>
-          <w:rPr>
-            <w:lang w:val="en_US" w:bidi="en_US"/>
-          </w:rPr>
-          <w:rPr>
-            <w:color w:val="0000EE"/>
-            <w:u w:val="single"/>
-          </w:rPr>
-          <w:t>2 Kings 10:5</w:t>
-        </w:r>
-      </w:hyperlink>
+      <w:r>
+        <w:rPr>
+          <w:lang w:val="en_US" w:bidi="en_US"/>
+        </w:rPr>
+        <w:t>2 Kings 10:5</w:t>
+      </w:r>
       <w:r>
         <w:rPr>
           <w:lang w:val="en_US" w:bidi="en_US"/>
         </w:rPr>
         <w:t>) who held government positions. These elders traditionally had significant influence on royal decisions. When Ben-hadad, king of Aram, attacked Samaria, the elders of Samaria firmly rejected his harsh surrender terms (</w:t>
       </w:r>
-      <w:hyperlink r:id="rId103">
-        <w:r>
-          <w:rPr>
-            <w:lang w:val="en_US" w:bidi="en_US"/>
-          </w:rPr>
-          <w:rPr>
-            <w:color w:val="0000EE"/>
-            <w:u w:val="single"/>
-          </w:rPr>
-          <w:t>1 Kings 20:7–9</w:t>
-        </w:r>
-      </w:hyperlink>
+      <w:r>
+        <w:rPr>
+          <w:lang w:val="en_US" w:bidi="en_US"/>
+        </w:rPr>
+        <w:t>1 Kings 20:7–9</w:t>
+      </w:r>
       <w:r>
         <w:rPr>
           <w:lang w:val="en_US" w:bidi="en_US"/>
         </w:rPr>
         <w:t>). Earlier, during Absalom's revolt against David, the elders of Israel played a key role in important decisions (</w:t>
       </w:r>
-      <w:hyperlink r:id="rId104">
-        <w:r>
-          <w:rPr>
-            <w:lang w:val="en_US" w:bidi="en_US"/>
-          </w:rPr>
-          <w:rPr>
-            <w:color w:val="0000EE"/>
-            <w:u w:val="single"/>
-          </w:rPr>
-          <w:t>2 Samuel 17:4</w:t>
-        </w:r>
-      </w:hyperlink>
+      <w:r>
+        <w:rPr>
+          <w:lang w:val="en_US" w:bidi="en_US"/>
+        </w:rPr>
+        <w:t>2 Samuel 17:4</w:t>
+      </w:r>
       <w:r>
         <w:rPr>
           <w:lang w:val="en_US" w:bidi="en_US"/>
         </w:rPr>
         <w:t xml:space="preserve">, </w:t>
       </w:r>
-      <w:hyperlink r:id="rId105">
-        <w:r>
-          <w:rPr>
-            <w:lang w:val="en_US" w:bidi="en_US"/>
-          </w:rPr>
-          <w:rPr>
-            <w:color w:val="0000EE"/>
-            <w:u w:val="single"/>
-          </w:rPr>
-          <w:t>15</w:t>
-        </w:r>
-      </w:hyperlink>
+      <w:r>
+        <w:rPr>
+          <w:lang w:val="en_US" w:bidi="en_US"/>
+        </w:rPr>
+        <w:t>15</w:t>
+      </w:r>
       <w:r>
         <w:rPr>
           <w:lang w:val="en_US" w:bidi="en_US"/>
         </w:rPr>
         <w:t xml:space="preserve">; </w:t>
       </w:r>
-      <w:hyperlink r:id="rId106">
-        <w:r>
-          <w:rPr>
-            <w:lang w:val="en_US" w:bidi="en_US"/>
-          </w:rPr>
-          <w:rPr>
-            <w:color w:val="0000EE"/>
-            <w:u w:val="single"/>
-          </w:rPr>
-          <w:t>19:11</w:t>
-        </w:r>
-      </w:hyperlink>
+      <w:r>
+        <w:rPr>
+          <w:lang w:val="en_US" w:bidi="en_US"/>
+        </w:rPr>
+        <w:t>19:11</w:t>
+      </w:r>
       <w:r>
         <w:rPr>
           <w:lang w:val="en_US" w:bidi="en_US"/>
@@ -5866,54 +5302,36 @@
         </w:rPr>
         <w:t>Rehoboam was forty-one years old when he began to reign (</w:t>
       </w:r>
-      <w:hyperlink r:id="rId107">
-        <w:r>
-          <w:rPr>
-            <w:lang w:val="en_US" w:bidi="en_US"/>
-          </w:rPr>
-          <w:rPr>
-            <w:color w:val="0000EE"/>
-            <w:u w:val="single"/>
-          </w:rPr>
-          <w:t>2 Chronicles 12:13</w:t>
-        </w:r>
-      </w:hyperlink>
+      <w:r>
+        <w:rPr>
+          <w:lang w:val="en_US" w:bidi="en_US"/>
+        </w:rPr>
+        <w:t>2 Chronicles 12:13</w:t>
+      </w:r>
       <w:r>
         <w:rPr>
           <w:lang w:val="en_US" w:bidi="en_US"/>
         </w:rPr>
         <w:t>), so the young men who grew up with him were not beginners. They might have been royal princes, sons of Solomon’s other wives. It was natural for them to have a role in Rehoboam’s government, as shown by his promotion of his son Abijah (</w:t>
       </w:r>
-      <w:hyperlink r:id="rId108">
-        <w:r>
-          <w:rPr>
-            <w:lang w:val="en_US" w:bidi="en_US"/>
-          </w:rPr>
-          <w:rPr>
-            <w:color w:val="0000EE"/>
-            <w:u w:val="single"/>
-          </w:rPr>
-          <w:t>2 Chronicles 11:22</w:t>
-        </w:r>
-      </w:hyperlink>
+      <w:r>
+        <w:rPr>
+          <w:lang w:val="en_US" w:bidi="en_US"/>
+        </w:rPr>
+        <w:t>2 Chronicles 11:22</w:t>
+      </w:r>
       <w:r>
         <w:rPr>
           <w:lang w:val="en_US" w:bidi="en_US"/>
         </w:rPr>
         <w:t xml:space="preserve">). Calling these princes "young" might have been a comment on the value of their advice, because people did not consider the young to be wise (see </w:t>
       </w:r>
-      <w:hyperlink r:id="rId109">
-        <w:r>
-          <w:rPr>
-            <w:lang w:val="en_US" w:bidi="en_US"/>
-          </w:rPr>
-          <w:rPr>
-            <w:color w:val="0000EE"/>
-            <w:u w:val="single"/>
-          </w:rPr>
-          <w:t>Job 12:12</w:t>
-        </w:r>
-      </w:hyperlink>
+      <w:r>
+        <w:rPr>
+          <w:lang w:val="en_US" w:bidi="en_US"/>
+        </w:rPr>
+        <w:t>Job 12:12</w:t>
+      </w:r>
       <w:r>
         <w:rPr>
           <w:lang w:val="en_US" w:bidi="en_US"/>
@@ -6016,36 +5434,24 @@
         </w:rPr>
         <w:t>The people replied with words opposite to a poetic saying the Chronicler used earlier (</w:t>
       </w:r>
-      <w:hyperlink r:id="rId110">
-        <w:r>
-          <w:rPr>
-            <w:lang w:val="en_US" w:bidi="en_US"/>
-          </w:rPr>
-          <w:rPr>
-            <w:color w:val="0000EE"/>
-            <w:u w:val="single"/>
-          </w:rPr>
-          <w:t>1 Chronicles 12:18</w:t>
-        </w:r>
-      </w:hyperlink>
+      <w:r>
+        <w:rPr>
+          <w:lang w:val="en_US" w:bidi="en_US"/>
+        </w:rPr>
+        <w:t>1 Chronicles 12:18</w:t>
+      </w:r>
       <w:r>
         <w:rPr>
           <w:lang w:val="en_US" w:bidi="en_US"/>
         </w:rPr>
         <w:t>). There, the people from the southern tribes of Benjamin and Judah (</w:t>
       </w:r>
-      <w:hyperlink r:id="rId111">
-        <w:r>
-          <w:rPr>
-            <w:lang w:val="en_US" w:bidi="en_US"/>
-          </w:rPr>
-          <w:rPr>
-            <w:color w:val="0000EE"/>
-            <w:u w:val="single"/>
-          </w:rPr>
-          <w:t>1 Chronicles 12:16</w:t>
-        </w:r>
-      </w:hyperlink>
+      <w:r>
+        <w:rPr>
+          <w:lang w:val="en_US" w:bidi="en_US"/>
+        </w:rPr>
+        <w:t>1 Chronicles 12:16</w:t>
+      </w:r>
       <w:r>
         <w:rPr>
           <w:lang w:val="en_US" w:bidi="en_US"/>
@@ -6148,18 +5554,12 @@
         </w:rPr>
         <w:t>Shemaiah's prophecy stopped an immediate civil war among Israel's tribes. However, Rehoboam's reign is described as one of constant conflict with Jeroboam (</w:t>
       </w:r>
-      <w:hyperlink r:id="rId112">
-        <w:r>
-          <w:rPr>
-            <w:lang w:val="en_US" w:bidi="en_US"/>
-          </w:rPr>
-          <w:rPr>
-            <w:color w:val="0000EE"/>
-            <w:u w:val="single"/>
-          </w:rPr>
-          <w:t>2 Chronicles 12:15</w:t>
-        </w:r>
-      </w:hyperlink>
+      <w:r>
+        <w:rPr>
+          <w:lang w:val="en_US" w:bidi="en_US"/>
+        </w:rPr>
+        <w:t>2 Chronicles 12:15</w:t>
+      </w:r>
       <w:r>
         <w:rPr>
           <w:lang w:val="en_US" w:bidi="en_US"/>
@@ -6358,54 +5758,36 @@
         </w:rPr>
         <w:t xml:space="preserve">Jeroboam's rebellion in the north (see </w:t>
       </w:r>
-      <w:hyperlink r:id="rId113">
-        <w:r>
-          <w:rPr>
-            <w:lang w:val="en_US" w:bidi="en_US"/>
-          </w:rPr>
-          <w:rPr>
-            <w:color w:val="0000EE"/>
-            <w:u w:val="single"/>
-          </w:rPr>
-          <w:t>1 Kings 12:26–33</w:t>
-        </w:r>
-      </w:hyperlink>
+      <w:r>
+        <w:rPr>
+          <w:lang w:val="en_US" w:bidi="en_US"/>
+        </w:rPr>
+        <w:t>1 Kings 12:26–33</w:t>
+      </w:r>
       <w:r>
         <w:rPr>
           <w:lang w:val="en_US" w:bidi="en_US"/>
         </w:rPr>
         <w:t>) caused those who truly wanted to worship the Lord to move south. Rehoboam followed the Lord faithfully for three years, but he became unfaithful in the fourth year of his reign (</w:t>
       </w:r>
-      <w:hyperlink r:id="rId114">
-        <w:r>
-          <w:rPr>
-            <w:lang w:val="en_US" w:bidi="en_US"/>
-          </w:rPr>
-          <w:rPr>
-            <w:color w:val="0000EE"/>
-            <w:u w:val="single"/>
-          </w:rPr>
-          <w:t>2 Chronicles 12:1</w:t>
-        </w:r>
-      </w:hyperlink>
+      <w:r>
+        <w:rPr>
+          <w:lang w:val="en_US" w:bidi="en_US"/>
+        </w:rPr>
+        <w:t>2 Chronicles 12:1</w:t>
+      </w:r>
       <w:r>
         <w:rPr>
           <w:lang w:val="en_US" w:bidi="en_US"/>
         </w:rPr>
         <w:t>). God then quickly punished Rehoboam by sending Shishak to invade from Egypt (</w:t>
       </w:r>
-      <w:hyperlink r:id="rId115">
-        <w:r>
-          <w:rPr>
-            <w:lang w:val="en_US" w:bidi="en_US"/>
-          </w:rPr>
-          <w:rPr>
-            <w:color w:val="0000EE"/>
-            <w:u w:val="single"/>
-          </w:rPr>
-          <w:t>2 Chronicles 12:2–5</w:t>
-        </w:r>
-      </w:hyperlink>
+      <w:r>
+        <w:rPr>
+          <w:lang w:val="en_US" w:bidi="en_US"/>
+        </w:rPr>
+        <w:t>2 Chronicles 12:2–5</w:t>
+      </w:r>
       <w:r>
         <w:rPr>
           <w:lang w:val="en_US" w:bidi="en_US"/>
@@ -6460,54 +5842,36 @@
         </w:rPr>
         <w:t xml:space="preserve">Some scholars think Jeroboam set up goat and calf idols as platforms for the Lord. They note that the Canaanites believed their gods stood on animals (compare </w:t>
       </w:r>
-      <w:hyperlink r:id="rId116">
-        <w:r>
-          <w:rPr>
-            <w:lang w:val="en_US" w:bidi="en_US"/>
-          </w:rPr>
-          <w:rPr>
-            <w:color w:val="0000EE"/>
-            <w:u w:val="single"/>
-          </w:rPr>
-          <w:t>Exodus 32:5</w:t>
-        </w:r>
-      </w:hyperlink>
+      <w:r>
+        <w:rPr>
+          <w:lang w:val="en_US" w:bidi="en_US"/>
+        </w:rPr>
+        <w:t>Exodus 32:5</w:t>
+      </w:r>
       <w:r>
         <w:rPr>
           <w:lang w:val="en_US" w:bidi="en_US"/>
         </w:rPr>
         <w:t>, where the gold calf was used in “a feast to the LORD”). However, Jeroboam never specifically credited the Lord with rescuing Israel (</w:t>
       </w:r>
-      <w:hyperlink r:id="rId117">
-        <w:r>
-          <w:rPr>
-            <w:lang w:val="en_US" w:bidi="en_US"/>
-          </w:rPr>
-          <w:rPr>
-            <w:color w:val="0000EE"/>
-            <w:u w:val="single"/>
-          </w:rPr>
-          <w:t>1 Kings 12:28</w:t>
-        </w:r>
-      </w:hyperlink>
+      <w:r>
+        <w:rPr>
+          <w:lang w:val="en_US" w:bidi="en_US"/>
+        </w:rPr>
+        <w:t>1 Kings 12:28</w:t>
+      </w:r>
       <w:r>
         <w:rPr>
           <w:lang w:val="en_US" w:bidi="en_US"/>
         </w:rPr>
         <w:t xml:space="preserve">), so others believe he might have meant other gods stood on the animals. Still others think Jeroboam might have copied the Egyptians, who showed pagan deities in animal form (compare </w:t>
       </w:r>
-      <w:hyperlink r:id="rId118">
-        <w:r>
-          <w:rPr>
-            <w:lang w:val="en_US" w:bidi="en_US"/>
-          </w:rPr>
-          <w:rPr>
-            <w:color w:val="0000EE"/>
-            <w:u w:val="single"/>
-          </w:rPr>
-          <w:t>Exodus 32:4</w:t>
-        </w:r>
-      </w:hyperlink>
+      <w:r>
+        <w:rPr>
+          <w:lang w:val="en_US" w:bidi="en_US"/>
+        </w:rPr>
+        <w:t>Exodus 32:4</w:t>
+      </w:r>
       <w:r>
         <w:rPr>
           <w:lang w:val="en_US" w:bidi="en_US"/>
@@ -6562,18 +5926,12 @@
         </w:rPr>
         <w:t xml:space="preserve">Rehoboam likely had the same number of wives and children throughout his reign, not just by his fifth year. He loved his second wife more than his first, so he broke the rule of primogeniture (inheritance belonging to the firstborn son, </w:t>
       </w:r>
-      <w:hyperlink r:id="rId119">
-        <w:r>
-          <w:rPr>
-            <w:lang w:val="en_US" w:bidi="en_US"/>
-          </w:rPr>
-          <w:rPr>
-            <w:color w:val="0000EE"/>
-            <w:u w:val="single"/>
-          </w:rPr>
-          <w:t>Deuteronomy 21:15–17</w:t>
-        </w:r>
-      </w:hyperlink>
+      <w:r>
+        <w:rPr>
+          <w:lang w:val="en_US" w:bidi="en_US"/>
+        </w:rPr>
+        <w:t>Deuteronomy 21:15–17</w:t>
+      </w:r>
       <w:r>
         <w:rPr>
           <w:lang w:val="en_US" w:bidi="en_US"/>
@@ -6628,18 +5986,12 @@
         </w:rPr>
         <w:t>Rehoboam gave control to the royal princes, extending the royal family's rule into distant areas. This ensured a smooth power transition and reduced the chance of a revolt or coup. Rehoboam might have done this to avoid the troubles God promised David's house (</w:t>
       </w:r>
-      <w:hyperlink r:id="rId120">
-        <w:r>
-          <w:rPr>
-            <w:lang w:val="en_US" w:bidi="en_US"/>
-          </w:rPr>
-          <w:rPr>
-            <w:color w:val="0000EE"/>
-            <w:u w:val="single"/>
-          </w:rPr>
-          <w:t>2 Samuel 12:10–11</w:t>
-        </w:r>
-      </w:hyperlink>
+      <w:r>
+        <w:rPr>
+          <w:lang w:val="en_US" w:bidi="en_US"/>
+        </w:rPr>
+        <w:t>2 Samuel 12:10–11</w:t>
+      </w:r>
       <w:r>
         <w:rPr>
           <w:lang w:val="en_US" w:bidi="en_US"/>
@@ -6867,18 +6219,12 @@
         </w:rPr>
         <w:t>Shemaiah's speech outlines the elements needed in Solomon's prayer during the temple's dedication (</w:t>
       </w:r>
-      <w:hyperlink r:id="rId121">
-        <w:r>
-          <w:rPr>
-            <w:lang w:val="en_US" w:bidi="en_US"/>
-          </w:rPr>
-          <w:rPr>
-            <w:color w:val="0000EE"/>
-            <w:u w:val="single"/>
-          </w:rPr>
-          <w:t>2 Chronicles 7:14</w:t>
-        </w:r>
-      </w:hyperlink>
+      <w:r>
+        <w:rPr>
+          <w:lang w:val="en_US" w:bidi="en_US"/>
+        </w:rPr>
+        <w:t>2 Chronicles 7:14</w:t>
+      </w:r>
       <w:r>
         <w:rPr>
           <w:lang w:val="en_US" w:bidi="en_US"/>
@@ -6933,36 +6279,24 @@
         </w:rPr>
         <w:t xml:space="preserve">Rehoboam faced punishment for his disobedience through the looting of the royal treasuries and the temple. The guard used to carry gold shields when accompanying the king from the palace to the temple. The royal processions lost much of their splendor when they replaced the gold shields with bronze ones (compare </w:t>
       </w:r>
-      <w:hyperlink r:id="rId122">
-        <w:r>
-          <w:rPr>
-            <w:lang w:val="en_US" w:bidi="en_US"/>
-          </w:rPr>
-          <w:rPr>
-            <w:color w:val="0000EE"/>
-            <w:u w:val="single"/>
-          </w:rPr>
-          <w:t>2 Chronicles 9:15–16</w:t>
-        </w:r>
-      </w:hyperlink>
+      <w:r>
+        <w:rPr>
+          <w:lang w:val="en_US" w:bidi="en_US"/>
+        </w:rPr>
+        <w:t>2 Chronicles 9:15–16</w:t>
+      </w:r>
       <w:r>
         <w:rPr>
           <w:lang w:val="en_US" w:bidi="en_US"/>
         </w:rPr>
         <w:t>). These bronze shields were safely stored in the large armory Solomon had built (</w:t>
       </w:r>
-      <w:hyperlink r:id="rId123">
-        <w:r>
-          <w:rPr>
-            <w:lang w:val="en_US" w:bidi="en_US"/>
-          </w:rPr>
-          <w:rPr>
-            <w:color w:val="0000EE"/>
-            <w:u w:val="single"/>
-          </w:rPr>
-          <w:t>2 Chronicles 8:6</w:t>
-        </w:r>
-      </w:hyperlink>
+      <w:r>
+        <w:rPr>
+          <w:lang w:val="en_US" w:bidi="en_US"/>
+        </w:rPr>
+        <w:t>2 Chronicles 8:6</w:t>
+      </w:r>
       <w:r>
         <w:rPr>
           <w:lang w:val="en_US" w:bidi="en_US"/>
@@ -7071,18 +6405,12 @@
         </w:rPr>
         <w:t xml:space="preserve">The continuation of worship (see </w:t>
       </w:r>
-      <w:hyperlink r:id="rId124">
-        <w:r>
-          <w:rPr>
-            <w:lang w:val="en_US" w:bidi="en_US"/>
-          </w:rPr>
-          <w:rPr>
-            <w:color w:val="0000EE"/>
-            <w:u w:val="single"/>
-          </w:rPr>
-          <w:t>2 Chronicles 19:3</w:t>
-        </w:r>
-      </w:hyperlink>
+      <w:r>
+        <w:rPr>
+          <w:lang w:val="en_US" w:bidi="en_US"/>
+        </w:rPr>
+        <w:t>2 Chronicles 19:3</w:t>
+      </w:r>
       <w:r>
         <w:rPr>
           <w:lang w:val="en_US" w:bidi="en_US"/>
@@ -7137,18 +6465,12 @@
         </w:rPr>
         <w:t xml:space="preserve">Abijah is called Abijam in Kings (for example, </w:t>
       </w:r>
-      <w:hyperlink r:id="rId125">
-        <w:r>
-          <w:rPr>
-            <w:lang w:val="en_US" w:bidi="en_US"/>
-          </w:rPr>
-          <w:rPr>
-            <w:color w:val="0000EE"/>
-            <w:u w:val="single"/>
-          </w:rPr>
-          <w:t>1 Kings 15:1</w:t>
-        </w:r>
-      </w:hyperlink>
+      <w:r>
+        <w:rPr>
+          <w:lang w:val="en_US" w:bidi="en_US"/>
+        </w:rPr>
+        <w:t>1 Kings 15:1</w:t>
+      </w:r>
       <w:r>
         <w:rPr>
           <w:lang w:val="en_US" w:bidi="en_US"/>
@@ -7254,72 +6576,48 @@
         </w:rPr>
         <w:t xml:space="preserve">The conflict between Rehoboam and Jeroboam (see </w:t>
       </w:r>
-      <w:hyperlink r:id="rId112">
-        <w:r>
-          <w:rPr>
-            <w:lang w:val="en_US" w:bidi="en_US"/>
-          </w:rPr>
-          <w:rPr>
-            <w:color w:val="0000EE"/>
-            <w:u w:val="single"/>
-          </w:rPr>
-          <w:t>2 Chronicles 12:15</w:t>
-        </w:r>
-      </w:hyperlink>
+      <w:r>
+        <w:rPr>
+          <w:lang w:val="en_US" w:bidi="en_US"/>
+        </w:rPr>
+        <w:t>2 Chronicles 12:15</w:t>
+      </w:r>
       <w:r>
         <w:rPr>
           <w:lang w:val="en_US" w:bidi="en_US"/>
         </w:rPr>
         <w:t>) continued into Abijah's reign. Abijah might have tried to reunite the north and south, as suggested by his speech (</w:t>
       </w:r>
-      <w:hyperlink r:id="rId126">
-        <w:r>
-          <w:rPr>
-            <w:lang w:val="en_US" w:bidi="en_US"/>
-          </w:rPr>
-          <w:rPr>
-            <w:color w:val="0000EE"/>
-            <w:u w:val="single"/>
-          </w:rPr>
-          <w:t>2 Chronicles 13:5–12</w:t>
-        </w:r>
-      </w:hyperlink>
+      <w:r>
+        <w:rPr>
+          <w:lang w:val="en_US" w:bidi="en_US"/>
+        </w:rPr>
+        <w:t>2 Chronicles 13:5–12</w:t>
+      </w:r>
       <w:r>
         <w:rPr>
           <w:lang w:val="en_US" w:bidi="en_US"/>
         </w:rPr>
         <w:t>). The large number of soldiers on each side is similar to David’s census (</w:t>
       </w:r>
-      <w:hyperlink r:id="rId127">
-        <w:r>
-          <w:rPr>
-            <w:lang w:val="en_US" w:bidi="en_US"/>
-          </w:rPr>
-          <w:rPr>
-            <w:color w:val="0000EE"/>
-            <w:u w:val="single"/>
-          </w:rPr>
-          <w:t>2 Samuel 24:9</w:t>
-        </w:r>
-      </w:hyperlink>
+      <w:r>
+        <w:rPr>
+          <w:lang w:val="en_US" w:bidi="en_US"/>
+        </w:rPr>
+        <w:t>2 Samuel 24:9</w:t>
+      </w:r>
       <w:r>
         <w:rPr>
           <w:lang w:val="en_US" w:bidi="en_US"/>
         </w:rPr>
         <w:t>). Israel's larger army highlights God's help for Judah (</w:t>
       </w:r>
-      <w:hyperlink r:id="rId128">
-        <w:r>
-          <w:rPr>
-            <w:lang w:val="en_US" w:bidi="en_US"/>
-          </w:rPr>
-          <w:rPr>
-            <w:color w:val="0000EE"/>
-            <w:u w:val="single"/>
-          </w:rPr>
-          <w:t>2 Chronicles 13:14–19</w:t>
-        </w:r>
-      </w:hyperlink>
+      <w:r>
+        <w:rPr>
+          <w:lang w:val="en_US" w:bidi="en_US"/>
+        </w:rPr>
+        <w:t>2 Chronicles 13:14–19</w:t>
+      </w:r>
       <w:r>
         <w:rPr>
           <w:lang w:val="en_US" w:bidi="en_US"/>
@@ -7381,18 +6679,12 @@
         </w:rPr>
         <w:t xml:space="preserve">: This town was on the northern border of Benjamin (see </w:t>
       </w:r>
-      <w:hyperlink r:id="rId129">
-        <w:r>
-          <w:rPr>
-            <w:lang w:val="en_US" w:bidi="en_US"/>
-          </w:rPr>
-          <w:rPr>
-            <w:color w:val="0000EE"/>
-            <w:u w:val="single"/>
-          </w:rPr>
-          <w:t>Joshua 18:22</w:t>
-        </w:r>
-      </w:hyperlink>
+      <w:r>
+        <w:rPr>
+          <w:lang w:val="en_US" w:bidi="en_US"/>
+        </w:rPr>
+        <w:t>Joshua 18:22</w:t>
+      </w:r>
       <w:r>
         <w:rPr>
           <w:lang w:val="en_US" w:bidi="en_US"/>
@@ -7454,18 +6746,12 @@
         </w:rPr>
         <w:t>: Salt was needed with a grain offering (</w:t>
       </w:r>
-      <w:hyperlink r:id="rId130">
-        <w:r>
-          <w:rPr>
-            <w:lang w:val="en_US" w:bidi="en_US"/>
-          </w:rPr>
-          <w:rPr>
-            <w:color w:val="0000EE"/>
-            <w:u w:val="single"/>
-          </w:rPr>
-          <w:t>Leviticus 2:13</w:t>
-        </w:r>
-      </w:hyperlink>
+      <w:r>
+        <w:rPr>
+          <w:lang w:val="en_US" w:bidi="en_US"/>
+        </w:rPr>
+        <w:t>Leviticus 2:13</w:t>
+      </w:r>
       <w:r>
         <w:rPr>
           <w:lang w:val="en_US" w:bidi="en_US"/>
@@ -7635,18 +6921,12 @@
         </w:rPr>
         <w:t xml:space="preserve"> (</w:t>
       </w:r>
-      <w:hyperlink r:id="rId131">
-        <w:r>
-          <w:rPr>
-            <w:lang w:val="en_US" w:bidi="en_US"/>
-          </w:rPr>
-          <w:rPr>
-            <w:color w:val="0000EE"/>
-            <w:u w:val="single"/>
-          </w:rPr>
-          <w:t>2 Chronicles 13:10</w:t>
-        </w:r>
-      </w:hyperlink>
+      <w:r>
+        <w:rPr>
+          <w:lang w:val="en_US" w:bidi="en_US"/>
+        </w:rPr>
+        <w:t>2 Chronicles 13:10</w:t>
+      </w:r>
       <w:r>
         <w:rPr>
           <w:lang w:val="en_US" w:bidi="en_US"/>
@@ -7701,18 +6981,12 @@
         </w:rPr>
         <w:t>Abijah’s speech shows he cares about keeping worship pure in Jerusalem. The account in Kings does not mention Abijah’s devotion (</w:t>
       </w:r>
-      <w:hyperlink r:id="rId132">
-        <w:r>
-          <w:rPr>
-            <w:lang w:val="en_US" w:bidi="en_US"/>
-          </w:rPr>
-          <w:rPr>
-            <w:color w:val="0000EE"/>
-            <w:u w:val="single"/>
-          </w:rPr>
-          <w:t>1 Kings 15:3–4</w:t>
-        </w:r>
-      </w:hyperlink>
+      <w:r>
+        <w:rPr>
+          <w:lang w:val="en_US" w:bidi="en_US"/>
+        </w:rPr>
+        <w:t>1 Kings 15:3–4</w:t>
+      </w:r>
       <w:r>
         <w:rPr>
           <w:lang w:val="en_US" w:bidi="en_US"/>
@@ -7815,54 +7089,36 @@
         </w:rPr>
         <w:t>The Lord gave Judah a miraculous victory. Abijah took the areas around Bethel, Jeshanah, and Ephron from Israel (</w:t>
       </w:r>
-      <w:hyperlink r:id="rId133">
-        <w:r>
-          <w:rPr>
-            <w:lang w:val="en_US" w:bidi="en_US"/>
-          </w:rPr>
-          <w:rPr>
-            <w:color w:val="0000EE"/>
-            <w:u w:val="single"/>
-          </w:rPr>
-          <w:t>2 Chronicles 13:19</w:t>
-        </w:r>
-      </w:hyperlink>
+      <w:r>
+        <w:rPr>
+          <w:lang w:val="en_US" w:bidi="en_US"/>
+        </w:rPr>
+        <w:t>2 Chronicles 13:19</w:t>
+      </w:r>
       <w:r>
         <w:rPr>
           <w:lang w:val="en_US" w:bidi="en_US"/>
         </w:rPr>
         <w:t>). Along with Zemaraim (</w:t>
       </w:r>
-      <w:hyperlink r:id="rId134">
-        <w:r>
-          <w:rPr>
-            <w:lang w:val="en_US" w:bidi="en_US"/>
-          </w:rPr>
-          <w:rPr>
-            <w:color w:val="0000EE"/>
-            <w:u w:val="single"/>
-          </w:rPr>
-          <w:t>2 Chronicles 13:4</w:t>
-        </w:r>
-      </w:hyperlink>
+      <w:r>
+        <w:rPr>
+          <w:lang w:val="en_US" w:bidi="en_US"/>
+        </w:rPr>
+        <w:t>2 Chronicles 13:4</w:t>
+      </w:r>
       <w:r>
         <w:rPr>
           <w:lang w:val="en_US" w:bidi="en_US"/>
         </w:rPr>
         <w:t xml:space="preserve">), these towns in the hill country on Judah's northern border formed a geographical unit (see </w:t>
       </w:r>
-      <w:hyperlink r:id="rId135">
-        <w:r>
-          <w:rPr>
-            <w:lang w:val="en_US" w:bidi="en_US"/>
-          </w:rPr>
-          <w:rPr>
-            <w:color w:val="0000EE"/>
-            <w:u w:val="single"/>
-          </w:rPr>
-          <w:t>Joshua 18:22–23</w:t>
-        </w:r>
-      </w:hyperlink>
+      <w:r>
+        <w:rPr>
+          <w:lang w:val="en_US" w:bidi="en_US"/>
+        </w:rPr>
+        <w:t>Joshua 18:22–23</w:t>
+      </w:r>
       <w:r>
         <w:rPr>
           <w:lang w:val="en_US" w:bidi="en_US"/>
@@ -7917,36 +7173,24 @@
         </w:rPr>
         <w:t xml:space="preserve">Jeroboam lived longer than Abijah (see </w:t>
       </w:r>
-      <w:hyperlink r:id="rId136">
-        <w:r>
-          <w:rPr>
-            <w:lang w:val="en_US" w:bidi="en_US"/>
-          </w:rPr>
-          <w:rPr>
-            <w:color w:val="0000EE"/>
-            <w:u w:val="single"/>
-          </w:rPr>
-          <w:t>1 Kings 15:9</w:t>
-        </w:r>
-      </w:hyperlink>
+      <w:r>
+        <w:rPr>
+          <w:lang w:val="en_US" w:bidi="en_US"/>
+        </w:rPr>
+        <w:t>1 Kings 15:9</w:t>
+      </w:r>
       <w:r>
         <w:rPr>
           <w:lang w:val="en_US" w:bidi="en_US"/>
         </w:rPr>
         <w:t xml:space="preserve">). The account of his death appears with his defeat, which was common for defeated warriors (see </w:t>
       </w:r>
-      <w:hyperlink r:id="rId137">
-        <w:r>
-          <w:rPr>
-            <w:lang w:val="en_US" w:bidi="en_US"/>
-          </w:rPr>
-          <w:rPr>
-            <w:color w:val="0000EE"/>
-            <w:u w:val="single"/>
-          </w:rPr>
-          <w:t>2 Kings 19:37</w:t>
-        </w:r>
-      </w:hyperlink>
+      <w:r>
+        <w:rPr>
+          <w:lang w:val="en_US" w:bidi="en_US"/>
+        </w:rPr>
+        <w:t>2 Kings 19:37</w:t>
+      </w:r>
       <w:r>
         <w:rPr>
           <w:lang w:val="en_US" w:bidi="en_US"/>
@@ -8049,36 +7293,24 @@
         </w:rPr>
         <w:t>At the start of his reign, Asa removed the foreign altars in Judah (</w:t>
       </w:r>
-      <w:hyperlink r:id="rId138">
-        <w:r>
-          <w:rPr>
-            <w:lang w:val="en_US" w:bidi="en_US"/>
-          </w:rPr>
-          <w:rPr>
-            <w:color w:val="0000EE"/>
-            <w:u w:val="single"/>
-          </w:rPr>
-          <w:t>2 Chronicles 14:5</w:t>
-        </w:r>
-      </w:hyperlink>
+      <w:r>
+        <w:rPr>
+          <w:lang w:val="en_US" w:bidi="en_US"/>
+        </w:rPr>
+        <w:t>2 Chronicles 14:5</w:t>
+      </w:r>
       <w:r>
         <w:rPr>
           <w:lang w:val="en_US" w:bidi="en_US"/>
         </w:rPr>
         <w:t>). However, he did not remove the pagan shrines from Israel (</w:t>
       </w:r>
-      <w:hyperlink r:id="rId139">
-        <w:r>
-          <w:rPr>
-            <w:lang w:val="en_US" w:bidi="en_US"/>
-          </w:rPr>
-          <w:rPr>
-            <w:color w:val="0000EE"/>
-            <w:u w:val="single"/>
-          </w:rPr>
-          <w:t>2 Chronicles 15:17</w:t>
-        </w:r>
-      </w:hyperlink>
+      <w:r>
+        <w:rPr>
+          <w:lang w:val="en_US" w:bidi="en_US"/>
+        </w:rPr>
+        <w:t>2 Chronicles 15:17</w:t>
+      </w:r>
       <w:r>
         <w:rPr>
           <w:lang w:val="en_US" w:bidi="en_US"/>
@@ -8146,54 +7378,36 @@
         </w:rPr>
         <w:t xml:space="preserve"> is the Chronicler’s way of describing how to restore faith. It highlights and critiques Asa’s reign (see </w:t>
       </w:r>
-      <w:hyperlink r:id="rId140">
-        <w:r>
-          <w:rPr>
-            <w:lang w:val="en_US" w:bidi="en_US"/>
-          </w:rPr>
-          <w:rPr>
-            <w:color w:val="0000EE"/>
-            <w:u w:val="single"/>
-          </w:rPr>
-          <w:t>2 Chronicles 15:2</w:t>
-        </w:r>
-      </w:hyperlink>
+      <w:r>
+        <w:rPr>
+          <w:lang w:val="en_US" w:bidi="en_US"/>
+        </w:rPr>
+        <w:t>2 Chronicles 15:2</w:t>
+      </w:r>
       <w:r>
         <w:rPr>
           <w:lang w:val="en_US" w:bidi="en_US"/>
         </w:rPr>
         <w:t xml:space="preserve">, </w:t>
       </w:r>
-      <w:hyperlink r:id="rId141">
-        <w:r>
-          <w:rPr>
-            <w:lang w:val="en_US" w:bidi="en_US"/>
-          </w:rPr>
-          <w:rPr>
-            <w:color w:val="0000EE"/>
-            <w:u w:val="single"/>
-          </w:rPr>
-          <w:t>12–13</w:t>
-        </w:r>
-      </w:hyperlink>
+      <w:r>
+        <w:rPr>
+          <w:lang w:val="en_US" w:bidi="en_US"/>
+        </w:rPr>
+        <w:t>12–13</w:t>
+      </w:r>
       <w:r>
         <w:rPr>
           <w:lang w:val="en_US" w:bidi="en_US"/>
         </w:rPr>
         <w:t xml:space="preserve">; </w:t>
       </w:r>
-      <w:hyperlink r:id="rId142">
-        <w:r>
-          <w:rPr>
-            <w:lang w:val="en_US" w:bidi="en_US"/>
-          </w:rPr>
-          <w:rPr>
-            <w:color w:val="0000EE"/>
-            <w:u w:val="single"/>
-          </w:rPr>
-          <w:t>16:12</w:t>
-        </w:r>
-      </w:hyperlink>
+      <w:r>
+        <w:rPr>
+          <w:lang w:val="en_US" w:bidi="en_US"/>
+        </w:rPr>
+        <w:t>16:12</w:t>
+      </w:r>
       <w:r>
         <w:rPr>
           <w:lang w:val="en_US" w:bidi="en_US"/>
@@ -8252,18 +7466,12 @@
         </w:rPr>
         <w:t>Solomon prayed for the Lord to hear his people when they went into battle (</w:t>
       </w:r>
-      <w:hyperlink r:id="rId143">
-        <w:r>
-          <w:rPr>
-            <w:lang w:val="en_US" w:bidi="en_US"/>
-          </w:rPr>
-          <w:rPr>
-            <w:color w:val="0000EE"/>
-            <w:u w:val="single"/>
-          </w:rPr>
-          <w:t>2 Chronicles 6:34</w:t>
-        </w:r>
-      </w:hyperlink>
+      <w:r>
+        <w:rPr>
+          <w:lang w:val="en_US" w:bidi="en_US"/>
+        </w:rPr>
+        <w:t>2 Chronicles 6:34</w:t>
+      </w:r>
       <w:r>
         <w:rPr>
           <w:lang w:val="en_US" w:bidi="en_US"/>
@@ -8301,36 +7509,24 @@
         </w:rPr>
         <w:t xml:space="preserve"> might refer to someone from southern Egypt (Nubia) or a Midianite area northeast of Aqabah (see </w:t>
       </w:r>
-      <w:hyperlink r:id="rId144">
-        <w:r>
-          <w:rPr>
-            <w:lang w:val="en_US" w:bidi="en_US"/>
-          </w:rPr>
-          <w:rPr>
-            <w:color w:val="0000EE"/>
-            <w:u w:val="single"/>
-          </w:rPr>
-          <w:t>Numbers 12:1</w:t>
-        </w:r>
-      </w:hyperlink>
+      <w:r>
+        <w:rPr>
+          <w:lang w:val="en_US" w:bidi="en_US"/>
+        </w:rPr>
+        <w:t>Numbers 12:1</w:t>
+      </w:r>
       <w:r>
         <w:rPr>
           <w:lang w:val="en_US" w:bidi="en_US"/>
         </w:rPr>
         <w:t xml:space="preserve">; </w:t>
       </w:r>
-      <w:hyperlink r:id="rId145">
-        <w:r>
-          <w:rPr>
-            <w:lang w:val="en_US" w:bidi="en_US"/>
-          </w:rPr>
-          <w:rPr>
-            <w:color w:val="0000EE"/>
-            <w:u w:val="single"/>
-          </w:rPr>
-          <w:t>Habakkuk 3:7</w:t>
-        </w:r>
-      </w:hyperlink>
+      <w:r>
+        <w:rPr>
+          <w:lang w:val="en_US" w:bidi="en_US"/>
+        </w:rPr>
+        <w:t>Habakkuk 3:7</w:t>
+      </w:r>
       <w:r>
         <w:rPr>
           <w:lang w:val="en_US" w:bidi="en_US"/>
@@ -8355,18 +7551,12 @@
         </w:rPr>
         <w:t xml:space="preserve">The mention of Libya in </w:t>
       </w:r>
-      <w:hyperlink r:id="rId146">
-        <w:r>
-          <w:rPr>
-            <w:lang w:val="en_US" w:bidi="en_US"/>
-          </w:rPr>
-          <w:rPr>
-            <w:color w:val="0000EE"/>
-            <w:u w:val="single"/>
-          </w:rPr>
-          <w:t>2 Chronicles 16:8</w:t>
-        </w:r>
-      </w:hyperlink>
+      <w:r>
+        <w:rPr>
+          <w:lang w:val="en_US" w:bidi="en_US"/>
+        </w:rPr>
+        <w:t>2 Chronicles 16:8</w:t>
+      </w:r>
     </w:p>
     <w:p>
       <w:pPr>
@@ -8385,18 +7575,12 @@
         </w:rPr>
         <w:t xml:space="preserve">The battle's size (similar to Shishak's attack on Rehoboam in </w:t>
       </w:r>
-      <w:hyperlink r:id="rId147">
-        <w:r>
-          <w:rPr>
-            <w:lang w:val="en_US" w:bidi="en_US"/>
-          </w:rPr>
-          <w:rPr>
-            <w:color w:val="0000EE"/>
-            <w:u w:val="single"/>
-          </w:rPr>
-          <w:t>2 Chronicles 12:3</w:t>
-        </w:r>
-      </w:hyperlink>
+      <w:r>
+        <w:rPr>
+          <w:lang w:val="en_US" w:bidi="en_US"/>
+        </w:rPr>
+        <w:t>2 Chronicles 12:3</w:t>
+      </w:r>
       <w:r>
         <w:rPr>
           <w:lang w:val="en_US" w:bidi="en_US"/>
@@ -8531,18 +7715,12 @@
         </w:rPr>
         <w:t xml:space="preserve">The dark times, caused by not knowing God (see </w:t>
       </w:r>
-      <w:hyperlink r:id="rId148">
-        <w:r>
-          <w:rPr>
-            <w:lang w:val="en_US" w:bidi="en_US"/>
-          </w:rPr>
-          <w:rPr>
-            <w:color w:val="0000EE"/>
-            <w:u w:val="single"/>
-          </w:rPr>
-          <w:t>Hosea 3:4–5</w:t>
-        </w:r>
-      </w:hyperlink>
+      <w:r>
+        <w:rPr>
+          <w:lang w:val="en_US" w:bidi="en_US"/>
+        </w:rPr>
+        <w:t>Hosea 3:4–5</w:t>
+      </w:r>
       <w:r>
         <w:rPr>
           <w:lang w:val="en_US" w:bidi="en_US"/>
@@ -8604,36 +7782,24 @@
         </w:rPr>
         <w:t xml:space="preserve">: Compare </w:t>
       </w:r>
-      <w:hyperlink r:id="rId149">
-        <w:r>
-          <w:rPr>
-            <w:lang w:val="en_US" w:bidi="en_US"/>
-          </w:rPr>
-          <w:rPr>
-            <w:color w:val="0000EE"/>
-            <w:u w:val="single"/>
-          </w:rPr>
-          <w:t>Judges 5:6–8</w:t>
-        </w:r>
-      </w:hyperlink>
+      <w:r>
+        <w:rPr>
+          <w:lang w:val="en_US" w:bidi="en_US"/>
+        </w:rPr>
+        <w:t>Judges 5:6–8</w:t>
+      </w:r>
       <w:r>
         <w:rPr>
           <w:lang w:val="en_US" w:bidi="en_US"/>
         </w:rPr>
         <w:t xml:space="preserve"> and </w:t>
       </w:r>
-      <w:hyperlink r:id="rId150">
-        <w:r>
-          <w:rPr>
-            <w:lang w:val="en_US" w:bidi="en_US"/>
-          </w:rPr>
-          <w:rPr>
-            <w:color w:val="0000EE"/>
-            <w:u w:val="single"/>
-          </w:rPr>
-          <w:t>Zechariah 8:10</w:t>
-        </w:r>
-      </w:hyperlink>
+      <w:r>
+        <w:rPr>
+          <w:lang w:val="en_US" w:bidi="en_US"/>
+        </w:rPr>
+        <w:t>Zechariah 8:10</w:t>
+      </w:r>
       <w:r>
         <w:rPr>
           <w:lang w:val="en_US" w:bidi="en_US"/>
@@ -8688,72 +7854,48 @@
         </w:rPr>
         <w:t>The call to be strong and courageous is a direct quote from what Moses and Joshua told Israel when they first entered the land (</w:t>
       </w:r>
-      <w:hyperlink r:id="rId151">
-        <w:r>
-          <w:rPr>
-            <w:lang w:val="en_US" w:bidi="en_US"/>
-          </w:rPr>
-          <w:rPr>
-            <w:color w:val="0000EE"/>
-            <w:u w:val="single"/>
-          </w:rPr>
-          <w:t>Deuteronomy 31:6–7</w:t>
-        </w:r>
-      </w:hyperlink>
+      <w:r>
+        <w:rPr>
+          <w:lang w:val="en_US" w:bidi="en_US"/>
+        </w:rPr>
+        <w:t>Deuteronomy 31:6–7</w:t>
+      </w:r>
       <w:r>
         <w:rPr>
           <w:lang w:val="en_US" w:bidi="en_US"/>
         </w:rPr>
         <w:t xml:space="preserve">; </w:t>
       </w:r>
-      <w:hyperlink r:id="rId152">
-        <w:r>
-          <w:rPr>
-            <w:lang w:val="en_US" w:bidi="en_US"/>
-          </w:rPr>
-          <w:rPr>
-            <w:color w:val="0000EE"/>
-            <w:u w:val="single"/>
-          </w:rPr>
-          <w:t>Joshua 1:6</w:t>
-        </w:r>
-      </w:hyperlink>
+      <w:r>
+        <w:rPr>
+          <w:lang w:val="en_US" w:bidi="en_US"/>
+        </w:rPr>
+        <w:t>Joshua 1:6</w:t>
+      </w:r>
       <w:r>
         <w:rPr>
           <w:lang w:val="en_US" w:bidi="en_US"/>
         </w:rPr>
         <w:t xml:space="preserve">, </w:t>
       </w:r>
-      <w:hyperlink r:id="rId153">
-        <w:r>
-          <w:rPr>
-            <w:lang w:val="en_US" w:bidi="en_US"/>
-          </w:rPr>
-          <w:rPr>
-            <w:color w:val="0000EE"/>
-            <w:u w:val="single"/>
-          </w:rPr>
-          <w:t>9</w:t>
-        </w:r>
-      </w:hyperlink>
+      <w:r>
+        <w:rPr>
+          <w:lang w:val="en_US" w:bidi="en_US"/>
+        </w:rPr>
+        <w:t>9</w:t>
+      </w:r>
       <w:r>
         <w:rPr>
           <w:lang w:val="en_US" w:bidi="en_US"/>
         </w:rPr>
         <w:t xml:space="preserve">, </w:t>
       </w:r>
-      <w:hyperlink r:id="rId154">
-        <w:r>
-          <w:rPr>
-            <w:lang w:val="en_US" w:bidi="en_US"/>
-          </w:rPr>
-          <w:rPr>
-            <w:color w:val="0000EE"/>
-            <w:u w:val="single"/>
-          </w:rPr>
-          <w:t>18</w:t>
-        </w:r>
-      </w:hyperlink>
+      <w:r>
+        <w:rPr>
+          <w:lang w:val="en_US" w:bidi="en_US"/>
+        </w:rPr>
+        <w:t>18</w:t>
+      </w:r>
       <w:r>
         <w:rPr>
           <w:lang w:val="en_US" w:bidi="en_US"/>
@@ -8808,36 +7950,24 @@
         </w:rPr>
         <w:t>He captured towns in the hill country of Ephraim during his war with Baasha (</w:t>
       </w:r>
-      <w:hyperlink r:id="rId155">
-        <w:r>
-          <w:rPr>
-            <w:lang w:val="en_US" w:bidi="en_US"/>
-          </w:rPr>
-          <w:rPr>
-            <w:color w:val="0000EE"/>
-            <w:u w:val="single"/>
-          </w:rPr>
-          <w:t>2 Chronicles 16:1</w:t>
-        </w:r>
-      </w:hyperlink>
+      <w:r>
+        <w:rPr>
+          <w:lang w:val="en_US" w:bidi="en_US"/>
+        </w:rPr>
+        <w:t>2 Chronicles 16:1</w:t>
+      </w:r>
       <w:r>
         <w:rPr>
           <w:lang w:val="en_US" w:bidi="en_US"/>
         </w:rPr>
         <w:t xml:space="preserve">). Baasha and Asa were constantly at war (see </w:t>
       </w:r>
-      <w:hyperlink r:id="rId156">
-        <w:r>
-          <w:rPr>
-            <w:lang w:val="en_US" w:bidi="en_US"/>
-          </w:rPr>
-          <w:rPr>
-            <w:color w:val="0000EE"/>
-            <w:u w:val="single"/>
-          </w:rPr>
-          <w:t>1 Kings 15:16</w:t>
-        </w:r>
-      </w:hyperlink>
+      <w:r>
+        <w:rPr>
+          <w:lang w:val="en_US" w:bidi="en_US"/>
+        </w:rPr>
+        <w:t>1 Kings 15:16</w:t>
+      </w:r>
       <w:r>
         <w:rPr>
           <w:lang w:val="en_US" w:bidi="en_US"/>
@@ -8892,36 +8022,24 @@
         </w:rPr>
         <w:t xml:space="preserve">The Chronicler described Asa’s response using the prophet’s exact words, but Asa's actions exceeded the general advice. When Asa heard the prophecy, he bravely started a wide-ranging reform. He began by removing the offensive idols that had returned to the land (see </w:t>
       </w:r>
-      <w:hyperlink r:id="rId138">
-        <w:r>
-          <w:rPr>
-            <w:lang w:val="en_US" w:bidi="en_US"/>
-          </w:rPr>
-          <w:rPr>
-            <w:color w:val="0000EE"/>
-            <w:u w:val="single"/>
-          </w:rPr>
-          <w:t>2 Chronicles 14:5</w:t>
-        </w:r>
-      </w:hyperlink>
+      <w:r>
+        <w:rPr>
+          <w:lang w:val="en_US" w:bidi="en_US"/>
+        </w:rPr>
+        <w:t>2 Chronicles 14:5</w:t>
+      </w:r>
       <w:r>
         <w:rPr>
           <w:lang w:val="en_US" w:bidi="en_US"/>
         </w:rPr>
         <w:t>). Complete trust in God had won the war against the Cushites, and fully renewing the covenant brought peace to the promised land (</w:t>
       </w:r>
-      <w:hyperlink r:id="rId157">
-        <w:r>
-          <w:rPr>
-            <w:lang w:val="en_US" w:bidi="en_US"/>
-          </w:rPr>
-          <w:rPr>
-            <w:color w:val="0000EE"/>
-            <w:u w:val="single"/>
-          </w:rPr>
-          <w:t>2 Chronicles 15:15</w:t>
-        </w:r>
-      </w:hyperlink>
+      <w:r>
+        <w:rPr>
+          <w:lang w:val="en_US" w:bidi="en_US"/>
+        </w:rPr>
+        <w:t>2 Chronicles 15:15</w:t>
+      </w:r>
       <w:r>
         <w:rPr>
           <w:lang w:val="en_US" w:bidi="en_US"/>
@@ -8987,18 +8105,12 @@
         </w:rPr>
         <w:t xml:space="preserve">: The Chronicler always included the northern tribes in his accounts of spiritual reform (compare </w:t>
       </w:r>
-      <w:hyperlink r:id="rId158">
-        <w:r>
-          <w:rPr>
-            <w:lang w:val="en_US" w:bidi="en_US"/>
-          </w:rPr>
-          <w:rPr>
-            <w:color w:val="0000EE"/>
-            <w:u w:val="single"/>
-          </w:rPr>
-          <w:t>2 Chronicles 30:1–11</w:t>
-        </w:r>
-      </w:hyperlink>
+      <w:r>
+        <w:rPr>
+          <w:lang w:val="en_US" w:bidi="en_US"/>
+        </w:rPr>
+        <w:t>2 Chronicles 30:1–11</w:t>
+      </w:r>
       <w:r>
         <w:rPr>
           <w:lang w:val="en_US" w:bidi="en_US"/>
@@ -9071,36 +8183,24 @@
         </w:rPr>
         <w:t>The covenant renewal ceremony in the third month likely took place during the Festival of Harvest, also known as Pentecost. This major festival attracted large crowds to the temple from nearby areas. Disloyalty to the covenant was seen as treason and was punishable by death (</w:t>
       </w:r>
-      <w:hyperlink r:id="rId159">
-        <w:r>
-          <w:rPr>
-            <w:lang w:val="en_US" w:bidi="en_US"/>
-          </w:rPr>
-          <w:rPr>
-            <w:color w:val="0000EE"/>
-            <w:u w:val="single"/>
-          </w:rPr>
-          <w:t>Deuteronomy 17:2–7</w:t>
-        </w:r>
-      </w:hyperlink>
+      <w:r>
+        <w:rPr>
+          <w:lang w:val="en_US" w:bidi="en_US"/>
+        </w:rPr>
+        <w:t>Deuteronomy 17:2–7</w:t>
+      </w:r>
       <w:r>
         <w:rPr>
           <w:lang w:val="en_US" w:bidi="en_US"/>
         </w:rPr>
         <w:t>). The sacrifices were offerings dedicated from the victory over Zerah (</w:t>
       </w:r>
-      <w:hyperlink r:id="rId160">
-        <w:r>
-          <w:rPr>
-            <w:lang w:val="en_US" w:bidi="en_US"/>
-          </w:rPr>
-          <w:rPr>
-            <w:color w:val="0000EE"/>
-            <w:u w:val="single"/>
-          </w:rPr>
-          <w:t>2 Chronicles 14:15</w:t>
-        </w:r>
-      </w:hyperlink>
+      <w:r>
+        <w:rPr>
+          <w:lang w:val="en_US" w:bidi="en_US"/>
+        </w:rPr>
+        <w:t>2 Chronicles 14:15</w:t>
+      </w:r>
       <w:r>
         <w:rPr>
           <w:lang w:val="en_US" w:bidi="en_US"/>
@@ -9228,18 +8328,12 @@
         </w:rPr>
         <w:t xml:space="preserve"> The term “mother” can refer to any female ancestor. See </w:t>
       </w:r>
-      <w:hyperlink r:id="rId161">
-        <w:r>
-          <w:rPr>
-            <w:lang w:val="en_US" w:bidi="en_US"/>
-          </w:rPr>
-          <w:rPr>
-            <w:color w:val="0000EE"/>
-            <w:u w:val="single"/>
-          </w:rPr>
-          <w:t>2 Chronicles 11:20</w:t>
-        </w:r>
-      </w:hyperlink>
+      <w:r>
+        <w:rPr>
+          <w:lang w:val="en_US" w:bidi="en_US"/>
+        </w:rPr>
+        <w:t>2 Chronicles 11:20</w:t>
+      </w:r>
       <w:r>
         <w:rPr>
           <w:lang w:val="en_US" w:bidi="en_US"/>
@@ -9305,18 +8399,12 @@
         </w:rPr>
         <w:t>: Most translations, like the New Living Translation, add "more" to help explain the likely meaning. If "no war" is the better reading, the thirty-fifth year might refer to the thirty-fifth year since the northern and southern kingdoms divided. This was around when Zerah the Ethiopian invaded Judah and Asa defeated him (</w:t>
       </w:r>
-      <w:hyperlink r:id="rId162">
-        <w:r>
-          <w:rPr>
-            <w:lang w:val="en_US" w:bidi="en_US"/>
-          </w:rPr>
-          <w:rPr>
-            <w:color w:val="0000EE"/>
-            <w:u w:val="single"/>
-          </w:rPr>
-          <w:t>2 Chronicles 14:9–15</w:t>
-        </w:r>
-      </w:hyperlink>
+      <w:r>
+        <w:rPr>
+          <w:lang w:val="en_US" w:bidi="en_US"/>
+        </w:rPr>
+        <w:t>2 Chronicles 14:9–15</w:t>
+      </w:r>
       <w:r>
         <w:rPr>
           <w:lang w:val="en_US" w:bidi="en_US"/>
@@ -9353,108 +8441,72 @@
         </w:rPr>
         <w:t xml:space="preserve">The Chronicler adds chronological notes to divide Asa’s reign into periods that show the results of his decisions (see </w:t>
       </w:r>
-      <w:hyperlink r:id="rId163">
-        <w:r>
-          <w:rPr>
-            <w:lang w:val="en_US" w:bidi="en_US"/>
-          </w:rPr>
-          <w:rPr>
-            <w:color w:val="0000EE"/>
-            <w:u w:val="single"/>
-          </w:rPr>
-          <w:t>2 Chronicles 14:1</w:t>
-        </w:r>
-      </w:hyperlink>
+      <w:r>
+        <w:rPr>
+          <w:lang w:val="en_US" w:bidi="en_US"/>
+        </w:rPr>
+        <w:t>2 Chronicles 14:1</w:t>
+      </w:r>
       <w:r>
         <w:rPr>
           <w:lang w:val="en_US" w:bidi="en_US"/>
         </w:rPr>
         <w:t xml:space="preserve">; </w:t>
       </w:r>
-      <w:hyperlink r:id="rId164">
-        <w:r>
-          <w:rPr>
-            <w:lang w:val="en_US" w:bidi="en_US"/>
-          </w:rPr>
-          <w:rPr>
-            <w:color w:val="0000EE"/>
-            <w:u w:val="single"/>
-          </w:rPr>
-          <w:t>15:10</w:t>
-        </w:r>
-      </w:hyperlink>
+      <w:r>
+        <w:rPr>
+          <w:lang w:val="en_US" w:bidi="en_US"/>
+        </w:rPr>
+        <w:t>15:10</w:t>
+      </w:r>
       <w:r>
         <w:rPr>
           <w:lang w:val="en_US" w:bidi="en_US"/>
         </w:rPr>
         <w:t xml:space="preserve">; </w:t>
       </w:r>
-      <w:hyperlink r:id="rId155">
-        <w:r>
-          <w:rPr>
-            <w:lang w:val="en_US" w:bidi="en_US"/>
-          </w:rPr>
-          <w:rPr>
-            <w:color w:val="0000EE"/>
-            <w:u w:val="single"/>
-          </w:rPr>
-          <w:t>16:1</w:t>
-        </w:r>
-      </w:hyperlink>
+      <w:r>
+        <w:rPr>
+          <w:lang w:val="en_US" w:bidi="en_US"/>
+        </w:rPr>
+        <w:t>16:1</w:t>
+      </w:r>
       <w:r>
         <w:rPr>
           <w:lang w:val="en_US" w:bidi="en_US"/>
         </w:rPr>
         <w:t xml:space="preserve">, </w:t>
       </w:r>
-      <w:hyperlink r:id="rId142">
-        <w:r>
-          <w:rPr>
-            <w:lang w:val="en_US" w:bidi="en_US"/>
-          </w:rPr>
-          <w:rPr>
-            <w:color w:val="0000EE"/>
-            <w:u w:val="single"/>
-          </w:rPr>
-          <w:t>12</w:t>
-        </w:r>
-      </w:hyperlink>
+      <w:r>
+        <w:rPr>
+          <w:lang w:val="en_US" w:bidi="en_US"/>
+        </w:rPr>
+        <w:t>12</w:t>
+      </w:r>
       <w:r>
         <w:rPr>
           <w:lang w:val="en_US" w:bidi="en_US"/>
         </w:rPr>
         <w:t xml:space="preserve">, </w:t>
       </w:r>
-      <w:hyperlink r:id="rId165">
-        <w:r>
-          <w:rPr>
-            <w:lang w:val="en_US" w:bidi="en_US"/>
-          </w:rPr>
-          <w:rPr>
-            <w:color w:val="0000EE"/>
-            <w:u w:val="single"/>
-          </w:rPr>
-          <w:t>13</w:t>
-        </w:r>
-      </w:hyperlink>
+      <w:r>
+        <w:rPr>
+          <w:lang w:val="en_US" w:bidi="en_US"/>
+        </w:rPr>
+        <w:t>13</w:t>
+      </w:r>
       <w:r>
         <w:rPr>
           <w:lang w:val="en_US" w:bidi="en_US"/>
         </w:rPr>
         <w:t xml:space="preserve">). The early battles with the north were considered unimportant for that time, although the Chronicler knew about them (see </w:t>
       </w:r>
-      <w:hyperlink r:id="rId166">
-        <w:r>
-          <w:rPr>
-            <w:lang w:val="en_US" w:bidi="en_US"/>
-          </w:rPr>
-          <w:rPr>
-            <w:color w:val="0000EE"/>
-            <w:u w:val="single"/>
-          </w:rPr>
-          <w:t>2 Chronicles 15:8</w:t>
-        </w:r>
-      </w:hyperlink>
+      <w:r>
+        <w:rPr>
+          <w:lang w:val="en_US" w:bidi="en_US"/>
+        </w:rPr>
+        <w:t>2 Chronicles 15:8</w:t>
+      </w:r>
       <w:r>
         <w:rPr>
           <w:lang w:val="en_US" w:bidi="en_US"/>
@@ -9520,36 +8572,24 @@
         </w:rPr>
         <w:t>: The book of Kings states that King Baasha, who reigned from 909 to 886 BC, died in the twenty-sixth year of Asa’s reign (</w:t>
       </w:r>
-      <w:hyperlink r:id="rId167">
-        <w:r>
-          <w:rPr>
-            <w:lang w:val="en_US" w:bidi="en_US"/>
-          </w:rPr>
-          <w:rPr>
-            <w:color w:val="0000EE"/>
-            <w:u w:val="single"/>
-          </w:rPr>
-          <w:t>1 Kings 16:8</w:t>
-        </w:r>
-      </w:hyperlink>
+      <w:r>
+        <w:rPr>
+          <w:lang w:val="en_US" w:bidi="en_US"/>
+        </w:rPr>
+        <w:t>1 Kings 16:8</w:t>
+      </w:r>
       <w:r>
         <w:rPr>
           <w:lang w:val="en_US" w:bidi="en_US"/>
         </w:rPr>
         <w:t>). One solution is that the Chronicles text might have errors and should instead read the fifteenth and sixteenth years, which would be about 895 BC, instead of the thirty-fifth (</w:t>
       </w:r>
-      <w:hyperlink r:id="rId168">
-        <w:r>
-          <w:rPr>
-            <w:lang w:val="en_US" w:bidi="en_US"/>
-          </w:rPr>
-          <w:rPr>
-            <w:color w:val="0000EE"/>
-            <w:u w:val="single"/>
-          </w:rPr>
-          <w:t>2 Chronicles 15:19</w:t>
-        </w:r>
-      </w:hyperlink>
+      <w:r>
+        <w:rPr>
+          <w:lang w:val="en_US" w:bidi="en_US"/>
+        </w:rPr>
+        <w:t>2 Chronicles 15:19</w:t>
+      </w:r>
       <w:r>
         <w:rPr>
           <w:lang w:val="en_US" w:bidi="en_US"/>
@@ -9587,36 +8627,24 @@
         </w:rPr>
         <w:t xml:space="preserve">Ramah was located five miles north of Jerusalem near Geba and Mizpah (see </w:t>
       </w:r>
-      <w:hyperlink r:id="rId169">
-        <w:r>
-          <w:rPr>
-            <w:lang w:val="en_US" w:bidi="en_US"/>
-          </w:rPr>
-          <w:rPr>
-            <w:color w:val="0000EE"/>
-            <w:u w:val="single"/>
-          </w:rPr>
-          <w:t>2 Chronicles 16:6</w:t>
-        </w:r>
-      </w:hyperlink>
+      <w:r>
+        <w:rPr>
+          <w:lang w:val="en_US" w:bidi="en_US"/>
+        </w:rPr>
+        <w:t>2 Chronicles 16:6</w:t>
+      </w:r>
       <w:r>
         <w:rPr>
           <w:lang w:val="en_US" w:bidi="en_US"/>
         </w:rPr>
         <w:t>). King Baasha expanded Israel deep into the territory of Benjamin, separating important territory from Judah shortly after Abijah’s victories (</w:t>
       </w:r>
-      <w:hyperlink r:id="rId133">
-        <w:r>
-          <w:rPr>
-            <w:lang w:val="en_US" w:bidi="en_US"/>
-          </w:rPr>
-          <w:rPr>
-            <w:color w:val="0000EE"/>
-            <w:u w:val="single"/>
-          </w:rPr>
-          <w:t>2 Chronicles 13:19</w:t>
-        </w:r>
-      </w:hyperlink>
+      <w:r>
+        <w:rPr>
+          <w:lang w:val="en_US" w:bidi="en_US"/>
+        </w:rPr>
+        <w:t>2 Chronicles 13:19</w:t>
+      </w:r>
       <w:r>
         <w:rPr>
           <w:lang w:val="en_US" w:bidi="en_US"/>
@@ -9771,18 +8799,12 @@
         </w:rPr>
         <w:t>King Ben-hadad of Aram (</w:t>
       </w:r>
-      <w:hyperlink r:id="rId170">
-        <w:r>
-          <w:rPr>
-            <w:lang w:val="en_US" w:bidi="en_US"/>
-          </w:rPr>
-          <w:rPr>
-            <w:color w:val="0000EE"/>
-            <w:u w:val="single"/>
-          </w:rPr>
-          <w:t>2 Chronicles 16:2</w:t>
-        </w:r>
-      </w:hyperlink>
+      <w:r>
+        <w:rPr>
+          <w:lang w:val="en_US" w:bidi="en_US"/>
+        </w:rPr>
+        <w:t>2 Chronicles 16:2</w:t>
+      </w:r>
       <w:r>
         <w:rPr>
           <w:lang w:val="en_US" w:bidi="en_US"/>
@@ -9916,36 +8938,24 @@
         </w:rPr>
         <w:t>Hanani the seer told Asa he would face war from then on because he disobeyed. This judgment contrasted with Asa’s earlier victory over Zerah, when he trusted in the Lord despite the odds (</w:t>
       </w:r>
-      <w:hyperlink r:id="rId171">
-        <w:r>
-          <w:rPr>
-            <w:lang w:val="en_US" w:bidi="en_US"/>
-          </w:rPr>
-          <w:rPr>
-            <w:color w:val="0000EE"/>
-            <w:u w:val="single"/>
-          </w:rPr>
-          <w:t>2 Chronicles 14:9–13</w:t>
-        </w:r>
-      </w:hyperlink>
+      <w:r>
+        <w:rPr>
+          <w:lang w:val="en_US" w:bidi="en_US"/>
+        </w:rPr>
+        <w:t>2 Chronicles 14:9–13</w:t>
+      </w:r>
       <w:r>
         <w:rPr>
           <w:lang w:val="en_US" w:bidi="en_US"/>
         </w:rPr>
         <w:t>). Asa's earlier trust in the Lord brought peace to the land (</w:t>
       </w:r>
-      <w:hyperlink r:id="rId138">
-        <w:r>
-          <w:rPr>
-            <w:lang w:val="en_US" w:bidi="en_US"/>
-          </w:rPr>
-          <w:rPr>
-            <w:color w:val="0000EE"/>
-            <w:u w:val="single"/>
-          </w:rPr>
-          <w:t>2 Chronicles 14:5</w:t>
-        </w:r>
-      </w:hyperlink>
+      <w:r>
+        <w:rPr>
+          <w:lang w:val="en_US" w:bidi="en_US"/>
+        </w:rPr>
+        <w:t>2 Chronicles 14:5</w:t>
+      </w:r>
       <w:r>
         <w:rPr>
           <w:lang w:val="en_US" w:bidi="en_US"/>
@@ -10048,36 +9058,24 @@
         </w:rPr>
         <w:t xml:space="preserve">People often viewed sickness as a punishment for sin (see </w:t>
       </w:r>
-      <w:hyperlink r:id="rId172">
-        <w:r>
-          <w:rPr>
-            <w:lang w:val="en_US" w:bidi="en_US"/>
-          </w:rPr>
-          <w:rPr>
-            <w:color w:val="0000EE"/>
-            <w:u w:val="single"/>
-          </w:rPr>
-          <w:t>2 Chronicles 21:18–19</w:t>
-        </w:r>
-      </w:hyperlink>
+      <w:r>
+        <w:rPr>
+          <w:lang w:val="en_US" w:bidi="en_US"/>
+        </w:rPr>
+        <w:t>2 Chronicles 21:18–19</w:t>
+      </w:r>
       <w:r>
         <w:rPr>
           <w:lang w:val="en_US" w:bidi="en_US"/>
         </w:rPr>
         <w:t xml:space="preserve">; </w:t>
       </w:r>
-      <w:hyperlink r:id="rId173">
-        <w:r>
-          <w:rPr>
-            <w:lang w:val="en_US" w:bidi="en_US"/>
-          </w:rPr>
-          <w:rPr>
-            <w:color w:val="0000EE"/>
-            <w:u w:val="single"/>
-          </w:rPr>
-          <w:t>26:20</w:t>
-        </w:r>
-      </w:hyperlink>
+      <w:r>
+        <w:rPr>
+          <w:lang w:val="en_US" w:bidi="en_US"/>
+        </w:rPr>
+        <w:t>26:20</w:t>
+      </w:r>
       <w:r>
         <w:rPr>
           <w:lang w:val="en_US" w:bidi="en_US"/>
@@ -10132,18 +9130,12 @@
         </w:rPr>
         <w:t xml:space="preserve">Asa received an honorable burial despite his sins. During his life, he made extravagant plans for his burial, including carving out his own tomb. Asa might have been imitating the pharaohs of Egypt with these preparations. The tradition of a large funeral fire is not mentioned outside of Chronicles and Jeremiah (compare </w:t>
       </w:r>
-      <w:hyperlink r:id="rId174">
-        <w:r>
-          <w:rPr>
-            <w:lang w:val="en_US" w:bidi="en_US"/>
-          </w:rPr>
-          <w:rPr>
-            <w:color w:val="0000EE"/>
-            <w:u w:val="single"/>
-          </w:rPr>
-          <w:t>Jeremiah 34:5</w:t>
-        </w:r>
-      </w:hyperlink>
+      <w:r>
+        <w:rPr>
+          <w:lang w:val="en_US" w:bidi="en_US"/>
+        </w:rPr>
+        <w:t>Jeremiah 34:5</w:t>
+      </w:r>
       <w:r>
         <w:rPr>
           <w:lang w:val="en_US" w:bidi="en_US"/>
@@ -10198,18 +9190,12 @@
         </w:rPr>
         <w:t>Jehoshaphat reigned from 872 to 848 BC, including a two-year co-regency with his father, Asa. Asa's last years were marked by conflicts and oppression. Jehoshaphat needed to strengthen his rule in Judah to bring back peace and stability. During Asa's time, Israel was an enemy, but Jehoshaphat soon formed an alliance with Ahab (</w:t>
       </w:r>
-      <w:hyperlink r:id="rId175">
-        <w:r>
-          <w:rPr>
-            <w:lang w:val="en_US" w:bidi="en_US"/>
-          </w:rPr>
-          <w:rPr>
-            <w:color w:val="0000EE"/>
-            <w:u w:val="single"/>
-          </w:rPr>
-          <w:t>2 Chronicles 18:1–2</w:t>
-        </w:r>
-      </w:hyperlink>
+      <w:r>
+        <w:rPr>
+          <w:lang w:val="en_US" w:bidi="en_US"/>
+        </w:rPr>
+        <w:t>2 Chronicles 18:1–2</w:t>
+      </w:r>
       <w:r>
         <w:rPr>
           <w:lang w:val="en_US" w:bidi="en_US"/>
@@ -10264,18 +9250,12 @@
         </w:rPr>
         <w:t xml:space="preserve">For the first time, the Chronicler compares Judah's practices with those of northern Israel. He shows awareness that the Baal cult from Tyre had been introduced into northern worship (see </w:t>
       </w:r>
-      <w:hyperlink r:id="rId176">
-        <w:r>
-          <w:rPr>
-            <w:lang w:val="en_US" w:bidi="en_US"/>
-          </w:rPr>
-          <w:rPr>
-            <w:color w:val="0000EE"/>
-            <w:u w:val="single"/>
-          </w:rPr>
-          <w:t>1 Kings 16:31–32</w:t>
-        </w:r>
-      </w:hyperlink>
+      <w:r>
+        <w:rPr>
+          <w:lang w:val="en_US" w:bidi="en_US"/>
+        </w:rPr>
+        <w:t>1 Kings 16:31–32</w:t>
+      </w:r>
       <w:r>
         <w:rPr>
           <w:lang w:val="en_US" w:bidi="en_US"/>
@@ -10330,54 +9310,36 @@
         </w:rPr>
         <w:t xml:space="preserve">The word translated as "gifts" is often translated as "tribute," like what conquering kings demanded from their subjects (for example, </w:t>
       </w:r>
-      <w:hyperlink r:id="rId177">
-        <w:r>
-          <w:rPr>
-            <w:lang w:val="en_US" w:bidi="en_US"/>
-          </w:rPr>
-          <w:rPr>
-            <w:color w:val="0000EE"/>
-            <w:u w:val="single"/>
-          </w:rPr>
-          <w:t>Judges 3:15–18</w:t>
-        </w:r>
-      </w:hyperlink>
+      <w:r>
+        <w:rPr>
+          <w:lang w:val="en_US" w:bidi="en_US"/>
+        </w:rPr>
+        <w:t>Judges 3:15–18</w:t>
+      </w:r>
       <w:r>
         <w:rPr>
           <w:lang w:val="en_US" w:bidi="en_US"/>
         </w:rPr>
         <w:t>). However, forced tribute is not the intended meaning here. The people of Judah willingly made Jehoshaphat very wealthy. Like Uzziah (</w:t>
       </w:r>
-      <w:hyperlink r:id="rId178">
-        <w:r>
-          <w:rPr>
-            <w:lang w:val="en_US" w:bidi="en_US"/>
-          </w:rPr>
-          <w:rPr>
-            <w:color w:val="0000EE"/>
-            <w:u w:val="single"/>
-          </w:rPr>
-          <w:t>2 Chronicles 26:16</w:t>
-        </w:r>
-      </w:hyperlink>
+      <w:r>
+        <w:rPr>
+          <w:lang w:val="en_US" w:bidi="en_US"/>
+        </w:rPr>
+        <w:t>2 Chronicles 26:16</w:t>
+      </w:r>
       <w:r>
         <w:rPr>
           <w:lang w:val="en_US" w:bidi="en_US"/>
         </w:rPr>
         <w:t>) and Hezekiah (</w:t>
       </w:r>
-      <w:hyperlink r:id="rId179">
-        <w:r>
-          <w:rPr>
-            <w:lang w:val="en_US" w:bidi="en_US"/>
-          </w:rPr>
-          <w:rPr>
-            <w:color w:val="0000EE"/>
-            <w:u w:val="single"/>
-          </w:rPr>
-          <w:t>32:25</w:t>
-        </w:r>
-      </w:hyperlink>
+      <w:r>
+        <w:rPr>
+          <w:lang w:val="en_US" w:bidi="en_US"/>
+        </w:rPr>
+        <w:t>32:25</w:t>
+      </w:r>
       <w:r>
         <w:rPr>
           <w:lang w:val="en_US" w:bidi="en_US"/>
@@ -10436,36 +9398,24 @@
         </w:rPr>
         <w:t>Jehoshaphat fulfilled the Lord's command to teach the law (</w:t>
       </w:r>
-      <w:hyperlink r:id="rId180">
-        <w:r>
-          <w:rPr>
-            <w:lang w:val="en_US" w:bidi="en_US"/>
-          </w:rPr>
-          <w:rPr>
-            <w:color w:val="0000EE"/>
-            <w:u w:val="single"/>
-          </w:rPr>
-          <w:t>Deuteronomy 5:1</w:t>
-        </w:r>
-      </w:hyperlink>
+      <w:r>
+        <w:rPr>
+          <w:lang w:val="en_US" w:bidi="en_US"/>
+        </w:rPr>
+        <w:t>Deuteronomy 5:1</w:t>
+      </w:r>
       <w:r>
         <w:rPr>
           <w:lang w:val="en_US" w:bidi="en_US"/>
         </w:rPr>
         <w:t xml:space="preserve">; </w:t>
       </w:r>
-      <w:hyperlink r:id="rId181">
-        <w:r>
-          <w:rPr>
-            <w:lang w:val="en_US" w:bidi="en_US"/>
-          </w:rPr>
-          <w:rPr>
-            <w:color w:val="0000EE"/>
-            <w:u w:val="single"/>
-          </w:rPr>
-          <w:t>17:18–20</w:t>
-        </w:r>
-      </w:hyperlink>
+      <w:r>
+        <w:rPr>
+          <w:lang w:val="en_US" w:bidi="en_US"/>
+        </w:rPr>
+        <w:t>17:18–20</w:t>
+      </w:r>
       <w:r>
         <w:rPr>
           <w:lang w:val="en_US" w:bidi="en_US"/>
@@ -10485,18 +9435,12 @@
         </w:rPr>
         <w:t xml:space="preserve"> and two priests to teach the people the book of the covenant. Levites often served as teachers during the Second temple period as well (</w:t>
       </w:r>
-      <w:hyperlink r:id="rId182">
-        <w:r>
-          <w:rPr>
-            <w:lang w:val="en_US" w:bidi="en_US"/>
-          </w:rPr>
-          <w:rPr>
-            <w:color w:val="0000EE"/>
-            <w:u w:val="single"/>
-          </w:rPr>
-          <w:t>Nehemiah 8:7</w:t>
-        </w:r>
-      </w:hyperlink>
+      <w:r>
+        <w:rPr>
+          <w:lang w:val="en_US" w:bidi="en_US"/>
+        </w:rPr>
+        <w:t>Nehemiah 8:7</w:t>
+      </w:r>
       <w:r>
         <w:rPr>
           <w:lang w:val="en_US" w:bidi="en_US"/>
@@ -10586,18 +9530,12 @@
         </w:rPr>
         <w:t xml:space="preserve">The surrounding kingdoms feared the Lord, so they paid tribute to Jehoshaphat to buy peace. Peace often shows divine favor (see </w:t>
       </w:r>
-      <w:hyperlink r:id="rId183">
-        <w:r>
-          <w:rPr>
-            <w:lang w:val="en_US" w:bidi="en_US"/>
-          </w:rPr>
-          <w:rPr>
-            <w:color w:val="0000EE"/>
-            <w:u w:val="single"/>
-          </w:rPr>
-          <w:t>2 Chronicles 14:2–6</w:t>
-        </w:r>
-      </w:hyperlink>
+      <w:r>
+        <w:rPr>
+          <w:lang w:val="en_US" w:bidi="en_US"/>
+        </w:rPr>
+        <w:t>2 Chronicles 14:2–6</w:t>
+      </w:r>
       <w:r>
         <w:rPr>
           <w:lang w:val="en_US" w:bidi="en_US"/>
@@ -10670,18 +9608,12 @@
         </w:rPr>
         <w:t>Jehoshaphat was known for his international influence, construction projects, and strong army. Archaeologists have found highway forts in the Jordan Valley near the Dead Sea from his era. The reported number of troops in his army—over a million in Jerusalem—seems too high. Since leaders were organized by tribes (</w:t>
       </w:r>
-      <w:hyperlink r:id="rId184">
-        <w:r>
-          <w:rPr>
-            <w:lang w:val="en_US" w:bidi="en_US"/>
-          </w:rPr>
-          <w:rPr>
-            <w:color w:val="0000EE"/>
-            <w:u w:val="single"/>
-          </w:rPr>
-          <w:t>2 Chronicles 17:14</w:t>
-        </w:r>
-      </w:hyperlink>
+      <w:r>
+        <w:rPr>
+          <w:lang w:val="en_US" w:bidi="en_US"/>
+        </w:rPr>
+        <w:t>2 Chronicles 17:14</w:t>
+      </w:r>
       <w:r>
         <w:rPr>
           <w:lang w:val="en_US" w:bidi="en_US"/>
@@ -10701,18 +9633,12 @@
         </w:rPr>
         <w:t xml:space="preserve">) might mean "squad" or "platoon," which are smaller units. The totals might also include reserve divisions that rotated service (see </w:t>
       </w:r>
-      <w:hyperlink r:id="rId185">
-        <w:r>
-          <w:rPr>
-            <w:lang w:val="en_US" w:bidi="en_US"/>
-          </w:rPr>
-          <w:rPr>
-            <w:color w:val="0000EE"/>
-            <w:u w:val="single"/>
-          </w:rPr>
-          <w:t>1 Chronicles 27:1–15</w:t>
-        </w:r>
-      </w:hyperlink>
+      <w:r>
+        <w:rPr>
+          <w:lang w:val="en_US" w:bidi="en_US"/>
+        </w:rPr>
+        <w:t>1 Chronicles 27:1–15</w:t>
+      </w:r>
       <w:r>
         <w:rPr>
           <w:lang w:val="en_US" w:bidi="en_US"/>
@@ -10737,18 +9663,12 @@
         </w:rPr>
         <w:t>Abijah (</w:t>
       </w:r>
-      <w:hyperlink r:id="rId186">
-        <w:r>
-          <w:rPr>
-            <w:lang w:val="en_US" w:bidi="en_US"/>
-          </w:rPr>
-          <w:rPr>
-            <w:color w:val="0000EE"/>
-            <w:u w:val="single"/>
-          </w:rPr>
-          <w:t>2 Chronicles 13:3</w:t>
-        </w:r>
-      </w:hyperlink>
+      <w:r>
+        <w:rPr>
+          <w:lang w:val="en_US" w:bidi="en_US"/>
+        </w:rPr>
+        <w:t>2 Chronicles 13:3</w:t>
+      </w:r>
       <w:r>
         <w:rPr>
           <w:lang w:val="en_US" w:bidi="en_US"/>
@@ -10773,18 +9693,12 @@
         </w:rPr>
         <w:t>Asa (</w:t>
       </w:r>
-      <w:hyperlink r:id="rId187">
-        <w:r>
-          <w:rPr>
-            <w:lang w:val="en_US" w:bidi="en_US"/>
-          </w:rPr>
-          <w:rPr>
-            <w:color w:val="0000EE"/>
-            <w:u w:val="single"/>
-          </w:rPr>
-          <w:t>2 Chronicles 14:8</w:t>
-        </w:r>
-      </w:hyperlink>
+      <w:r>
+        <w:rPr>
+          <w:lang w:val="en_US" w:bidi="en_US"/>
+        </w:rPr>
+        <w:t>2 Chronicles 14:8</w:t>
+      </w:r>
       <w:r>
         <w:rPr>
           <w:lang w:val="en_US" w:bidi="en_US"/>
@@ -10809,18 +9723,12 @@
         </w:rPr>
         <w:t>Amaziah (</w:t>
       </w:r>
-      <w:hyperlink r:id="rId188">
-        <w:r>
-          <w:rPr>
-            <w:lang w:val="en_US" w:bidi="en_US"/>
-          </w:rPr>
-          <w:rPr>
-            <w:color w:val="0000EE"/>
-            <w:u w:val="single"/>
-          </w:rPr>
-          <w:t>2 Chronicles 25:5</w:t>
-        </w:r>
-      </w:hyperlink>
+      <w:r>
+        <w:rPr>
+          <w:lang w:val="en_US" w:bidi="en_US"/>
+        </w:rPr>
+        <w:t>2 Chronicles 25:5</w:t>
+      </w:r>
       <w:r>
         <w:rPr>
           <w:lang w:val="en_US" w:bidi="en_US"/>
@@ -10845,18 +9753,12 @@
         </w:rPr>
         <w:t>Uzziah (</w:t>
       </w:r>
-      <w:hyperlink r:id="rId189">
-        <w:r>
-          <w:rPr>
-            <w:lang w:val="en_US" w:bidi="en_US"/>
-          </w:rPr>
-          <w:rPr>
-            <w:color w:val="0000EE"/>
-            <w:u w:val="single"/>
-          </w:rPr>
-          <w:t>2 Chronicles 26:11–15</w:t>
-        </w:r>
-      </w:hyperlink>
+      <w:r>
+        <w:rPr>
+          <w:lang w:val="en_US" w:bidi="en_US"/>
+        </w:rPr>
+        <w:t>2 Chronicles 26:11–15</w:t>
+      </w:r>
       <w:r>
         <w:rPr>
           <w:lang w:val="en_US" w:bidi="en_US"/>
@@ -10877,18 +9779,12 @@
         </w:rPr>
         <w:t>They are similar to the number of warriors during David’s census (</w:t>
       </w:r>
-      <w:hyperlink r:id="rId190">
-        <w:r>
-          <w:rPr>
-            <w:lang w:val="en_US" w:bidi="en_US"/>
-          </w:rPr>
-          <w:rPr>
-            <w:color w:val="0000EE"/>
-            <w:u w:val="single"/>
-          </w:rPr>
-          <w:t>1 Chronicles 21:5</w:t>
-        </w:r>
-      </w:hyperlink>
+      <w:r>
+        <w:rPr>
+          <w:lang w:val="en_US" w:bidi="en_US"/>
+        </w:rPr>
+        <w:t>1 Chronicles 21:5</w:t>
+      </w:r>
       <w:r>
         <w:rPr>
           <w:lang w:val="en_US" w:bidi="en_US"/>
@@ -10943,126 +9839,84 @@
         </w:rPr>
         <w:t xml:space="preserve">Jehoshaphat's alliance with Ahab led him to compromise his loyalty to the Lord (see </w:t>
       </w:r>
-      <w:hyperlink r:id="rId191">
-        <w:r>
-          <w:rPr>
-            <w:lang w:val="en_US" w:bidi="en_US"/>
-          </w:rPr>
-          <w:rPr>
-            <w:color w:val="0000EE"/>
-            <w:u w:val="single"/>
-          </w:rPr>
-          <w:t>2 Chronicles 19:2–3</w:t>
-        </w:r>
-      </w:hyperlink>
+      <w:r>
+        <w:rPr>
+          <w:lang w:val="en_US" w:bidi="en_US"/>
+        </w:rPr>
+        <w:t>2 Chronicles 19:2–3</w:t>
+      </w:r>
       <w:r>
         <w:rPr>
           <w:lang w:val="en_US" w:bidi="en_US"/>
         </w:rPr>
         <w:t xml:space="preserve">; compare </w:t>
       </w:r>
-      <w:hyperlink r:id="rId192">
-        <w:r>
-          <w:rPr>
-            <w:lang w:val="en_US" w:bidi="en_US"/>
-          </w:rPr>
-          <w:rPr>
-            <w:color w:val="0000EE"/>
-            <w:u w:val="single"/>
-          </w:rPr>
-          <w:t>2 Corinthians 6:14–18</w:t>
-        </w:r>
-      </w:hyperlink>
+      <w:r>
+        <w:rPr>
+          <w:lang w:val="en_US" w:bidi="en_US"/>
+        </w:rPr>
+        <w:t>2 Corinthians 6:14–18</w:t>
+      </w:r>
       <w:r>
         <w:rPr>
           <w:lang w:val="en_US" w:bidi="en_US"/>
         </w:rPr>
         <w:t>). His son Jehoram's marriage (</w:t>
       </w:r>
-      <w:hyperlink r:id="rId193">
-        <w:r>
-          <w:rPr>
-            <w:lang w:val="en_US" w:bidi="en_US"/>
-          </w:rPr>
-          <w:rPr>
-            <w:color w:val="0000EE"/>
-            <w:u w:val="single"/>
-          </w:rPr>
-          <w:t>2 Chronicles 21:1</w:t>
-        </w:r>
-      </w:hyperlink>
+      <w:r>
+        <w:rPr>
+          <w:lang w:val="en_US" w:bidi="en_US"/>
+        </w:rPr>
+        <w:t>2 Chronicles 21:1</w:t>
+      </w:r>
       <w:r>
         <w:rPr>
           <w:lang w:val="en_US" w:bidi="en_US"/>
         </w:rPr>
         <w:t>) to Ahab's daughter Athaliah (</w:t>
       </w:r>
-      <w:hyperlink r:id="rId194">
-        <w:r>
-          <w:rPr>
-            <w:lang w:val="en_US" w:bidi="en_US"/>
-          </w:rPr>
-          <w:rPr>
-            <w:color w:val="0000EE"/>
-            <w:u w:val="single"/>
-          </w:rPr>
-          <w:t>22:2</w:t>
-        </w:r>
-      </w:hyperlink>
+      <w:r>
+        <w:rPr>
+          <w:lang w:val="en_US" w:bidi="en_US"/>
+        </w:rPr>
+        <w:t>22:2</w:t>
+      </w:r>
       <w:r>
         <w:rPr>
           <w:lang w:val="en_US" w:bidi="en_US"/>
         </w:rPr>
         <w:t xml:space="preserve">) brought Israel's unfaithfulness into Judah (see </w:t>
       </w:r>
-      <w:hyperlink r:id="rId195">
-        <w:r>
-          <w:rPr>
-            <w:lang w:val="en_US" w:bidi="en_US"/>
-          </w:rPr>
-          <w:rPr>
-            <w:color w:val="0000EE"/>
-            <w:u w:val="single"/>
-          </w:rPr>
-          <w:t>21:5–6</w:t>
-        </w:r>
-      </w:hyperlink>
+      <w:r>
+        <w:rPr>
+          <w:lang w:val="en_US" w:bidi="en_US"/>
+        </w:rPr>
+        <w:t>21:5–6</w:t>
+      </w:r>
       <w:r>
         <w:rPr>
           <w:lang w:val="en_US" w:bidi="en_US"/>
         </w:rPr>
         <w:t xml:space="preserve">, </w:t>
       </w:r>
-      <w:hyperlink r:id="rId196">
-        <w:r>
-          <w:rPr>
-            <w:lang w:val="en_US" w:bidi="en_US"/>
-          </w:rPr>
-          <w:rPr>
-            <w:color w:val="0000EE"/>
-            <w:u w:val="single"/>
-          </w:rPr>
-          <w:t>12–13</w:t>
-        </w:r>
-      </w:hyperlink>
+      <w:r>
+        <w:rPr>
+          <w:lang w:val="en_US" w:bidi="en_US"/>
+        </w:rPr>
+        <w:t>12–13</w:t>
+      </w:r>
       <w:r>
         <w:rPr>
           <w:lang w:val="en_US" w:bidi="en_US"/>
         </w:rPr>
         <w:t xml:space="preserve">; </w:t>
       </w:r>
-      <w:hyperlink r:id="rId197">
-        <w:r>
-          <w:rPr>
-            <w:lang w:val="en_US" w:bidi="en_US"/>
-          </w:rPr>
-          <w:rPr>
-            <w:color w:val="0000EE"/>
-            <w:u w:val="single"/>
-          </w:rPr>
-          <w:t>22:1–4</w:t>
-        </w:r>
-      </w:hyperlink>
+      <w:r>
+        <w:rPr>
+          <w:lang w:val="en_US" w:bidi="en_US"/>
+        </w:rPr>
+        <w:t>22:1–4</w:t>
+      </w:r>
       <w:r>
         <w:rPr>
           <w:lang w:val="en_US" w:bidi="en_US"/>
@@ -11165,18 +10019,12 @@
         </w:rPr>
         <w:t>Ahab realized that Micaiah had not spoken God's word. Micaiah's answer used the same words as his rivals, or he might have spoken sarcastically (</w:t>
       </w:r>
-      <w:hyperlink r:id="rId198">
-        <w:r>
-          <w:rPr>
-            <w:lang w:val="en_US" w:bidi="en_US"/>
-          </w:rPr>
-          <w:rPr>
-            <w:color w:val="0000EE"/>
-            <w:u w:val="single"/>
-          </w:rPr>
-          <w:t>2 Chronicles 18:14</w:t>
-        </w:r>
-      </w:hyperlink>
+      <w:r>
+        <w:rPr>
+          <w:lang w:val="en_US" w:bidi="en_US"/>
+        </w:rPr>
+        <w:t>2 Chronicles 18:14</w:t>
+      </w:r>
       <w:r>
         <w:rPr>
           <w:lang w:val="en_US" w:bidi="en_US"/>
@@ -11379,18 +10227,12 @@
         </w:rPr>
         <w:t>Jehu was the son of Hanani, the prophet who had criticized Asa for relying on the Arameans (</w:t>
       </w:r>
-      <w:hyperlink r:id="rId199">
-        <w:r>
-          <w:rPr>
-            <w:lang w:val="en_US" w:bidi="en_US"/>
-          </w:rPr>
-          <w:rPr>
-            <w:color w:val="0000EE"/>
-            <w:u w:val="single"/>
-          </w:rPr>
-          <w:t>2 Chronicles 16:7–9</w:t>
-        </w:r>
-      </w:hyperlink>
+      <w:r>
+        <w:rPr>
+          <w:lang w:val="en_US" w:bidi="en_US"/>
+        </w:rPr>
+        <w:t>2 Chronicles 16:7–9</w:t>
+      </w:r>
       <w:r>
         <w:rPr>
           <w:lang w:val="en_US" w:bidi="en_US"/>
@@ -11463,54 +10305,36 @@
         </w:rPr>
         <w:t>In Jehoshaphat’s judicial reform, he appointed judges in the fortified towns (</w:t>
       </w:r>
-      <w:hyperlink r:id="rId200">
-        <w:r>
-          <w:rPr>
-            <w:lang w:val="en_US" w:bidi="en_US"/>
-          </w:rPr>
-          <w:rPr>
-            <w:color w:val="0000EE"/>
-            <w:u w:val="single"/>
-          </w:rPr>
-          <w:t>2 Chronicles 19:5</w:t>
-        </w:r>
-      </w:hyperlink>
+      <w:r>
+        <w:rPr>
+          <w:lang w:val="en_US" w:bidi="en_US"/>
+        </w:rPr>
+        <w:t>2 Chronicles 19:5</w:t>
+      </w:r>
       <w:r>
         <w:rPr>
           <w:lang w:val="en_US" w:bidi="en_US"/>
         </w:rPr>
         <w:t>) and a central court in Jerusalem (</w:t>
       </w:r>
-      <w:hyperlink r:id="rId201">
-        <w:r>
-          <w:rPr>
-            <w:lang w:val="en_US" w:bidi="en_US"/>
-          </w:rPr>
-          <w:rPr>
-            <w:color w:val="0000EE"/>
-            <w:u w:val="single"/>
-          </w:rPr>
-          <w:t>19:8</w:t>
-        </w:r>
-      </w:hyperlink>
+      <w:r>
+        <w:rPr>
+          <w:lang w:val="en_US" w:bidi="en_US"/>
+        </w:rPr>
+        <w:t>19:8</w:t>
+      </w:r>
       <w:r>
         <w:rPr>
           <w:lang w:val="en_US" w:bidi="en_US"/>
         </w:rPr>
         <w:t>). He urged all judges to think carefully and to judge with integrity and respect for the Lord. This meant they could not show favoritism or accept bribes, and they had to warn criminals not to sin against the Lord. The reform reinstated the law of Deuteronomy (</w:t>
       </w:r>
-      <w:hyperlink r:id="rId202">
-        <w:r>
-          <w:rPr>
-            <w:lang w:val="en_US" w:bidi="en_US"/>
-          </w:rPr>
-          <w:rPr>
-            <w:color w:val="0000EE"/>
-            <w:u w:val="single"/>
-          </w:rPr>
-          <w:t>Deuteronomy 16:18–17:13</w:t>
-        </w:r>
-      </w:hyperlink>
+      <w:r>
+        <w:rPr>
+          <w:lang w:val="en_US" w:bidi="en_US"/>
+        </w:rPr>
+        <w:t>Deuteronomy 16:18–17:13</w:t>
+      </w:r>
       <w:r>
         <w:rPr>
           <w:lang w:val="en_US" w:bidi="en_US"/>
@@ -11572,18 +10396,12 @@
         </w:rPr>
         <w:t xml:space="preserve"> (see </w:t>
       </w:r>
-      <w:hyperlink r:id="rId203">
-        <w:r>
-          <w:rPr>
-            <w:lang w:val="en_US" w:bidi="en_US"/>
-          </w:rPr>
-          <w:rPr>
-            <w:color w:val="0000EE"/>
-            <w:u w:val="single"/>
-          </w:rPr>
-          <w:t>1 Chronicles 4:41</w:t>
-        </w:r>
-      </w:hyperlink>
+      <w:r>
+        <w:rPr>
+          <w:lang w:val="en_US" w:bidi="en_US"/>
+        </w:rPr>
+        <w:t>1 Chronicles 4:41</w:t>
+      </w:r>
       <w:r>
         <w:rPr>
           <w:lang w:val="en_US" w:bidi="en_US"/>
@@ -11651,36 +10469,24 @@
         </w:rPr>
         <w:t xml:space="preserve"> aligns with the Chronicler’s later description of the armies (</w:t>
       </w:r>
-      <w:hyperlink r:id="rId204">
-        <w:r>
-          <w:rPr>
-            <w:lang w:val="en_US" w:bidi="en_US"/>
-          </w:rPr>
-          <w:rPr>
-            <w:color w:val="0000EE"/>
-            <w:u w:val="single"/>
-          </w:rPr>
-          <w:t>2 Chronicles 20:10</w:t>
-        </w:r>
-      </w:hyperlink>
+      <w:r>
+        <w:rPr>
+          <w:lang w:val="en_US" w:bidi="en_US"/>
+        </w:rPr>
+        <w:t>2 Chronicles 20:10</w:t>
+      </w:r>
       <w:r>
         <w:rPr>
           <w:lang w:val="en_US" w:bidi="en_US"/>
         </w:rPr>
         <w:t xml:space="preserve">, </w:t>
       </w:r>
-      <w:hyperlink r:id="rId205">
-        <w:r>
-          <w:rPr>
-            <w:lang w:val="en_US" w:bidi="en_US"/>
-          </w:rPr>
-          <w:rPr>
-            <w:color w:val="0000EE"/>
-            <w:u w:val="single"/>
-          </w:rPr>
-          <w:t>22–23</w:t>
-        </w:r>
-      </w:hyperlink>
+      <w:r>
+        <w:rPr>
+          <w:lang w:val="en_US" w:bidi="en_US"/>
+        </w:rPr>
+        <w:t>22–23</w:t>
+      </w:r>
       <w:r>
         <w:rPr>
           <w:lang w:val="en_US" w:bidi="en_US"/>
@@ -11735,18 +10541,12 @@
         </w:rPr>
         <w:t>Jehoshaphat reacted to the news of war with nearby nations by praying in sorrow, following Solomon's prayer ideals (</w:t>
       </w:r>
-      <w:hyperlink r:id="rId206">
-        <w:r>
-          <w:rPr>
-            <w:lang w:val="en_US" w:bidi="en_US"/>
-          </w:rPr>
-          <w:rPr>
-            <w:color w:val="0000EE"/>
-            <w:u w:val="single"/>
-          </w:rPr>
-          <w:t>2 Chronicles 6:24–40</w:t>
-        </w:r>
-      </w:hyperlink>
+      <w:r>
+        <w:rPr>
+          <w:lang w:val="en_US" w:bidi="en_US"/>
+        </w:rPr>
+        <w:t>2 Chronicles 6:24–40</w:t>
+      </w:r>
       <w:r>
         <w:rPr>
           <w:lang w:val="en_US" w:bidi="en_US"/>
@@ -11801,18 +10601,12 @@
         </w:rPr>
         <w:t xml:space="preserve">Mount Seir is another name for Edom (see </w:t>
       </w:r>
-      <w:hyperlink r:id="rId207">
-        <w:r>
-          <w:rPr>
-            <w:lang w:val="en_US" w:bidi="en_US"/>
-          </w:rPr>
-          <w:rPr>
-            <w:color w:val="0000EE"/>
-            <w:u w:val="single"/>
-          </w:rPr>
-          <w:t>Genesis 32:3</w:t>
-        </w:r>
-      </w:hyperlink>
+      <w:r>
+        <w:rPr>
+          <w:lang w:val="en_US" w:bidi="en_US"/>
+        </w:rPr>
+        <w:t>Genesis 32:3</w:t>
+      </w:r>
       <w:r>
         <w:rPr>
           <w:lang w:val="en_US" w:bidi="en_US"/>
@@ -11879,18 +10673,12 @@
         </w:rPr>
         <w:t>After Jehoshaphat's lament, Jahaziel's announcement of rescue met the requirements for the speech a priest was to give before battle (</w:t>
       </w:r>
-      <w:hyperlink r:id="rId208">
-        <w:r>
-          <w:rPr>
-            <w:lang w:val="en_US" w:bidi="en_US"/>
-          </w:rPr>
-          <w:rPr>
-            <w:color w:val="0000EE"/>
-            <w:u w:val="single"/>
-          </w:rPr>
-          <w:t>Deuteronomy 20:2–4</w:t>
-        </w:r>
-      </w:hyperlink>
+      <w:r>
+        <w:rPr>
+          <w:lang w:val="en_US" w:bidi="en_US"/>
+        </w:rPr>
+        <w:t>Deuteronomy 20:2–4</w:t>
+      </w:r>
       <w:r>
         <w:rPr>
           <w:lang w:val="en_US" w:bidi="en_US"/>
@@ -11945,36 +10733,24 @@
         </w:rPr>
         <w:t>The appointed singers' song replaced the battle cry. The prophets were Jahaziel (</w:t>
       </w:r>
-      <w:hyperlink r:id="rId209">
-        <w:r>
-          <w:rPr>
-            <w:lang w:val="en_US" w:bidi="en_US"/>
-          </w:rPr>
-          <w:rPr>
-            <w:color w:val="0000EE"/>
-            <w:u w:val="single"/>
-          </w:rPr>
-          <w:t>2 Chronicles 20:14–17</w:t>
-        </w:r>
-      </w:hyperlink>
+      <w:r>
+        <w:rPr>
+          <w:lang w:val="en_US" w:bidi="en_US"/>
+        </w:rPr>
+        <w:t>2 Chronicles 20:14–17</w:t>
+      </w:r>
       <w:r>
         <w:rPr>
           <w:lang w:val="en_US" w:bidi="en_US"/>
         </w:rPr>
         <w:t>) and the Levitical musicians (</w:t>
       </w:r>
-      <w:hyperlink r:id="rId210">
-        <w:r>
-          <w:rPr>
-            <w:lang w:val="en_US" w:bidi="en_US"/>
-          </w:rPr>
-          <w:rPr>
-            <w:color w:val="0000EE"/>
-            <w:u w:val="single"/>
-          </w:rPr>
-          <w:t>20:21</w:t>
-        </w:r>
-      </w:hyperlink>
+      <w:r>
+        <w:rPr>
+          <w:lang w:val="en_US" w:bidi="en_US"/>
+        </w:rPr>
+        <w:t>20:21</w:t>
+      </w:r>
       <w:r>
         <w:rPr>
           <w:lang w:val="en_US" w:bidi="en_US"/>
@@ -12029,18 +10805,12 @@
         </w:rPr>
         <w:t xml:space="preserve">The comparison of Jehoshaphat with Asa comes directly from </w:t>
       </w:r>
-      <w:hyperlink r:id="rId211">
-        <w:r>
-          <w:rPr>
-            <w:lang w:val="en_US" w:bidi="en_US"/>
-          </w:rPr>
-          <w:rPr>
-            <w:color w:val="0000EE"/>
-            <w:u w:val="single"/>
-          </w:rPr>
-          <w:t>1 Kings 22:43</w:t>
-        </w:r>
-      </w:hyperlink>
+      <w:r>
+        <w:rPr>
+          <w:lang w:val="en_US" w:bidi="en_US"/>
+        </w:rPr>
+        <w:t>1 Kings 22:43</w:t>
+      </w:r>
       <w:r>
         <w:rPr>
           <w:lang w:val="en_US" w:bidi="en_US"/>
@@ -12143,144 +10913,96 @@
         </w:rPr>
         <w:t>Jehoram, whose wife was Athaliah, the daughter of Ahab and Jezebel (</w:t>
       </w:r>
-      <w:hyperlink r:id="rId212">
-        <w:r>
-          <w:rPr>
-            <w:lang w:val="en_US" w:bidi="en_US"/>
-          </w:rPr>
-          <w:rPr>
-            <w:color w:val="0000EE"/>
-            <w:u w:val="single"/>
-          </w:rPr>
-          <w:t>2 Chronicles 18:1</w:t>
-        </w:r>
-      </w:hyperlink>
+      <w:r>
+        <w:rPr>
+          <w:lang w:val="en_US" w:bidi="en_US"/>
+        </w:rPr>
+        <w:t>2 Chronicles 18:1</w:t>
+      </w:r>
       <w:r>
         <w:rPr>
           <w:lang w:val="en_US" w:bidi="en_US"/>
         </w:rPr>
         <w:t xml:space="preserve">; </w:t>
       </w:r>
-      <w:hyperlink r:id="rId213">
-        <w:r>
-          <w:rPr>
-            <w:lang w:val="en_US" w:bidi="en_US"/>
-          </w:rPr>
-          <w:rPr>
-            <w:color w:val="0000EE"/>
-            <w:u w:val="single"/>
-          </w:rPr>
-          <w:t>21:6</w:t>
-        </w:r>
-      </w:hyperlink>
+      <w:r>
+        <w:rPr>
+          <w:lang w:val="en_US" w:bidi="en_US"/>
+        </w:rPr>
+        <w:t>21:6</w:t>
+      </w:r>
       <w:r>
         <w:rPr>
           <w:lang w:val="en_US" w:bidi="en_US"/>
         </w:rPr>
         <w:t xml:space="preserve">; </w:t>
       </w:r>
-      <w:hyperlink r:id="rId194">
-        <w:r>
-          <w:rPr>
-            <w:lang w:val="en_US" w:bidi="en_US"/>
-          </w:rPr>
-          <w:rPr>
-            <w:color w:val="0000EE"/>
-            <w:u w:val="single"/>
-          </w:rPr>
-          <w:t>22:2</w:t>
-        </w:r>
-      </w:hyperlink>
+      <w:r>
+        <w:rPr>
+          <w:lang w:val="en_US" w:bidi="en_US"/>
+        </w:rPr>
+        <w:t>22:2</w:t>
+      </w:r>
       <w:r>
         <w:rPr>
           <w:lang w:val="en_US" w:bidi="en_US"/>
         </w:rPr>
         <w:t>), was the first king from David's line to receive a completely negative evaluation. His murders (</w:t>
       </w:r>
-      <w:hyperlink r:id="rId214">
-        <w:r>
-          <w:rPr>
-            <w:lang w:val="en_US" w:bidi="en_US"/>
-          </w:rPr>
-          <w:rPr>
-            <w:color w:val="0000EE"/>
-            <w:u w:val="single"/>
-          </w:rPr>
-          <w:t>2 Chronicles 21:4</w:t>
-        </w:r>
-      </w:hyperlink>
+      <w:r>
+        <w:rPr>
+          <w:lang w:val="en_US" w:bidi="en_US"/>
+        </w:rPr>
+        <w:t>2 Chronicles 21:4</w:t>
+      </w:r>
       <w:r>
         <w:rPr>
           <w:lang w:val="en_US" w:bidi="en_US"/>
         </w:rPr>
         <w:t>) seriously threatened the dynasty's survival, which was only preserved because of the Lord's loyal faithfulness to David (</w:t>
       </w:r>
-      <w:hyperlink r:id="rId215">
-        <w:r>
-          <w:rPr>
-            <w:lang w:val="en_US" w:bidi="en_US"/>
-          </w:rPr>
-          <w:rPr>
-            <w:color w:val="0000EE"/>
-            <w:u w:val="single"/>
-          </w:rPr>
-          <w:t>21:7</w:t>
-        </w:r>
-      </w:hyperlink>
+      <w:r>
+        <w:rPr>
+          <w:lang w:val="en_US" w:bidi="en_US"/>
+        </w:rPr>
+        <w:t>21:7</w:t>
+      </w:r>
       <w:r>
         <w:rPr>
           <w:lang w:val="en_US" w:bidi="en_US"/>
         </w:rPr>
         <w:t xml:space="preserve">). On three other occasions, violence against the royal family nearly ended the dynasty (see </w:t>
       </w:r>
-      <w:hyperlink r:id="rId216">
-        <w:r>
-          <w:rPr>
-            <w:lang w:val="en_US" w:bidi="en_US"/>
-          </w:rPr>
-          <w:rPr>
-            <w:color w:val="0000EE"/>
-            <w:u w:val="single"/>
-          </w:rPr>
-          <w:t>2 Chronicles 21:17</w:t>
-        </w:r>
-      </w:hyperlink>
+      <w:r>
+        <w:rPr>
+          <w:lang w:val="en_US" w:bidi="en_US"/>
+        </w:rPr>
+        <w:t>2 Chronicles 21:17</w:t>
+      </w:r>
       <w:r>
         <w:rPr>
           <w:lang w:val="en_US" w:bidi="en_US"/>
         </w:rPr>
         <w:t xml:space="preserve">; </w:t>
       </w:r>
-      <w:hyperlink r:id="rId217">
-        <w:r>
-          <w:rPr>
-            <w:lang w:val="en_US" w:bidi="en_US"/>
-          </w:rPr>
-          <w:rPr>
-            <w:color w:val="0000EE"/>
-            <w:u w:val="single"/>
-          </w:rPr>
-          <w:t>22:8–9</w:t>
-        </w:r>
-      </w:hyperlink>
+      <w:r>
+        <w:rPr>
+          <w:lang w:val="en_US" w:bidi="en_US"/>
+        </w:rPr>
+        <w:t>22:8–9</w:t>
+      </w:r>
       <w:r>
         <w:rPr>
           <w:lang w:val="en_US" w:bidi="en_US"/>
         </w:rPr>
         <w:t xml:space="preserve">, </w:t>
       </w:r>
-      <w:hyperlink r:id="rId218">
-        <w:r>
-          <w:rPr>
-            <w:lang w:val="en_US" w:bidi="en_US"/>
-          </w:rPr>
-          <w:rPr>
-            <w:color w:val="0000EE"/>
-            <w:u w:val="single"/>
-          </w:rPr>
-          <w:t>10–11</w:t>
-        </w:r>
-      </w:hyperlink>
+      <w:r>
+        <w:rPr>
+          <w:lang w:val="en_US" w:bidi="en_US"/>
+        </w:rPr>
+        <w:t>10–11</w:t>
+      </w:r>
       <w:r>
         <w:rPr>
           <w:lang w:val="en_US" w:bidi="en_US"/>
@@ -12412,54 +11134,36 @@
         </w:rPr>
         <w:t>: During Solomon's reign, controlling Edom allowed Israel to access rich Arabian trade. The Edomites had also rebelled before Solomon's death (</w:t>
       </w:r>
-      <w:hyperlink r:id="rId219">
-        <w:r>
-          <w:rPr>
-            <w:lang w:val="en_US" w:bidi="en_US"/>
-          </w:rPr>
-          <w:rPr>
-            <w:color w:val="0000EE"/>
-            <w:u w:val="single"/>
-          </w:rPr>
-          <w:t>1 Kings 11:14–22</w:t>
-        </w:r>
-      </w:hyperlink>
+      <w:r>
+        <w:rPr>
+          <w:lang w:val="en_US" w:bidi="en_US"/>
+        </w:rPr>
+        <w:t>1 Kings 11:14–22</w:t>
+      </w:r>
       <w:r>
         <w:rPr>
           <w:lang w:val="en_US" w:bidi="en_US"/>
         </w:rPr>
         <w:t>) and were likely not under Rehoboam's control. They seemed to come under Judah's control again after Jehoshaphat defeated them (</w:t>
       </w:r>
-      <w:hyperlink r:id="rId220">
-        <w:r>
-          <w:rPr>
-            <w:lang w:val="en_US" w:bidi="en_US"/>
-          </w:rPr>
-          <w:rPr>
-            <w:color w:val="0000EE"/>
-            <w:u w:val="single"/>
-          </w:rPr>
-          <w:t>2 Chronicles 20:1–30</w:t>
-        </w:r>
-      </w:hyperlink>
+      <w:r>
+        <w:rPr>
+          <w:lang w:val="en_US" w:bidi="en_US"/>
+        </w:rPr>
+        <w:t>2 Chronicles 20:1–30</w:t>
+      </w:r>
       <w:r>
         <w:rPr>
           <w:lang w:val="en_US" w:bidi="en_US"/>
         </w:rPr>
         <w:t xml:space="preserve">; compare </w:t>
       </w:r>
-      <w:hyperlink r:id="rId221">
-        <w:r>
-          <w:rPr>
-            <w:lang w:val="en_US" w:bidi="en_US"/>
-          </w:rPr>
-          <w:rPr>
-            <w:color w:val="0000EE"/>
-            <w:u w:val="single"/>
-          </w:rPr>
-          <w:t>1 Kings 22:47</w:t>
-        </w:r>
-      </w:hyperlink>
+      <w:r>
+        <w:rPr>
+          <w:lang w:val="en_US" w:bidi="en_US"/>
+        </w:rPr>
+        <w:t>1 Kings 22:47</w:t>
+      </w:r>
       <w:r>
         <w:rPr>
           <w:lang w:val="en_US" w:bidi="en_US"/>
@@ -12580,18 +11284,12 @@
         </w:rPr>
         <w:t>Jehoram could not stop the first revolts of Edom and Libnah (</w:t>
       </w:r>
-      <w:hyperlink r:id="rId222">
-        <w:r>
-          <w:rPr>
-            <w:lang w:val="en_US" w:bidi="en_US"/>
-          </w:rPr>
-          <w:rPr>
-            <w:color w:val="0000EE"/>
-            <w:u w:val="single"/>
-          </w:rPr>
-          <w:t>2 Chronicles 21:8–10</w:t>
-        </w:r>
-      </w:hyperlink>
+      <w:r>
+        <w:rPr>
+          <w:lang w:val="en_US" w:bidi="en_US"/>
+        </w:rPr>
+        <w:t>2 Chronicles 21:8–10</w:t>
+      </w:r>
       <w:r>
         <w:rPr>
           <w:lang w:val="en_US" w:bidi="en_US"/>
@@ -12646,18 +11344,12 @@
         </w:rPr>
         <w:t xml:space="preserve">Jehoram died after suffering from a long and painful bowel disease. He did not receive an honorary funeral rite (see </w:t>
       </w:r>
-      <w:hyperlink r:id="rId223">
-        <w:r>
-          <w:rPr>
-            <w:lang w:val="en_US" w:bidi="en_US"/>
-          </w:rPr>
-          <w:rPr>
-            <w:color w:val="0000EE"/>
-            <w:u w:val="single"/>
-          </w:rPr>
-          <w:t>2 Chronicles 16:14</w:t>
-        </w:r>
-      </w:hyperlink>
+      <w:r>
+        <w:rPr>
+          <w:lang w:val="en_US" w:bidi="en_US"/>
+        </w:rPr>
+        <w:t>2 Chronicles 16:14</w:t>
+      </w:r>
       <w:r>
         <w:rPr>
           <w:lang w:val="en_US" w:bidi="en_US"/>
@@ -12779,54 +11471,36 @@
         </w:rPr>
         <w:t xml:space="preserve">). Athaliah was similar to her mother, Jezebel (see </w:t>
       </w:r>
-      <w:hyperlink r:id="rId224">
-        <w:r>
-          <w:rPr>
-            <w:lang w:val="en_US" w:bidi="en_US"/>
-          </w:rPr>
-          <w:rPr>
-            <w:color w:val="0000EE"/>
-            <w:u w:val="single"/>
-          </w:rPr>
-          <w:t>2 Chronicles 22:10–23:15</w:t>
-        </w:r>
-      </w:hyperlink>
+      <w:r>
+        <w:rPr>
+          <w:lang w:val="en_US" w:bidi="en_US"/>
+        </w:rPr>
+        <w:t>2 Chronicles 22:10–23:15</w:t>
+      </w:r>
       <w:r>
         <w:rPr>
           <w:lang w:val="en_US" w:bidi="en_US"/>
         </w:rPr>
         <w:t xml:space="preserve">; compare </w:t>
       </w:r>
-      <w:hyperlink r:id="rId225">
-        <w:r>
-          <w:rPr>
-            <w:lang w:val="en_US" w:bidi="en_US"/>
-          </w:rPr>
-          <w:rPr>
-            <w:color w:val="0000EE"/>
-            <w:u w:val="single"/>
-          </w:rPr>
-          <w:t>1 Kings 16:31–21:28</w:t>
-        </w:r>
-      </w:hyperlink>
+      <w:r>
+        <w:rPr>
+          <w:lang w:val="en_US" w:bidi="en_US"/>
+        </w:rPr>
+        <w:t>1 Kings 16:31–21:28</w:t>
+      </w:r>
       <w:r>
         <w:rPr>
           <w:lang w:val="en_US" w:bidi="en_US"/>
         </w:rPr>
         <w:t xml:space="preserve">), and she followed her grandfather Omri's example (see </w:t>
       </w:r>
-      <w:hyperlink r:id="rId226">
-        <w:r>
-          <w:rPr>
-            <w:lang w:val="en_US" w:bidi="en_US"/>
-          </w:rPr>
-          <w:rPr>
-            <w:color w:val="0000EE"/>
-            <w:u w:val="single"/>
-          </w:rPr>
-          <w:t>1 Kings 16:21–26</w:t>
-        </w:r>
-      </w:hyperlink>
+      <w:r>
+        <w:rPr>
+          <w:lang w:val="en_US" w:bidi="en_US"/>
+        </w:rPr>
+        <w:t>1 Kings 16:21–26</w:t>
+      </w:r>
       <w:r>
         <w:rPr>
           <w:lang w:val="en_US" w:bidi="en_US"/>
@@ -12898,18 +11572,12 @@
         </w:rPr>
         <w:t xml:space="preserve"> a city for the Levites in the land of Gad (</w:t>
       </w:r>
-      <w:hyperlink r:id="rId227">
-        <w:r>
-          <w:rPr>
-            <w:lang w:val="en_US" w:bidi="en_US"/>
-          </w:rPr>
-          <w:rPr>
-            <w:color w:val="0000EE"/>
-            <w:u w:val="single"/>
-          </w:rPr>
-          <w:t>Joshua 21:38</w:t>
-        </w:r>
-      </w:hyperlink>
+      <w:r>
+        <w:rPr>
+          <w:lang w:val="en_US" w:bidi="en_US"/>
+        </w:rPr>
+        <w:t>Joshua 21:38</w:t>
+      </w:r>
       <w:r>
         <w:rPr>
           <w:lang w:val="en_US" w:bidi="en_US"/>
@@ -13235,18 +11903,12 @@
         </w:rPr>
         <w:t xml:space="preserve">When Joash, who was seven years old, was anointed and crowned king, he received a copy of the law, as required by the law (see </w:t>
       </w:r>
-      <w:hyperlink r:id="rId181">
-        <w:r>
-          <w:rPr>
-            <w:lang w:val="en_US" w:bidi="en_US"/>
-          </w:rPr>
-          <w:rPr>
-            <w:color w:val="0000EE"/>
-            <w:u w:val="single"/>
-          </w:rPr>
-          <w:t>Deuteronomy 17:18–20</w:t>
-        </w:r>
-      </w:hyperlink>
+      <w:r>
+        <w:rPr>
+          <w:lang w:val="en_US" w:bidi="en_US"/>
+        </w:rPr>
+        <w:t>Deuteronomy 17:18–20</w:t>
+      </w:r>
       <w:r>
         <w:rPr>
           <w:lang w:val="en_US" w:bidi="en_US"/>
@@ -13493,18 +12155,12 @@
         </w:rPr>
         <w:t>We do not know when Joash first tried to refurbish the temple. After failing to raise funds the first time, Joash called Jehoiada again in the twenty-third year of his reign (</w:t>
       </w:r>
-      <w:hyperlink r:id="rId228">
-        <w:r>
-          <w:rPr>
-            <w:lang w:val="en_US" w:bidi="en_US"/>
-          </w:rPr>
-          <w:rPr>
-            <w:color w:val="0000EE"/>
-            <w:u w:val="single"/>
-          </w:rPr>
-          <w:t>2 Kings 12:6</w:t>
-        </w:r>
-      </w:hyperlink>
+      <w:r>
+        <w:rPr>
+          <w:lang w:val="en_US" w:bidi="en_US"/>
+        </w:rPr>
+        <w:t>2 Kings 12:6</w:t>
+      </w:r>
       <w:r>
         <w:rPr>
           <w:lang w:val="en_US" w:bidi="en_US"/>
@@ -13559,18 +12215,12 @@
         </w:rPr>
         <w:t>The book of Kings states that the money collected for repairing the temple was used only for wages (</w:t>
       </w:r>
-      <w:hyperlink r:id="rId229">
-        <w:r>
-          <w:rPr>
-            <w:lang w:val="en_US" w:bidi="en_US"/>
-          </w:rPr>
-          <w:rPr>
-            <w:color w:val="0000EE"/>
-            <w:u w:val="single"/>
-          </w:rPr>
-          <w:t>2 Kings 12:13–14</w:t>
-        </w:r>
-      </w:hyperlink>
+      <w:r>
+        <w:rPr>
+          <w:lang w:val="en_US" w:bidi="en_US"/>
+        </w:rPr>
+        <w:t>2 Kings 12:13–14</w:t>
+      </w:r>
       <w:r>
         <w:rPr>
           <w:lang w:val="en_US" w:bidi="en_US"/>
@@ -13677,36 +12327,24 @@
         </w:rPr>
         <w:t>Jehoiada carefully protected the Lord’s temple courtyard from bloodshed and preserved David's dynasty. Ironically, Zechariah, his son, was murdered there by King Joash, whom Jehoiada had protected during the coup. Jesus mentioned this murder when criticizing religious leaders (</w:t>
       </w:r>
-      <w:hyperlink r:id="rId230">
-        <w:r>
-          <w:rPr>
-            <w:lang w:val="en_US" w:bidi="en_US"/>
-          </w:rPr>
-          <w:rPr>
-            <w:color w:val="0000EE"/>
-            <w:u w:val="single"/>
-          </w:rPr>
-          <w:t>Matthew 23:35</w:t>
-        </w:r>
-      </w:hyperlink>
+      <w:r>
+        <w:rPr>
+          <w:lang w:val="en_US" w:bidi="en_US"/>
+        </w:rPr>
+        <w:t>Matthew 23:35</w:t>
+      </w:r>
       <w:r>
         <w:rPr>
           <w:lang w:val="en_US" w:bidi="en_US"/>
         </w:rPr>
         <w:t xml:space="preserve">; </w:t>
       </w:r>
-      <w:hyperlink r:id="rId231">
-        <w:r>
-          <w:rPr>
-            <w:lang w:val="en_US" w:bidi="en_US"/>
-          </w:rPr>
-          <w:rPr>
-            <w:color w:val="0000EE"/>
-            <w:u w:val="single"/>
-          </w:rPr>
-          <w:t>Luke 11:51</w:t>
-        </w:r>
-      </w:hyperlink>
+      <w:r>
+        <w:rPr>
+          <w:lang w:val="en_US" w:bidi="en_US"/>
+        </w:rPr>
+        <w:t>Luke 11:51</w:t>
+      </w:r>
       <w:r>
         <w:rPr>
           <w:lang w:val="en_US" w:bidi="en_US"/>
@@ -13744,108 +12382,72 @@
         </w:rPr>
         <w:t xml:space="preserve">”: This prayer for vengeance was similar to those King David prayed against Saul's injustices (compare </w:t>
       </w:r>
-      <w:hyperlink r:id="rId232">
-        <w:r>
-          <w:rPr>
-            <w:lang w:val="en_US" w:bidi="en_US"/>
-          </w:rPr>
-          <w:rPr>
-            <w:color w:val="0000EE"/>
-            <w:u w:val="single"/>
-          </w:rPr>
-          <w:t>Psalms 5:10</w:t>
-        </w:r>
-      </w:hyperlink>
+      <w:r>
+        <w:rPr>
+          <w:lang w:val="en_US" w:bidi="en_US"/>
+        </w:rPr>
+        <w:t>Psalms 5:10</w:t>
+      </w:r>
       <w:r>
         <w:rPr>
           <w:lang w:val="en_US" w:bidi="en_US"/>
         </w:rPr>
         <w:t xml:space="preserve">; </w:t>
       </w:r>
-      <w:hyperlink r:id="rId233">
-        <w:r>
-          <w:rPr>
-            <w:lang w:val="en_US" w:bidi="en_US"/>
-          </w:rPr>
-          <w:rPr>
-            <w:color w:val="0000EE"/>
-            <w:u w:val="single"/>
-          </w:rPr>
-          <w:t>7:9</w:t>
-        </w:r>
-      </w:hyperlink>
+      <w:r>
+        <w:rPr>
+          <w:lang w:val="en_US" w:bidi="en_US"/>
+        </w:rPr>
+        <w:t>7:9</w:t>
+      </w:r>
       <w:r>
         <w:rPr>
           <w:lang w:val="en_US" w:bidi="en_US"/>
         </w:rPr>
         <w:t xml:space="preserve">; </w:t>
       </w:r>
-      <w:hyperlink r:id="rId234">
-        <w:r>
-          <w:rPr>
-            <w:lang w:val="en_US" w:bidi="en_US"/>
-          </w:rPr>
-          <w:rPr>
-            <w:color w:val="0000EE"/>
-            <w:u w:val="single"/>
-          </w:rPr>
-          <w:t>9:19–20</w:t>
-        </w:r>
-      </w:hyperlink>
+      <w:r>
+        <w:rPr>
+          <w:lang w:val="en_US" w:bidi="en_US"/>
+        </w:rPr>
+        <w:t>9:19–20</w:t>
+      </w:r>
       <w:r>
         <w:rPr>
           <w:lang w:val="en_US" w:bidi="en_US"/>
         </w:rPr>
         <w:t xml:space="preserve">; </w:t>
       </w:r>
-      <w:hyperlink r:id="rId235">
-        <w:r>
-          <w:rPr>
-            <w:lang w:val="en_US" w:bidi="en_US"/>
-          </w:rPr>
-          <w:rPr>
-            <w:color w:val="0000EE"/>
-            <w:u w:val="single"/>
-          </w:rPr>
-          <w:t>28:4</w:t>
-        </w:r>
-      </w:hyperlink>
+      <w:r>
+        <w:rPr>
+          <w:lang w:val="en_US" w:bidi="en_US"/>
+        </w:rPr>
+        <w:t>28:4</w:t>
+      </w:r>
       <w:r>
         <w:rPr>
           <w:lang w:val="en_US" w:bidi="en_US"/>
         </w:rPr>
         <w:t xml:space="preserve">; </w:t>
       </w:r>
-      <w:hyperlink r:id="rId236">
-        <w:r>
-          <w:rPr>
-            <w:lang w:val="en_US" w:bidi="en_US"/>
-          </w:rPr>
-          <w:rPr>
-            <w:color w:val="0000EE"/>
-            <w:u w:val="single"/>
-          </w:rPr>
-          <w:t>56:7</w:t>
-        </w:r>
-      </w:hyperlink>
+      <w:r>
+        <w:rPr>
+          <w:lang w:val="en_US" w:bidi="en_US"/>
+        </w:rPr>
+        <w:t>56:7</w:t>
+      </w:r>
       <w:r>
         <w:rPr>
           <w:lang w:val="en_US" w:bidi="en_US"/>
         </w:rPr>
         <w:t xml:space="preserve">; </w:t>
       </w:r>
-      <w:hyperlink r:id="rId237">
-        <w:r>
-          <w:rPr>
-            <w:lang w:val="en_US" w:bidi="en_US"/>
-          </w:rPr>
-          <w:rPr>
-            <w:color w:val="0000EE"/>
-            <w:u w:val="single"/>
-          </w:rPr>
-          <w:t>139:19</w:t>
-        </w:r>
-      </w:hyperlink>
+      <w:r>
+        <w:rPr>
+          <w:lang w:val="en_US" w:bidi="en_US"/>
+        </w:rPr>
+        <w:t>139:19</w:t>
+      </w:r>
       <w:r>
         <w:rPr>
           <w:lang w:val="en_US" w:bidi="en_US"/>
@@ -13960,18 +12562,12 @@
         </w:rPr>
         <w:t>Jehoiada received a royal burial (</w:t>
       </w:r>
-      <w:hyperlink r:id="rId238">
-        <w:r>
-          <w:rPr>
-            <w:lang w:val="en_US" w:bidi="en_US"/>
-          </w:rPr>
-          <w:rPr>
-            <w:color w:val="0000EE"/>
-            <w:u w:val="single"/>
-          </w:rPr>
-          <w:t>2 Chronicles 24:15–16</w:t>
-        </w:r>
-      </w:hyperlink>
+      <w:r>
+        <w:rPr>
+          <w:lang w:val="en_US" w:bidi="en_US"/>
+        </w:rPr>
+        <w:t>2 Chronicles 24:15–16</w:t>
+      </w:r>
       <w:r>
         <w:rPr>
           <w:lang w:val="en_US" w:bidi="en_US"/>
@@ -14045,18 +12641,12 @@
         </w:rPr>
         <w:t xml:space="preserve"> which the Chronicler used as a source, is not available to us anymore (see also </w:t>
       </w:r>
-      <w:hyperlink r:id="rId239">
-        <w:r>
-          <w:rPr>
-            <w:lang w:val="en_US" w:bidi="en_US"/>
-          </w:rPr>
-          <w:rPr>
-            <w:color w:val="0000EE"/>
-            <w:u w:val="single"/>
-          </w:rPr>
-          <w:t>2 Chronicles 9:29</w:t>
-        </w:r>
-      </w:hyperlink>
+      <w:r>
+        <w:rPr>
+          <w:lang w:val="en_US" w:bidi="en_US"/>
+        </w:rPr>
+        <w:t>2 Chronicles 9:29</w:t>
+      </w:r>
       <w:r>
         <w:rPr>
           <w:lang w:val="en_US" w:bidi="en_US"/>
@@ -14166,18 +12756,12 @@
         </w:rPr>
         <w:t xml:space="preserve">: See </w:t>
       </w:r>
-      <w:hyperlink r:id="rId240">
-        <w:r>
-          <w:rPr>
-            <w:lang w:val="en_US" w:bidi="en_US"/>
-          </w:rPr>
-          <w:rPr>
-            <w:color w:val="0000EE"/>
-            <w:u w:val="single"/>
-          </w:rPr>
-          <w:t>2 Kings 14:3–4</w:t>
-        </w:r>
-      </w:hyperlink>
+      <w:r>
+        <w:rPr>
+          <w:lang w:val="en_US" w:bidi="en_US"/>
+        </w:rPr>
+        <w:t>2 Kings 14:3–4</w:t>
+      </w:r>
       <w:r>
         <w:rPr>
           <w:lang w:val="en_US" w:bidi="en_US"/>
@@ -14393,72 +12977,48 @@
         </w:rPr>
         <w:t xml:space="preserve"> referred to a prophet (as in </w:t>
       </w:r>
-      <w:hyperlink r:id="rId241">
-        <w:r>
-          <w:rPr>
-            <w:lang w:val="en_US" w:bidi="en_US"/>
-          </w:rPr>
-          <w:rPr>
-            <w:color w:val="0000EE"/>
-            <w:u w:val="single"/>
-          </w:rPr>
-          <w:t>Deuteronomy 33:1</w:t>
-        </w:r>
-      </w:hyperlink>
+      <w:r>
+        <w:rPr>
+          <w:lang w:val="en_US" w:bidi="en_US"/>
+        </w:rPr>
+        <w:t>Deuteronomy 33:1</w:t>
+      </w:r>
       <w:r>
         <w:rPr>
           <w:lang w:val="en_US" w:bidi="en_US"/>
         </w:rPr>
         <w:t xml:space="preserve">; </w:t>
       </w:r>
-      <w:hyperlink r:id="rId242">
-        <w:r>
-          <w:rPr>
-            <w:lang w:val="en_US" w:bidi="en_US"/>
-          </w:rPr>
-          <w:rPr>
-            <w:color w:val="0000EE"/>
-            <w:u w:val="single"/>
-          </w:rPr>
-          <w:t>1 Samuel 2:27</w:t>
-        </w:r>
-      </w:hyperlink>
+      <w:r>
+        <w:rPr>
+          <w:lang w:val="en_US" w:bidi="en_US"/>
+        </w:rPr>
+        <w:t>1 Samuel 2:27</w:t>
+      </w:r>
       <w:r>
         <w:rPr>
           <w:lang w:val="en_US" w:bidi="en_US"/>
         </w:rPr>
         <w:t xml:space="preserve">; </w:t>
       </w:r>
-      <w:hyperlink r:id="rId243">
-        <w:r>
-          <w:rPr>
-            <w:lang w:val="en_US" w:bidi="en_US"/>
-          </w:rPr>
-          <w:rPr>
-            <w:color w:val="0000EE"/>
-            <w:u w:val="single"/>
-          </w:rPr>
-          <w:t>9:6–10</w:t>
-        </w:r>
-      </w:hyperlink>
+      <w:r>
+        <w:rPr>
+          <w:lang w:val="en_US" w:bidi="en_US"/>
+        </w:rPr>
+        <w:t>9:6–10</w:t>
+      </w:r>
       <w:r>
         <w:rPr>
           <w:lang w:val="en_US" w:bidi="en_US"/>
         </w:rPr>
         <w:t xml:space="preserve">; </w:t>
       </w:r>
-      <w:hyperlink r:id="rId244">
-        <w:r>
-          <w:rPr>
-            <w:lang w:val="en_US" w:bidi="en_US"/>
-          </w:rPr>
-          <w:rPr>
-            <w:color w:val="0000EE"/>
-            <w:u w:val="single"/>
-          </w:rPr>
-          <w:t>1 Kings 13:1–31</w:t>
-        </w:r>
-      </w:hyperlink>
+      <w:r>
+        <w:rPr>
+          <w:lang w:val="en_US" w:bidi="en_US"/>
+        </w:rPr>
+        <w:t>1 Kings 13:1–31</w:t>
+      </w:r>
       <w:r>
         <w:rPr>
           <w:lang w:val="en_US" w:bidi="en_US"/>
@@ -14548,36 +13108,24 @@
         </w:rPr>
         <w:t>, located south of the Dead Sea, was a frequent battlefield. David also fought the Edomites there (</w:t>
       </w:r>
-      <w:hyperlink r:id="rId245">
-        <w:r>
-          <w:rPr>
-            <w:lang w:val="en_US" w:bidi="en_US"/>
-          </w:rPr>
-          <w:rPr>
-            <w:color w:val="0000EE"/>
-            <w:u w:val="single"/>
-          </w:rPr>
-          <w:t>2 Samuel 8:13</w:t>
-        </w:r>
-      </w:hyperlink>
+      <w:r>
+        <w:rPr>
+          <w:lang w:val="en_US" w:bidi="en_US"/>
+        </w:rPr>
+        <w:t>2 Samuel 8:13</w:t>
+      </w:r>
       <w:r>
         <w:rPr>
           <w:lang w:val="en_US" w:bidi="en_US"/>
         </w:rPr>
         <w:t xml:space="preserve">; see </w:t>
       </w:r>
-      <w:hyperlink r:id="rId246">
-        <w:r>
-          <w:rPr>
-            <w:lang w:val="en_US" w:bidi="en_US"/>
-          </w:rPr>
-          <w:rPr>
-            <w:color w:val="0000EE"/>
-            <w:u w:val="single"/>
-          </w:rPr>
-          <w:t>Psalm 60</w:t>
-        </w:r>
-      </w:hyperlink>
+      <w:r>
+        <w:rPr>
+          <w:lang w:val="en_US" w:bidi="en_US"/>
+        </w:rPr>
+        <w:t>Psalm 60</w:t>
+      </w:r>
       <w:r>
         <w:rPr>
           <w:lang w:val="en_US" w:bidi="en_US"/>
@@ -14602,18 +13150,12 @@
         </w:rPr>
         <w:t>Amaziah did not capture the port at Elath (</w:t>
       </w:r>
-      <w:hyperlink r:id="rId247">
-        <w:r>
-          <w:rPr>
-            <w:lang w:val="en_US" w:bidi="en_US"/>
-          </w:rPr>
-          <w:rPr>
-            <w:color w:val="0000EE"/>
-            <w:u w:val="single"/>
-          </w:rPr>
-          <w:t>2 Chronicles 26:2</w:t>
-        </w:r>
-      </w:hyperlink>
+      <w:r>
+        <w:rPr>
+          <w:lang w:val="en_US" w:bidi="en_US"/>
+        </w:rPr>
+        <w:t>2 Chronicles 26:2</w:t>
+      </w:r>
       <w:r>
         <w:rPr>
           <w:lang w:val="en_US" w:bidi="en_US"/>
@@ -14668,54 +13210,36 @@
         </w:rPr>
         <w:t xml:space="preserve">Conquerors sometimes worshiped the gods of a defeated nation, mistakenly thinking those gods helped them win. Amaziah shared this belief; he did not accept that the Lord is the only true God (see </w:t>
       </w:r>
-      <w:hyperlink r:id="rId248">
-        <w:r>
-          <w:rPr>
-            <w:lang w:val="en_US" w:bidi="en_US"/>
-          </w:rPr>
-          <w:rPr>
-            <w:color w:val="0000EE"/>
-            <w:u w:val="single"/>
-          </w:rPr>
-          <w:t>Isaiah 40:18–28</w:t>
-        </w:r>
-      </w:hyperlink>
+      <w:r>
+        <w:rPr>
+          <w:lang w:val="en_US" w:bidi="en_US"/>
+        </w:rPr>
+        <w:t>Isaiah 40:18–28</w:t>
+      </w:r>
       <w:r>
         <w:rPr>
           <w:lang w:val="en_US" w:bidi="en_US"/>
         </w:rPr>
         <w:t xml:space="preserve">; </w:t>
       </w:r>
-      <w:hyperlink r:id="rId249">
-        <w:r>
-          <w:rPr>
-            <w:lang w:val="en_US" w:bidi="en_US"/>
-          </w:rPr>
-          <w:rPr>
-            <w:color w:val="0000EE"/>
-            <w:u w:val="single"/>
-          </w:rPr>
-          <w:t>42:8</w:t>
-        </w:r>
-      </w:hyperlink>
+      <w:r>
+        <w:rPr>
+          <w:lang w:val="en_US" w:bidi="en_US"/>
+        </w:rPr>
+        <w:t>42:8</w:t>
+      </w:r>
       <w:r>
         <w:rPr>
           <w:lang w:val="en_US" w:bidi="en_US"/>
         </w:rPr>
         <w:t xml:space="preserve">; </w:t>
       </w:r>
-      <w:hyperlink r:id="rId250">
-        <w:r>
-          <w:rPr>
-            <w:lang w:val="en_US" w:bidi="en_US"/>
-          </w:rPr>
-          <w:rPr>
-            <w:color w:val="0000EE"/>
-            <w:u w:val="single"/>
-          </w:rPr>
-          <w:t>Jeremiah 10:1–16</w:t>
-        </w:r>
-      </w:hyperlink>
+      <w:r>
+        <w:rPr>
+          <w:lang w:val="en_US" w:bidi="en_US"/>
+        </w:rPr>
+        <w:t>Jeremiah 10:1–16</w:t>
+      </w:r>
       <w:r>
         <w:rPr>
           <w:lang w:val="en_US" w:bidi="en_US"/>
@@ -14770,36 +13294,24 @@
         </w:rPr>
         <w:t xml:space="preserve">Amaziah showed his pride by not seeking God. He overestimated his military strength after defeating Edom. His choice to fight Jehoash came from trusting other gods and ignoring God's judgment (see </w:t>
       </w:r>
-      <w:hyperlink r:id="rId251">
-        <w:r>
-          <w:rPr>
-            <w:lang w:val="en_US" w:bidi="en_US"/>
-          </w:rPr>
-          <w:rPr>
-            <w:color w:val="0000EE"/>
-            <w:u w:val="single"/>
-          </w:rPr>
-          <w:t>2 Chronicles 18:9–34</w:t>
-        </w:r>
-      </w:hyperlink>
+      <w:r>
+        <w:rPr>
+          <w:lang w:val="en_US" w:bidi="en_US"/>
+        </w:rPr>
+        <w:t>2 Chronicles 18:9–34</w:t>
+      </w:r>
       <w:r>
         <w:rPr>
           <w:lang w:val="en_US" w:bidi="en_US"/>
         </w:rPr>
         <w:t xml:space="preserve">; </w:t>
       </w:r>
-      <w:hyperlink r:id="rId252">
-        <w:r>
-          <w:rPr>
-            <w:lang w:val="en_US" w:bidi="en_US"/>
-          </w:rPr>
-          <w:rPr>
-            <w:color w:val="0000EE"/>
-            <w:u w:val="single"/>
-          </w:rPr>
-          <w:t>2 Thessalonians 2:11</w:t>
-        </w:r>
-      </w:hyperlink>
+      <w:r>
+        <w:rPr>
+          <w:lang w:val="en_US" w:bidi="en_US"/>
+        </w:rPr>
+        <w:t>2 Thessalonians 2:11</w:t>
+      </w:r>
       <w:r>
         <w:rPr>
           <w:lang w:val="en_US" w:bidi="en_US"/>
@@ -14950,72 +13462,48 @@
         </w:rPr>
         <w:t>The Chronicler introduced Uzziah, also known as Azariah in Kings, twice (</w:t>
       </w:r>
-      <w:hyperlink r:id="rId253">
-        <w:r>
-          <w:rPr>
-            <w:lang w:val="en_US" w:bidi="en_US"/>
-          </w:rPr>
-          <w:rPr>
-            <w:color w:val="0000EE"/>
-            <w:u w:val="single"/>
-          </w:rPr>
-          <w:t>2 Chronicles 26:1–2</w:t>
-        </w:r>
-      </w:hyperlink>
+      <w:r>
+        <w:rPr>
+          <w:lang w:val="en_US" w:bidi="en_US"/>
+        </w:rPr>
+        <w:t>2 Chronicles 26:1–2</w:t>
+      </w:r>
       <w:r>
         <w:rPr>
           <w:lang w:val="en_US" w:bidi="en_US"/>
         </w:rPr>
         <w:t xml:space="preserve">, </w:t>
       </w:r>
-      <w:hyperlink r:id="rId254">
-        <w:r>
-          <w:rPr>
-            <w:lang w:val="en_US" w:bidi="en_US"/>
-          </w:rPr>
-          <w:rPr>
-            <w:color w:val="0000EE"/>
-            <w:u w:val="single"/>
-          </w:rPr>
-          <w:t>3–5</w:t>
-        </w:r>
-      </w:hyperlink>
+      <w:r>
+        <w:rPr>
+          <w:lang w:val="en_US" w:bidi="en_US"/>
+        </w:rPr>
+        <w:t>3–5</w:t>
+      </w:r>
       <w:r>
         <w:rPr>
           <w:lang w:val="en_US" w:bidi="en_US"/>
         </w:rPr>
         <w:t>). He quoted two passages from Kings (</w:t>
       </w:r>
-      <w:hyperlink r:id="rId255">
-        <w:r>
-          <w:rPr>
-            <w:lang w:val="en_US" w:bidi="en_US"/>
-          </w:rPr>
-          <w:rPr>
-            <w:color w:val="0000EE"/>
-            <w:u w:val="single"/>
-          </w:rPr>
-          <w:t>2 Kings 14:21–22</w:t>
-        </w:r>
-      </w:hyperlink>
+      <w:r>
+        <w:rPr>
+          <w:lang w:val="en_US" w:bidi="en_US"/>
+        </w:rPr>
+        <w:t>2 Kings 14:21–22</w:t>
+      </w:r>
       <w:r>
         <w:rPr>
           <w:lang w:val="en_US" w:bidi="en_US"/>
         </w:rPr>
         <w:t xml:space="preserve">; </w:t>
       </w:r>
-      <w:hyperlink r:id="rId256">
-        <w:r>
-          <w:rPr>
-            <w:lang w:val="en_US" w:bidi="en_US"/>
-          </w:rPr>
-          <w:rPr>
-            <w:color w:val="0000EE"/>
-            <w:u w:val="single"/>
-          </w:rPr>
-          <w:t>15:2–3</w:t>
-        </w:r>
-      </w:hyperlink>
+      <w:r>
+        <w:rPr>
+          <w:lang w:val="en_US" w:bidi="en_US"/>
+        </w:rPr>
+        <w:t>15:2–3</w:t>
+      </w:r>
       <w:r>
         <w:rPr>
           <w:lang w:val="en_US" w:bidi="en_US"/>
@@ -15118,36 +13606,24 @@
         </w:rPr>
         <w:t>These verses summarize Uzziah’s international achievements. He conquered areas to the west, south, and southeast, but not to the north, where Jeroboam II’s kingdom was strong (</w:t>
       </w:r>
-      <w:hyperlink r:id="rId257">
-        <w:r>
-          <w:rPr>
-            <w:lang w:val="en_US" w:bidi="en_US"/>
-          </w:rPr>
-          <w:rPr>
-            <w:color w:val="0000EE"/>
-            <w:u w:val="single"/>
-          </w:rPr>
-          <w:t>2 Kings 14:23–29</w:t>
-        </w:r>
-      </w:hyperlink>
+      <w:r>
+        <w:rPr>
+          <w:lang w:val="en_US" w:bidi="en_US"/>
+        </w:rPr>
+        <w:t>2 Kings 14:23–29</w:t>
+      </w:r>
       <w:r>
         <w:rPr>
           <w:lang w:val="en_US" w:bidi="en_US"/>
         </w:rPr>
         <w:t>). With God's guidance (</w:t>
       </w:r>
-      <w:hyperlink r:id="rId258">
-        <w:r>
-          <w:rPr>
-            <w:lang w:val="en_US" w:bidi="en_US"/>
-          </w:rPr>
-          <w:rPr>
-            <w:color w:val="0000EE"/>
-            <w:u w:val="single"/>
-          </w:rPr>
-          <w:t>2 Chronicles 26:7</w:t>
-        </w:r>
-      </w:hyperlink>
+      <w:r>
+        <w:rPr>
+          <w:lang w:val="en_US" w:bidi="en_US"/>
+        </w:rPr>
+        <w:t>2 Chronicles 26:7</w:t>
+      </w:r>
       <w:r>
         <w:rPr>
           <w:lang w:val="en_US" w:bidi="en_US"/>
@@ -15206,36 +13682,24 @@
         </w:rPr>
         <w:t>Uzziah fixed the damage to Jerusalem's walls caused by Jehoash during his attack on Amaziah. Uzziah might have also repaired damage from the famous earthquake of his time (</w:t>
       </w:r>
-      <w:hyperlink r:id="rId259">
-        <w:r>
-          <w:rPr>
-            <w:lang w:val="en_US" w:bidi="en_US"/>
-          </w:rPr>
-          <w:rPr>
-            <w:color w:val="0000EE"/>
-            <w:u w:val="single"/>
-          </w:rPr>
-          <w:t>Amos 1:1</w:t>
-        </w:r>
-      </w:hyperlink>
+      <w:r>
+        <w:rPr>
+          <w:lang w:val="en_US" w:bidi="en_US"/>
+        </w:rPr>
+        <w:t>Amos 1:1</w:t>
+      </w:r>
       <w:r>
         <w:rPr>
           <w:lang w:val="en_US" w:bidi="en_US"/>
         </w:rPr>
         <w:t xml:space="preserve">; </w:t>
       </w:r>
-      <w:hyperlink r:id="rId260">
-        <w:r>
-          <w:rPr>
-            <w:lang w:val="en_US" w:bidi="en_US"/>
-          </w:rPr>
-          <w:rPr>
-            <w:color w:val="0000EE"/>
-            <w:u w:val="single"/>
-          </w:rPr>
-          <w:t>Zechariah 14:5</w:t>
-        </w:r>
-      </w:hyperlink>
+      <w:r>
+        <w:rPr>
+          <w:lang w:val="en_US" w:bidi="en_US"/>
+        </w:rPr>
+        <w:t>Zechariah 14:5</w:t>
+      </w:r>
       <w:r>
         <w:rPr>
           <w:lang w:val="en_US" w:bidi="en_US"/>
@@ -15356,36 +13820,24 @@
         </w:rPr>
         <w:t>Uzziah's leprosy was a punishment for breaking the covenant by burning incense in the temple. Only priests could do this (</w:t>
       </w:r>
-      <w:hyperlink r:id="rId261">
-        <w:r>
-          <w:rPr>
-            <w:lang w:val="en_US" w:bidi="en_US"/>
-          </w:rPr>
-          <w:rPr>
-            <w:color w:val="0000EE"/>
-            <w:u w:val="single"/>
-          </w:rPr>
-          <w:t>Exodus 30:7–9</w:t>
-        </w:r>
-      </w:hyperlink>
+      <w:r>
+        <w:rPr>
+          <w:lang w:val="en_US" w:bidi="en_US"/>
+        </w:rPr>
+        <w:t>Exodus 30:7–9</w:t>
+      </w:r>
       <w:r>
         <w:rPr>
           <w:lang w:val="en_US" w:bidi="en_US"/>
         </w:rPr>
         <w:t xml:space="preserve">; </w:t>
       </w:r>
-      <w:hyperlink r:id="rId262">
-        <w:r>
-          <w:rPr>
-            <w:lang w:val="en_US" w:bidi="en_US"/>
-          </w:rPr>
-          <w:rPr>
-            <w:color w:val="0000EE"/>
-            <w:u w:val="single"/>
-          </w:rPr>
-          <w:t>Numbers 16</w:t>
-        </w:r>
-      </w:hyperlink>
+      <w:r>
+        <w:rPr>
+          <w:lang w:val="en_US" w:bidi="en_US"/>
+        </w:rPr>
+        <w:t>Numbers 16</w:t>
+      </w:r>
       <w:r>
         <w:rPr>
           <w:lang w:val="en_US" w:bidi="en_US"/>
@@ -15520,18 +13972,12 @@
         </w:rPr>
         <w:t xml:space="preserve"> (</w:t>
       </w:r>
-      <w:hyperlink r:id="rId263">
-        <w:r>
-          <w:rPr>
-            <w:lang w:val="en_US" w:bidi="en_US"/>
-          </w:rPr>
-          <w:rPr>
-            <w:color w:val="0000EE"/>
-            <w:u w:val="single"/>
-          </w:rPr>
-          <w:t>2 Kings 15:30</w:t>
-        </w:r>
-      </w:hyperlink>
+      <w:r>
+        <w:rPr>
+          <w:lang w:val="en_US" w:bidi="en_US"/>
+        </w:rPr>
+        <w:t>2 Kings 15:30</w:t>
+      </w:r>
       <w:r>
         <w:rPr>
           <w:lang w:val="en_US" w:bidi="en_US"/>
@@ -15550,18 +13996,12 @@
         </w:rPr>
         <w:t xml:space="preserve">). Ahaz likely had his official accession ceremony after Jotham's death in 732 BC, so the author of 2 Chronicles counts Ahaz's official reign starting in 731 BC (see </w:t>
       </w:r>
-      <w:hyperlink r:id="rId264">
-        <w:r>
-          <w:rPr>
-            <w:lang w:val="en_US" w:bidi="en_US"/>
-          </w:rPr>
-          <w:rPr>
-            <w:color w:val="0000EE"/>
-            <w:u w:val="single"/>
-          </w:rPr>
-          <w:t>2 Chronicles 28:1</w:t>
-        </w:r>
-      </w:hyperlink>
+      <w:r>
+        <w:rPr>
+          <w:lang w:val="en_US" w:bidi="en_US"/>
+        </w:rPr>
+        <w:t>2 Chronicles 28:1</w:t>
+      </w:r>
       <w:r>
         <w:rPr>
           <w:lang w:val="en_US" w:bidi="en_US"/>
@@ -15664,36 +14104,24 @@
         </w:rPr>
         <w:t>Uzziah received tribute from the Ammonites (</w:t>
       </w:r>
-      <w:hyperlink r:id="rId265">
-        <w:r>
-          <w:rPr>
-            <w:lang w:val="en_US" w:bidi="en_US"/>
-          </w:rPr>
-          <w:rPr>
-            <w:color w:val="0000EE"/>
-            <w:u w:val="single"/>
-          </w:rPr>
-          <w:t>2 Chronicles 26:8</w:t>
-        </w:r>
-      </w:hyperlink>
+      <w:r>
+        <w:rPr>
+          <w:lang w:val="en_US" w:bidi="en_US"/>
+        </w:rPr>
+        <w:t>2 Chronicles 26:8</w:t>
+      </w:r>
       <w:r>
         <w:rPr>
           <w:lang w:val="en_US" w:bidi="en_US"/>
         </w:rPr>
         <w:t>), and Jotham continued to control their land east of the Jordan. These payments stopped after three years, possibly because Jotham was busy fighting Israel and Aram (</w:t>
       </w:r>
-      <w:hyperlink r:id="rId266">
-        <w:r>
-          <w:rPr>
-            <w:lang w:val="en_US" w:bidi="en_US"/>
-          </w:rPr>
-          <w:rPr>
-            <w:color w:val="0000EE"/>
-            <w:u w:val="single"/>
-          </w:rPr>
-          <w:t>2 Kings 15:37</w:t>
-        </w:r>
-      </w:hyperlink>
+      <w:r>
+        <w:rPr>
+          <w:lang w:val="en_US" w:bidi="en_US"/>
+        </w:rPr>
+        <w:t>2 Kings 15:37</w:t>
+      </w:r>
       <w:r>
         <w:rPr>
           <w:lang w:val="en_US" w:bidi="en_US"/>
@@ -15796,90 +14224,60 @@
         </w:rPr>
         <w:t xml:space="preserve">Ahaz even sacrificed his own sons in the fire. He was copying the terrible actions of the Canaanites (see </w:t>
       </w:r>
-      <w:hyperlink r:id="rId267">
-        <w:r>
-          <w:rPr>
-            <w:lang w:val="en_US" w:bidi="en_US"/>
-          </w:rPr>
-          <w:rPr>
-            <w:color w:val="0000EE"/>
-            <w:u w:val="single"/>
-          </w:rPr>
-          <w:t>Deuteronomy 12:31</w:t>
-        </w:r>
-      </w:hyperlink>
+      <w:r>
+        <w:rPr>
+          <w:lang w:val="en_US" w:bidi="en_US"/>
+        </w:rPr>
+        <w:t>Deuteronomy 12:31</w:t>
+      </w:r>
       <w:r>
         <w:rPr>
           <w:lang w:val="en_US" w:bidi="en_US"/>
         </w:rPr>
         <w:t xml:space="preserve">; </w:t>
       </w:r>
-      <w:hyperlink r:id="rId268">
-        <w:r>
-          <w:rPr>
-            <w:lang w:val="en_US" w:bidi="en_US"/>
-          </w:rPr>
-          <w:rPr>
-            <w:color w:val="0000EE"/>
-            <w:u w:val="single"/>
-          </w:rPr>
-          <w:t>18:9–10</w:t>
-        </w:r>
-      </w:hyperlink>
+      <w:r>
+        <w:rPr>
+          <w:lang w:val="en_US" w:bidi="en_US"/>
+        </w:rPr>
+        <w:t>18:9–10</w:t>
+      </w:r>
       <w:r>
         <w:rPr>
           <w:lang w:val="en_US" w:bidi="en_US"/>
         </w:rPr>
         <w:t xml:space="preserve">; </w:t>
       </w:r>
-      <w:hyperlink r:id="rId269">
-        <w:r>
-          <w:rPr>
-            <w:lang w:val="en_US" w:bidi="en_US"/>
-          </w:rPr>
-          <w:rPr>
-            <w:color w:val="0000EE"/>
-            <w:u w:val="single"/>
-          </w:rPr>
-          <w:t>Jeremiah 7:31</w:t>
-        </w:r>
-      </w:hyperlink>
+      <w:r>
+        <w:rPr>
+          <w:lang w:val="en_US" w:bidi="en_US"/>
+        </w:rPr>
+        <w:t>Jeremiah 7:31</w:t>
+      </w:r>
       <w:r>
         <w:rPr>
           <w:lang w:val="en_US" w:bidi="en_US"/>
         </w:rPr>
         <w:t xml:space="preserve">; </w:t>
       </w:r>
-      <w:hyperlink r:id="rId270">
-        <w:r>
-          <w:rPr>
-            <w:lang w:val="en_US" w:bidi="en_US"/>
-          </w:rPr>
-          <w:rPr>
-            <w:color w:val="0000EE"/>
-            <w:u w:val="single"/>
-          </w:rPr>
-          <w:t>19:5</w:t>
-        </w:r>
-      </w:hyperlink>
+      <w:r>
+        <w:rPr>
+          <w:lang w:val="en_US" w:bidi="en_US"/>
+        </w:rPr>
+        <w:t>19:5</w:t>
+      </w:r>
       <w:r>
         <w:rPr>
           <w:lang w:val="en_US" w:bidi="en_US"/>
         </w:rPr>
         <w:t xml:space="preserve">; </w:t>
       </w:r>
-      <w:hyperlink r:id="rId271">
-        <w:r>
-          <w:rPr>
-            <w:lang w:val="en_US" w:bidi="en_US"/>
-          </w:rPr>
-          <w:rPr>
-            <w:color w:val="0000EE"/>
-            <w:u w:val="single"/>
-          </w:rPr>
-          <w:t>32:35</w:t>
-        </w:r>
-      </w:hyperlink>
+      <w:r>
+        <w:rPr>
+          <w:lang w:val="en_US" w:bidi="en_US"/>
+        </w:rPr>
+        <w:t>32:35</w:t>
+      </w:r>
       <w:r>
         <w:rPr>
           <w:lang w:val="en_US" w:bidi="en_US"/>
@@ -15941,36 +14339,24 @@
         </w:rPr>
         <w:t>: Although the Lord used Israel to punish Judah, the covenant forbade enslaving and murdering fellow Israelites (</w:t>
       </w:r>
-      <w:hyperlink r:id="rId272">
-        <w:r>
-          <w:rPr>
-            <w:lang w:val="en_US" w:bidi="en_US"/>
-          </w:rPr>
-          <w:rPr>
-            <w:color w:val="0000EE"/>
-            <w:u w:val="single"/>
-          </w:rPr>
-          <w:t>2 Chronicles 28:10</w:t>
-        </w:r>
-      </w:hyperlink>
+      <w:r>
+        <w:rPr>
+          <w:lang w:val="en_US" w:bidi="en_US"/>
+        </w:rPr>
+        <w:t>2 Chronicles 28:10</w:t>
+      </w:r>
       <w:r>
         <w:rPr>
           <w:lang w:val="en_US" w:bidi="en_US"/>
         </w:rPr>
         <w:t xml:space="preserve">; </w:t>
       </w:r>
-      <w:hyperlink r:id="rId273">
-        <w:r>
-          <w:rPr>
-            <w:lang w:val="en_US" w:bidi="en_US"/>
-          </w:rPr>
-          <w:rPr>
-            <w:color w:val="0000EE"/>
-            <w:u w:val="single"/>
-          </w:rPr>
-          <w:t>Leviticus 25:39–55</w:t>
-        </w:r>
-      </w:hyperlink>
+      <w:r>
+        <w:rPr>
+          <w:lang w:val="en_US" w:bidi="en_US"/>
+        </w:rPr>
+        <w:t>Leviticus 25:39–55</w:t>
+      </w:r>
       <w:r>
         <w:rPr>
           <w:lang w:val="en_US" w:bidi="en_US"/>
@@ -16067,18 +14453,12 @@
         </w:rPr>
         <w:t>: Later, during Ahaz's reign, the kingdom of Israel would face destruction and exile in 722 BC (</w:t>
       </w:r>
-      <w:hyperlink r:id="rId274">
-        <w:r>
-          <w:rPr>
-            <w:lang w:val="en_US" w:bidi="en_US"/>
-          </w:rPr>
-          <w:rPr>
-            <w:color w:val="0000EE"/>
-            <w:u w:val="single"/>
-          </w:rPr>
-          <w:t>2 Kings 17:5–23</w:t>
-        </w:r>
-      </w:hyperlink>
+      <w:r>
+        <w:rPr>
+          <w:lang w:val="en_US" w:bidi="en_US"/>
+        </w:rPr>
+        <w:t>2 Kings 17:5–23</w:t>
+      </w:r>
       <w:r>
         <w:rPr>
           <w:lang w:val="en_US" w:bidi="en_US"/>
@@ -16146,18 +14526,12 @@
         </w:rPr>
         <w:t xml:space="preserve"> See </w:t>
       </w:r>
-      <w:hyperlink r:id="rId275">
-        <w:r>
-          <w:rPr>
-            <w:lang w:val="en_US" w:bidi="en_US"/>
-          </w:rPr>
-          <w:rPr>
-            <w:color w:val="0000EE"/>
-            <w:u w:val="single"/>
-          </w:rPr>
-          <w:t>2 Kings 16:7–9</w:t>
-        </w:r>
-      </w:hyperlink>
+      <w:r>
+        <w:rPr>
+          <w:lang w:val="en_US" w:bidi="en_US"/>
+        </w:rPr>
+        <w:t>2 Kings 16:7–9</w:t>
+      </w:r>
       <w:r>
         <w:rPr>
           <w:lang w:val="en_US" w:bidi="en_US"/>
@@ -16260,18 +14634,12 @@
         </w:rPr>
         <w:t>King Ahaz rejected the Lord by building an altar like one in Damascus (</w:t>
       </w:r>
-      <w:hyperlink r:id="rId276">
-        <w:r>
-          <w:rPr>
-            <w:lang w:val="en_US" w:bidi="en_US"/>
-          </w:rPr>
-          <w:rPr>
-            <w:color w:val="0000EE"/>
-            <w:u w:val="single"/>
-          </w:rPr>
-          <w:t>2 Kings 16:10–16</w:t>
-        </w:r>
-      </w:hyperlink>
+      <w:r>
+        <w:rPr>
+          <w:lang w:val="en_US" w:bidi="en_US"/>
+        </w:rPr>
+        <w:t>2 Kings 16:10–16</w:t>
+      </w:r>
       <w:r>
         <w:rPr>
           <w:lang w:val="en_US" w:bidi="en_US"/>
@@ -16374,18 +14742,12 @@
         </w:rPr>
         <w:t>Samaria, the capital of the northern kingdom of Israel, fell to Assyria in 722 BC. This happened during the twenty-first year of Ahaz’s reign in Judah (</w:t>
       </w:r>
-      <w:hyperlink r:id="rId277">
-        <w:r>
-          <w:rPr>
-            <w:lang w:val="en_US" w:bidi="en_US"/>
-          </w:rPr>
-          <w:rPr>
-            <w:color w:val="0000EE"/>
-            <w:u w:val="single"/>
-          </w:rPr>
-          <w:t>2 Kings 17:1–6</w:t>
-        </w:r>
-      </w:hyperlink>
+      <w:r>
+        <w:rPr>
+          <w:lang w:val="en_US" w:bidi="en_US"/>
+        </w:rPr>
+        <w:t>2 Kings 17:1–6</w:t>
+      </w:r>
       <w:r>
         <w:rPr>
           <w:lang w:val="en_US" w:bidi="en_US"/>
@@ -16488,18 +14850,12 @@
         </w:rPr>
         <w:t>Hezekiah's first act as king was to repair the temple doors (</w:t>
       </w:r>
-      <w:hyperlink r:id="rId278">
-        <w:r>
-          <w:rPr>
-            <w:lang w:val="en_US" w:bidi="en_US"/>
-          </w:rPr>
-          <w:rPr>
-            <w:color w:val="0000EE"/>
-            <w:u w:val="single"/>
-          </w:rPr>
-          <w:t>2 Chronicles 29:3</w:t>
-        </w:r>
-      </w:hyperlink>
+      <w:r>
+        <w:rPr>
+          <w:lang w:val="en_US" w:bidi="en_US"/>
+        </w:rPr>
+        <w:t>2 Chronicles 29:3</w:t>
+      </w:r>
       <w:r>
         <w:rPr>
           <w:lang w:val="en_US" w:bidi="en_US"/>
@@ -16532,18 +14888,12 @@
         </w:rPr>
         <w:t>, “Yah makes strong”). This action set the stage for the king’s speech to the priests and Levites (</w:t>
       </w:r>
-      <w:hyperlink r:id="rId279">
-        <w:r>
-          <w:rPr>
-            <w:lang w:val="en_US" w:bidi="en_US"/>
-          </w:rPr>
-          <w:rPr>
-            <w:color w:val="0000EE"/>
-            <w:u w:val="single"/>
-          </w:rPr>
-          <w:t>2 Chronicles 29:5–11</w:t>
-        </w:r>
-      </w:hyperlink>
+      <w:r>
+        <w:rPr>
+          <w:lang w:val="en_US" w:bidi="en_US"/>
+        </w:rPr>
+        <w:t>2 Chronicles 29:5–11</w:t>
+      </w:r>
       <w:r>
         <w:rPr>
           <w:lang w:val="en_US" w:bidi="en_US"/>
@@ -16598,36 +14948,24 @@
         </w:rPr>
         <w:t>Hezekiah's speech used words common during exile to describe the nation's failure. Like during Rehoboam's separation (</w:t>
       </w:r>
-      <w:hyperlink r:id="rId114">
-        <w:r>
-          <w:rPr>
-            <w:lang w:val="en_US" w:bidi="en_US"/>
-          </w:rPr>
-          <w:rPr>
-            <w:color w:val="0000EE"/>
-            <w:u w:val="single"/>
-          </w:rPr>
-          <w:t>2 Chronicles 12:1</w:t>
-        </w:r>
-      </w:hyperlink>
+      <w:r>
+        <w:rPr>
+          <w:lang w:val="en_US" w:bidi="en_US"/>
+        </w:rPr>
+        <w:t>2 Chronicles 12:1</w:t>
+      </w:r>
       <w:r>
         <w:rPr>
           <w:lang w:val="en_US" w:bidi="en_US"/>
         </w:rPr>
         <w:t xml:space="preserve">; see </w:t>
       </w:r>
-      <w:hyperlink r:id="rId131">
-        <w:r>
-          <w:rPr>
-            <w:lang w:val="en_US" w:bidi="en_US"/>
-          </w:rPr>
-          <w:rPr>
-            <w:color w:val="0000EE"/>
-            <w:u w:val="single"/>
-          </w:rPr>
-          <w:t>13:10</w:t>
-        </w:r>
-      </w:hyperlink>
+      <w:r>
+        <w:rPr>
+          <w:lang w:val="en_US" w:bidi="en_US"/>
+        </w:rPr>
+        <w:t>13:10</w:t>
+      </w:r>
       <w:r>
         <w:rPr>
           <w:lang w:val="en_US" w:bidi="en_US"/>
@@ -16682,18 +15020,12 @@
         </w:rPr>
         <w:t xml:space="preserve">Kohath, Merari, and Gershon were the three sons of Levi. Their descendants formed the three main clans of the Levite tribe (see </w:t>
       </w:r>
-      <w:hyperlink r:id="rId280">
-        <w:r>
-          <w:rPr>
-            <w:lang w:val="en_US" w:bidi="en_US"/>
-          </w:rPr>
-          <w:rPr>
-            <w:color w:val="0000EE"/>
-            <w:u w:val="single"/>
-          </w:rPr>
-          <w:t>Exodus 6:16</w:t>
-        </w:r>
-      </w:hyperlink>
+      <w:r>
+        <w:rPr>
+          <w:lang w:val="en_US" w:bidi="en_US"/>
+        </w:rPr>
+        <w:t>Exodus 6:16</w:t>
+      </w:r>
       <w:r>
         <w:rPr>
           <w:lang w:val="en_US" w:bidi="en_US"/>
@@ -16748,18 +15080,12 @@
         </w:rPr>
         <w:t xml:space="preserve">To start sanctifying the temple, the Levites first sanctified themselves. They likely purified themselves by bringing offerings (see </w:t>
       </w:r>
-      <w:hyperlink r:id="rId281">
-        <w:r>
-          <w:rPr>
-            <w:lang w:val="en_US" w:bidi="en_US"/>
-          </w:rPr>
-          <w:rPr>
-            <w:color w:val="0000EE"/>
-            <w:u w:val="single"/>
-          </w:rPr>
-          <w:t>2 Chronicles 30:15</w:t>
-        </w:r>
-      </w:hyperlink>
+      <w:r>
+        <w:rPr>
+          <w:lang w:val="en_US" w:bidi="en_US"/>
+        </w:rPr>
+        <w:t>2 Chronicles 30:15</w:t>
+      </w:r>
       <w:r>
         <w:rPr>
           <w:lang w:val="en_US" w:bidi="en_US"/>
@@ -16788,18 +15114,12 @@
         </w:rPr>
         <w:t xml:space="preserve">Purification (removing pollution, </w:t>
       </w:r>
-      <w:hyperlink r:id="rId282">
-        <w:r>
-          <w:rPr>
-            <w:lang w:val="en_US" w:bidi="en_US"/>
-          </w:rPr>
-          <w:rPr>
-            <w:color w:val="0000EE"/>
-            <w:u w:val="single"/>
-          </w:rPr>
-          <w:t>2 Chronicles 29:15–17</w:t>
-        </w:r>
-      </w:hyperlink>
+      <w:r>
+        <w:rPr>
+          <w:lang w:val="en_US" w:bidi="en_US"/>
+        </w:rPr>
+        <w:t>2 Chronicles 29:15–17</w:t>
+      </w:r>
       <w:r>
         <w:rPr>
           <w:lang w:val="en_US" w:bidi="en_US"/>
@@ -16824,18 +15144,12 @@
         </w:rPr>
         <w:t xml:space="preserve">Sanctification (rededicating the temple for holy worship, </w:t>
       </w:r>
-      <w:hyperlink r:id="rId283">
-        <w:r>
-          <w:rPr>
-            <w:lang w:val="en_US" w:bidi="en_US"/>
-          </w:rPr>
-          <w:rPr>
-            <w:color w:val="0000EE"/>
-            <w:u w:val="single"/>
-          </w:rPr>
-          <w:t>2 Chronicles 29:20–36</w:t>
-        </w:r>
-      </w:hyperlink>
+      <w:r>
+        <w:rPr>
+          <w:lang w:val="en_US" w:bidi="en_US"/>
+        </w:rPr>
+        <w:t>2 Chronicles 29:20–36</w:t>
+      </w:r>
       <w:r>
         <w:rPr>
           <w:lang w:val="en_US" w:bidi="en_US"/>
@@ -16890,36 +15204,24 @@
         </w:rPr>
         <w:t xml:space="preserve">The bulls, rams, and lambs were for the burnt offering, and the male goats were for the sin offering (see </w:t>
       </w:r>
-      <w:hyperlink r:id="rId284">
-        <w:r>
-          <w:rPr>
-            <w:lang w:val="en_US" w:bidi="en_US"/>
-          </w:rPr>
-          <w:rPr>
-            <w:color w:val="0000EE"/>
-            <w:u w:val="single"/>
-          </w:rPr>
-          <w:t>Leviticus 1</w:t>
-        </w:r>
-      </w:hyperlink>
+      <w:r>
+        <w:rPr>
+          <w:lang w:val="en_US" w:bidi="en_US"/>
+        </w:rPr>
+        <w:t>Leviticus 1</w:t>
+      </w:r>
       <w:r>
         <w:rPr>
           <w:lang w:val="en_US" w:bidi="en_US"/>
         </w:rPr>
         <w:t xml:space="preserve">; </w:t>
       </w:r>
-      <w:hyperlink r:id="rId285">
-        <w:r>
-          <w:rPr>
-            <w:lang w:val="en_US" w:bidi="en_US"/>
-          </w:rPr>
-          <w:rPr>
-            <w:color w:val="0000EE"/>
-            <w:u w:val="single"/>
-          </w:rPr>
-          <w:t>4:1–5:13</w:t>
-        </w:r>
-      </w:hyperlink>
+      <w:r>
+        <w:rPr>
+          <w:lang w:val="en_US" w:bidi="en_US"/>
+        </w:rPr>
+        <w:t>4:1–5:13</w:t>
+      </w:r>
       <w:r>
         <w:rPr>
           <w:lang w:val="en_US" w:bidi="en_US"/>
@@ -16996,18 +15298,12 @@
         </w:rPr>
         <w:t xml:space="preserve">The thanksgiving offerings were also known as praise offerings, peace offerings, or offerings of well-being (see </w:t>
       </w:r>
-      <w:hyperlink r:id="rId286">
-        <w:r>
-          <w:rPr>
-            <w:lang w:val="en_US" w:bidi="en_US"/>
-          </w:rPr>
-          <w:rPr>
-            <w:color w:val="0000EE"/>
-            <w:u w:val="single"/>
-          </w:rPr>
-          <w:t>Leviticus 3</w:t>
-        </w:r>
-      </w:hyperlink>
+      <w:r>
+        <w:rPr>
+          <w:lang w:val="en_US" w:bidi="en_US"/>
+        </w:rPr>
+        <w:t>Leviticus 3</w:t>
+      </w:r>
       <w:r>
         <w:rPr>
           <w:lang w:val="en_US" w:bidi="en_US"/>
@@ -17110,18 +15406,12 @@
         </w:rPr>
         <w:t>This story of Hezekiah's Passover celebration shows the Chronicler's focus on Israel's unity, the people's spiritual readiness, and the success of following Solomon's restoration plan at the temple dedication (</w:t>
       </w:r>
-      <w:hyperlink r:id="rId121">
-        <w:r>
-          <w:rPr>
-            <w:lang w:val="en_US" w:bidi="en_US"/>
-          </w:rPr>
-          <w:rPr>
-            <w:color w:val="0000EE"/>
-            <w:u w:val="single"/>
-          </w:rPr>
-          <w:t>2 Chronicles 7:14</w:t>
-        </w:r>
-      </w:hyperlink>
+      <w:r>
+        <w:rPr>
+          <w:lang w:val="en_US" w:bidi="en_US"/>
+        </w:rPr>
+        <w:t>2 Chronicles 7:14</w:t>
+      </w:r>
       <w:r>
         <w:rPr>
           <w:lang w:val="en_US" w:bidi="en_US"/>
@@ -17176,18 +15466,12 @@
         </w:rPr>
         <w:t>A month later than usual, the law allowed for a delayed Passover if someone was ceremonially unclean or on a long journey (</w:t>
       </w:r>
-      <w:hyperlink r:id="rId287">
-        <w:r>
-          <w:rPr>
-            <w:lang w:val="en_US" w:bidi="en_US"/>
-          </w:rPr>
-          <w:rPr>
-            <w:color w:val="0000EE"/>
-            <w:u w:val="single"/>
-          </w:rPr>
-          <w:t>Numbers 9:9–11</w:t>
-        </w:r>
-      </w:hyperlink>
+      <w:r>
+        <w:rPr>
+          <w:lang w:val="en_US" w:bidi="en_US"/>
+        </w:rPr>
+        <w:t>Numbers 9:9–11</w:t>
+      </w:r>
       <w:r>
         <w:rPr>
           <w:lang w:val="en_US" w:bidi="en_US"/>
@@ -17290,18 +15574,12 @@
         </w:rPr>
         <w:t>The Assyrians conquered the northern kingdom (</w:t>
       </w:r>
-      <w:hyperlink r:id="rId288">
-        <w:r>
-          <w:rPr>
-            <w:lang w:val="en_US" w:bidi="en_US"/>
-          </w:rPr>
-          <w:rPr>
-            <w:color w:val="0000EE"/>
-            <w:u w:val="single"/>
-          </w:rPr>
-          <w:t>2 Kings 17:5–28</w:t>
-        </w:r>
-      </w:hyperlink>
+      <w:r>
+        <w:rPr>
+          <w:lang w:val="en_US" w:bidi="en_US"/>
+        </w:rPr>
+        <w:t>2 Kings 17:5–28</w:t>
+      </w:r>
       <w:r>
         <w:rPr>
           <w:lang w:val="en_US" w:bidi="en_US"/>
@@ -17356,18 +15634,12 @@
         </w:rPr>
         <w:t>Some people humbled themselves, meeting the first requirement in Solomon’s formula (</w:t>
       </w:r>
-      <w:hyperlink r:id="rId121">
-        <w:r>
-          <w:rPr>
-            <w:lang w:val="en_US" w:bidi="en_US"/>
-          </w:rPr>
-          <w:rPr>
-            <w:color w:val="0000EE"/>
-            <w:u w:val="single"/>
-          </w:rPr>
-          <w:t>2 Chronicles 7:14</w:t>
-        </w:r>
-      </w:hyperlink>
+      <w:r>
+        <w:rPr>
+          <w:lang w:val="en_US" w:bidi="en_US"/>
+        </w:rPr>
+        <w:t>2 Chronicles 7:14</w:t>
+      </w:r>
       <w:r>
         <w:rPr>
           <w:lang w:val="en_US" w:bidi="en_US"/>
@@ -17518,18 +15790,12 @@
         </w:rPr>
         <w:t xml:space="preserve">Many pilgrims traveled far from other countries and could not undergo the purification ceremonies. They were not ready to join the ceremony. Hezekiah let them eat the Passover without the sacrificial ritual, even though they were impure. He prayed for God to accept their worship. Hezekiah followed the restoration process (see </w:t>
       </w:r>
-      <w:hyperlink r:id="rId121">
-        <w:r>
-          <w:rPr>
-            <w:lang w:val="en_US" w:bidi="en_US"/>
-          </w:rPr>
-          <w:rPr>
-            <w:color w:val="0000EE"/>
-            <w:u w:val="single"/>
-          </w:rPr>
-          <w:t>2 Chronicles 7:14</w:t>
-        </w:r>
-      </w:hyperlink>
+      <w:r>
+        <w:rPr>
+          <w:lang w:val="en_US" w:bidi="en_US"/>
+        </w:rPr>
+        <w:t>2 Chronicles 7:14</w:t>
+      </w:r>
       <w:r>
         <w:rPr>
           <w:lang w:val="en_US" w:bidi="en_US"/>
@@ -17613,18 +15879,12 @@
         </w:rPr>
         <w:t xml:space="preserve">: Compare </w:t>
       </w:r>
-      <w:hyperlink r:id="rId121">
-        <w:r>
-          <w:rPr>
-            <w:lang w:val="en_US" w:bidi="en_US"/>
-          </w:rPr>
-          <w:rPr>
-            <w:color w:val="0000EE"/>
-            <w:u w:val="single"/>
-          </w:rPr>
-          <w:t>2 Chronicles:14</w:t>
-        </w:r>
-      </w:hyperlink>
+      <w:r>
+        <w:rPr>
+          <w:lang w:val="en_US" w:bidi="en_US"/>
+        </w:rPr>
+        <w:t>2 Chronicles:14</w:t>
+      </w:r>
       <w:r>
         <w:rPr>
           <w:lang w:val="en_US" w:bidi="en_US"/>
@@ -17871,36 +16131,24 @@
         </w:rPr>
         <w:t>The large piles of animal tithes might refer to the money from selling animals, not the animals themselves. The law allowed people to exchange their field's produce for money (</w:t>
       </w:r>
-      <w:hyperlink r:id="rId289">
-        <w:r>
-          <w:rPr>
-            <w:lang w:val="en_US" w:bidi="en_US"/>
-          </w:rPr>
-          <w:rPr>
-            <w:color w:val="0000EE"/>
-            <w:u w:val="single"/>
-          </w:rPr>
-          <w:t>Deuteronomy 14:24–26</w:t>
-        </w:r>
-      </w:hyperlink>
+      <w:r>
+        <w:rPr>
+          <w:lang w:val="en_US" w:bidi="en_US"/>
+        </w:rPr>
+        <w:t>Deuteronomy 14:24–26</w:t>
+      </w:r>
       <w:r>
         <w:rPr>
           <w:lang w:val="en_US" w:bidi="en_US"/>
         </w:rPr>
         <w:t>) and to eat the meat at home (</w:t>
       </w:r>
-      <w:hyperlink r:id="rId290">
-        <w:r>
-          <w:rPr>
-            <w:lang w:val="en_US" w:bidi="en_US"/>
-          </w:rPr>
-          <w:rPr>
-            <w:color w:val="0000EE"/>
-            <w:u w:val="single"/>
-          </w:rPr>
-          <w:t>Deuteronomy 12:15</w:t>
-        </w:r>
-      </w:hyperlink>
+      <w:r>
+        <w:rPr>
+          <w:lang w:val="en_US" w:bidi="en_US"/>
+        </w:rPr>
+        <w:t>Deuteronomy 12:15</w:t>
+      </w:r>
       <w:r>
         <w:rPr>
           <w:lang w:val="en_US" w:bidi="en_US"/>
@@ -17955,18 +16203,12 @@
         </w:rPr>
         <w:t>The people's great generosity reminds us of when they first built the tabernacle (</w:t>
       </w:r>
-      <w:hyperlink r:id="rId291">
-        <w:r>
-          <w:rPr>
-            <w:lang w:val="en_US" w:bidi="en_US"/>
-          </w:rPr>
-          <w:rPr>
-            <w:color w:val="0000EE"/>
-            <w:u w:val="single"/>
-          </w:rPr>
-          <w:t>Exodus 36:3–5</w:t>
-        </w:r>
-      </w:hyperlink>
+      <w:r>
+        <w:rPr>
+          <w:lang w:val="en_US" w:bidi="en_US"/>
+        </w:rPr>
+        <w:t>Exodus 36:3–5</w:t>
+      </w:r>
       <w:r>
         <w:rPr>
           <w:lang w:val="en_US" w:bidi="en_US"/>
@@ -18021,18 +16263,12 @@
         </w:rPr>
         <w:t xml:space="preserve">Many Levites, mostly from small towns, could serve. Small groups traveled to Jerusalem in shifts for short periods (see </w:t>
       </w:r>
-      <w:hyperlink r:id="rId292">
-        <w:r>
-          <w:rPr>
-            <w:lang w:val="en_US" w:bidi="en_US"/>
-          </w:rPr>
-          <w:rPr>
-            <w:color w:val="0000EE"/>
-            <w:u w:val="single"/>
-          </w:rPr>
-          <w:t>1 Chronicles 24:1–19</w:t>
-        </w:r>
-      </w:hyperlink>
+      <w:r>
+        <w:rPr>
+          <w:lang w:val="en_US" w:bidi="en_US"/>
+        </w:rPr>
+        <w:t>1 Chronicles 24:1–19</w:t>
+      </w:r>
       <w:r>
         <w:rPr>
           <w:lang w:val="en_US" w:bidi="en_US"/>
@@ -18087,36 +16323,24 @@
         </w:rPr>
         <w:t xml:space="preserve">The Chronicler summarizes the long account of the siege against Jerusalem in twenty-three verses (compare </w:t>
       </w:r>
-      <w:hyperlink r:id="rId293">
-        <w:r>
-          <w:rPr>
-            <w:lang w:val="en_US" w:bidi="en_US"/>
-          </w:rPr>
-          <w:rPr>
-            <w:color w:val="0000EE"/>
-            <w:u w:val="single"/>
-          </w:rPr>
-          <w:t>2 Kings 18:17–19:37</w:t>
-        </w:r>
-      </w:hyperlink>
+      <w:r>
+        <w:rPr>
+          <w:lang w:val="en_US" w:bidi="en_US"/>
+        </w:rPr>
+        <w:t>2 Kings 18:17–19:37</w:t>
+      </w:r>
       <w:r>
         <w:rPr>
           <w:lang w:val="en_US" w:bidi="en_US"/>
         </w:rPr>
         <w:t xml:space="preserve">; </w:t>
       </w:r>
-      <w:hyperlink r:id="rId294">
-        <w:r>
-          <w:rPr>
-            <w:lang w:val="en_US" w:bidi="en_US"/>
-          </w:rPr>
-          <w:rPr>
-            <w:color w:val="0000EE"/>
-            <w:u w:val="single"/>
-          </w:rPr>
-          <w:t>Isaiah 36–38</w:t>
-        </w:r>
-      </w:hyperlink>
+      <w:r>
+        <w:rPr>
+          <w:lang w:val="en_US" w:bidi="en_US"/>
+        </w:rPr>
+        <w:t>Isaiah 36–38</w:t>
+      </w:r>
       <w:r>
         <w:rPr>
           <w:lang w:val="en_US" w:bidi="en_US"/>
@@ -18171,36 +16395,24 @@
         </w:rPr>
         <w:t>Sennacherib's attack was not a surprise; Hezekiah provoked it by breaking a treaty (</w:t>
       </w:r>
-      <w:hyperlink r:id="rId295">
-        <w:r>
-          <w:rPr>
-            <w:lang w:val="en_US" w:bidi="en_US"/>
-          </w:rPr>
-          <w:rPr>
-            <w:color w:val="0000EE"/>
-            <w:u w:val="single"/>
-          </w:rPr>
-          <w:t>2 Kings 18:7</w:t>
-        </w:r>
-      </w:hyperlink>
+      <w:r>
+        <w:rPr>
+          <w:lang w:val="en_US" w:bidi="en_US"/>
+        </w:rPr>
+        <w:t>2 Kings 18:7</w:t>
+      </w:r>
       <w:r>
         <w:rPr>
           <w:lang w:val="en_US" w:bidi="en_US"/>
         </w:rPr>
         <w:t xml:space="preserve">, </w:t>
       </w:r>
-      <w:hyperlink r:id="rId296">
-        <w:r>
-          <w:rPr>
-            <w:lang w:val="en_US" w:bidi="en_US"/>
-          </w:rPr>
-          <w:rPr>
-            <w:color w:val="0000EE"/>
-            <w:u w:val="single"/>
-          </w:rPr>
-          <w:t>20</w:t>
-        </w:r>
-      </w:hyperlink>
+      <w:r>
+        <w:rPr>
+          <w:lang w:val="en_US" w:bidi="en_US"/>
+        </w:rPr>
+        <w:t>20</w:t>
+      </w:r>
       <w:r>
         <w:rPr>
           <w:lang w:val="en_US" w:bidi="en_US"/>
@@ -18255,36 +16467,24 @@
         </w:rPr>
         <w:t>The Assyrian king's threats highlighted the main issues for the people of Jerusalem. The real question was whether to trust in God. The enemy king claimed Hezekiah could not be trusted (</w:t>
       </w:r>
-      <w:hyperlink r:id="rId297">
-        <w:r>
-          <w:rPr>
-            <w:lang w:val="en_US" w:bidi="en_US"/>
-          </w:rPr>
-          <w:rPr>
-            <w:color w:val="0000EE"/>
-            <w:u w:val="single"/>
-          </w:rPr>
-          <w:t>2 Chronicles 32:11–12</w:t>
-        </w:r>
-      </w:hyperlink>
+      <w:r>
+        <w:rPr>
+          <w:lang w:val="en_US" w:bidi="en_US"/>
+        </w:rPr>
+        <w:t>2 Chronicles 32:11–12</w:t>
+      </w:r>
       <w:r>
         <w:rPr>
           <w:lang w:val="en_US" w:bidi="en_US"/>
         </w:rPr>
         <w:t>) because he had angered the Lord by removing God's shrines and altars. However, the opposite was true. This reform was Hezekiah's greatest act of loyalty to the Lord. The question was whether God could be trusted against Assyria's power (</w:t>
       </w:r>
-      <w:hyperlink r:id="rId298">
-        <w:r>
-          <w:rPr>
-            <w:lang w:val="en_US" w:bidi="en_US"/>
-          </w:rPr>
-          <w:rPr>
-            <w:color w:val="0000EE"/>
-            <w:u w:val="single"/>
-          </w:rPr>
-          <w:t>2 Chronicles 32:11–15</w:t>
-        </w:r>
-      </w:hyperlink>
+      <w:r>
+        <w:rPr>
+          <w:lang w:val="en_US" w:bidi="en_US"/>
+        </w:rPr>
+        <w:t>2 Chronicles 32:11–15</w:t>
+      </w:r>
       <w:r>
         <w:rPr>
           <w:lang w:val="en_US" w:bidi="en_US"/>
@@ -18339,18 +16539,12 @@
         </w:rPr>
         <w:t xml:space="preserve">The fate of Sennacherib is similar to the story in the Book of Kings (see </w:t>
       </w:r>
-      <w:hyperlink r:id="rId299">
-        <w:r>
-          <w:rPr>
-            <w:lang w:val="en_US" w:bidi="en_US"/>
-          </w:rPr>
-          <w:rPr>
-            <w:color w:val="0000EE"/>
-            <w:u w:val="single"/>
-          </w:rPr>
-          <w:t>2 Kings 19:35–37</w:t>
-        </w:r>
-      </w:hyperlink>
+      <w:r>
+        <w:rPr>
+          <w:lang w:val="en_US" w:bidi="en_US"/>
+        </w:rPr>
+        <w:t>2 Kings 19:35–37</w:t>
+      </w:r>
       <w:r>
         <w:rPr>
           <w:lang w:val="en_US" w:bidi="en_US"/>
@@ -18549,18 +16743,12 @@
         </w:rPr>
         <w:t xml:space="preserve">The visit by the Babylonian envoys is described in more detail in </w:t>
       </w:r>
-      <w:hyperlink r:id="rId300">
-        <w:r>
-          <w:rPr>
-            <w:lang w:val="en_US" w:bidi="en_US"/>
-          </w:rPr>
-          <w:rPr>
-            <w:color w:val="0000EE"/>
-            <w:u w:val="single"/>
-          </w:rPr>
-          <w:t>2 Kings 20:12–20</w:t>
-        </w:r>
-      </w:hyperlink>
+      <w:r>
+        <w:rPr>
+          <w:lang w:val="en_US" w:bidi="en_US"/>
+        </w:rPr>
+        <w:t>2 Kings 20:12–20</w:t>
+      </w:r>
       <w:r>
         <w:rPr>
           <w:lang w:val="en_US" w:bidi="en_US"/>
@@ -18663,18 +16851,12 @@
         </w:rPr>
         <w:t xml:space="preserve">The carved idol represented Asherah (see </w:t>
       </w:r>
-      <w:hyperlink r:id="rId301">
-        <w:r>
-          <w:rPr>
-            <w:lang w:val="en_US" w:bidi="en_US"/>
-          </w:rPr>
-          <w:rPr>
-            <w:color w:val="0000EE"/>
-            <w:u w:val="single"/>
-          </w:rPr>
-          <w:t>2 Kings 21:7</w:t>
-        </w:r>
-      </w:hyperlink>
+      <w:r>
+        <w:rPr>
+          <w:lang w:val="en_US" w:bidi="en_US"/>
+        </w:rPr>
+        <w:t>2 Kings 21:7</w:t>
+      </w:r>
       <w:r>
         <w:rPr>
           <w:lang w:val="en_US" w:bidi="en_US"/>
@@ -18777,18 +16959,12 @@
         </w:rPr>
         <w:t>Manasseh's response met the requirements of Solomon's prayer during the temple's dedication (</w:t>
       </w:r>
-      <w:hyperlink r:id="rId121">
-        <w:r>
-          <w:rPr>
-            <w:lang w:val="en_US" w:bidi="en_US"/>
-          </w:rPr>
-          <w:rPr>
-            <w:color w:val="0000EE"/>
-            <w:u w:val="single"/>
-          </w:rPr>
-          <w:t>2 Chronicles 7:14</w:t>
-        </w:r>
-      </w:hyperlink>
+      <w:r>
+        <w:rPr>
+          <w:lang w:val="en_US" w:bidi="en_US"/>
+        </w:rPr>
+        <w:t>2 Chronicles 7:14</w:t>
+      </w:r>
       <w:r>
         <w:rPr>
           <w:lang w:val="en_US" w:bidi="en_US"/>
@@ -18843,36 +17019,24 @@
         </w:rPr>
         <w:t xml:space="preserve">The book of Kings does not mention Manasseh’s repentance. It only tells of the promised judgment due to his wicked deeds (see </w:t>
       </w:r>
-      <w:hyperlink r:id="rId302">
-        <w:r>
-          <w:rPr>
-            <w:lang w:val="en_US" w:bidi="en_US"/>
-          </w:rPr>
-          <w:rPr>
-            <w:color w:val="0000EE"/>
-            <w:u w:val="single"/>
-          </w:rPr>
-          <w:t>2 Kings 21:10–16</w:t>
-        </w:r>
-      </w:hyperlink>
+      <w:r>
+        <w:rPr>
+          <w:lang w:val="en_US" w:bidi="en_US"/>
+        </w:rPr>
+        <w:t>2 Kings 21:10–16</w:t>
+      </w:r>
       <w:r>
         <w:rPr>
           <w:lang w:val="en_US" w:bidi="en_US"/>
         </w:rPr>
         <w:t>). Chronicles describes the good things he did after repenting, following his father Hezekiah’s example. However, Manasseh’s actions could not turn the people's hearts back to the Lord or stop God’s judgment on Judah (</w:t>
       </w:r>
-      <w:hyperlink r:id="rId303">
-        <w:r>
-          <w:rPr>
-            <w:lang w:val="en_US" w:bidi="en_US"/>
-          </w:rPr>
-          <w:rPr>
-            <w:color w:val="0000EE"/>
-            <w:u w:val="single"/>
-          </w:rPr>
-          <w:t>2 Chronicles 33:17</w:t>
-        </w:r>
-      </w:hyperlink>
+      <w:r>
+        <w:rPr>
+          <w:lang w:val="en_US" w:bidi="en_US"/>
+        </w:rPr>
+        <w:t>2 Chronicles 33:17</w:t>
+      </w:r>
       <w:r>
         <w:rPr>
           <w:lang w:val="en_US" w:bidi="en_US"/>
@@ -18975,18 +17139,12 @@
         </w:rPr>
         <w:t>Manasseh might have been fixing the walls when he was captured. His religious reforms were like Hezekiah's but not finished. Later, Josiah removed the temple altars that Manasseh had built (</w:t>
       </w:r>
-      <w:hyperlink r:id="rId304">
-        <w:r>
-          <w:rPr>
-            <w:lang w:val="en_US" w:bidi="en_US"/>
-          </w:rPr>
-          <w:rPr>
-            <w:color w:val="0000EE"/>
-            <w:u w:val="single"/>
-          </w:rPr>
-          <w:t>2 Kings 23:12</w:t>
-        </w:r>
-      </w:hyperlink>
+      <w:r>
+        <w:rPr>
+          <w:lang w:val="en_US" w:bidi="en_US"/>
+        </w:rPr>
+        <w:t>2 Kings 23:12</w:t>
+      </w:r>
       <w:r>
         <w:rPr>
           <w:lang w:val="en_US" w:bidi="en_US"/>
@@ -19543,36 +17701,24 @@
         </w:rPr>
         <w:t xml:space="preserve">: See </w:t>
       </w:r>
-      <w:hyperlink r:id="rId305">
-        <w:r>
-          <w:rPr>
-            <w:lang w:val="en_US" w:bidi="en_US"/>
-          </w:rPr>
-          <w:rPr>
-            <w:color w:val="0000EE"/>
-            <w:u w:val="single"/>
-          </w:rPr>
-          <w:t>Deuteronomy 27:14–26</w:t>
-        </w:r>
-      </w:hyperlink>
+      <w:r>
+        <w:rPr>
+          <w:lang w:val="en_US" w:bidi="en_US"/>
+        </w:rPr>
+        <w:t>Deuteronomy 27:14–26</w:t>
+      </w:r>
       <w:r>
         <w:rPr>
           <w:lang w:val="en_US" w:bidi="en_US"/>
         </w:rPr>
         <w:t xml:space="preserve">; </w:t>
       </w:r>
-      <w:hyperlink r:id="rId306">
-        <w:r>
-          <w:rPr>
-            <w:lang w:val="en_US" w:bidi="en_US"/>
-          </w:rPr>
-          <w:rPr>
-            <w:color w:val="0000EE"/>
-            <w:u w:val="single"/>
-          </w:rPr>
-          <w:t>28:15–68</w:t>
-        </w:r>
-      </w:hyperlink>
+      <w:r>
+        <w:rPr>
+          <w:lang w:val="en_US" w:bidi="en_US"/>
+        </w:rPr>
+        <w:t>28:15–68</w:t>
+      </w:r>
       <w:r>
         <w:rPr>
           <w:lang w:val="en_US" w:bidi="en_US"/>
@@ -19627,18 +17773,12 @@
         </w:rPr>
         <w:t>King Josiah did not die peacefully; Pharaoh Neco II of Egypt killed him (</w:t>
       </w:r>
-      <w:hyperlink r:id="rId307">
-        <w:r>
-          <w:rPr>
-            <w:lang w:val="en_US" w:bidi="en_US"/>
-          </w:rPr>
-          <w:rPr>
-            <w:color w:val="0000EE"/>
-            <w:u w:val="single"/>
-          </w:rPr>
-          <w:t>2 Chronicles 35:20–25</w:t>
-        </w:r>
-      </w:hyperlink>
+      <w:r>
+        <w:rPr>
+          <w:lang w:val="en_US" w:bidi="en_US"/>
+        </w:rPr>
+        <w:t>2 Chronicles 35:20–25</w:t>
+      </w:r>
       <w:r>
         <w:rPr>
           <w:lang w:val="en_US" w:bidi="en_US"/>
@@ -19789,72 +17929,48 @@
         </w:rPr>
         <w:t>The priests and Levites followed the instructions of David and Solomon (</w:t>
       </w:r>
-      <w:hyperlink r:id="rId308">
-        <w:r>
-          <w:rPr>
-            <w:lang w:val="en_US" w:bidi="en_US"/>
-          </w:rPr>
-          <w:rPr>
-            <w:color w:val="0000EE"/>
-            <w:u w:val="single"/>
-          </w:rPr>
-          <w:t>2 Chronicles 8:14–15</w:t>
-        </w:r>
-      </w:hyperlink>
+      <w:r>
+        <w:rPr>
+          <w:lang w:val="en_US" w:bidi="en_US"/>
+        </w:rPr>
+        <w:t>2 Chronicles 8:14–15</w:t>
+      </w:r>
       <w:r>
         <w:rPr>
           <w:lang w:val="en_US" w:bidi="en_US"/>
         </w:rPr>
         <w:t xml:space="preserve">; </w:t>
       </w:r>
-      <w:hyperlink r:id="rId309">
-        <w:r>
-          <w:rPr>
-            <w:lang w:val="en_US" w:bidi="en_US"/>
-          </w:rPr>
-          <w:rPr>
-            <w:color w:val="0000EE"/>
-            <w:u w:val="single"/>
-          </w:rPr>
-          <w:t>1 Chronicles 24–26</w:t>
-        </w:r>
-      </w:hyperlink>
+      <w:r>
+        <w:rPr>
+          <w:lang w:val="en_US" w:bidi="en_US"/>
+        </w:rPr>
+        <w:t>1 Chronicles 24–26</w:t>
+      </w:r>
       <w:r>
         <w:rPr>
           <w:lang w:val="en_US" w:bidi="en_US"/>
         </w:rPr>
         <w:t>). Usually, the person offering the Passover animal would slaughter it (</w:t>
       </w:r>
-      <w:hyperlink r:id="rId310">
-        <w:r>
-          <w:rPr>
-            <w:lang w:val="en_US" w:bidi="en_US"/>
-          </w:rPr>
-          <w:rPr>
-            <w:color w:val="0000EE"/>
-            <w:u w:val="single"/>
-          </w:rPr>
-          <w:t>Deuteronomy 16:5–6</w:t>
-        </w:r>
-      </w:hyperlink>
+      <w:r>
+        <w:rPr>
+          <w:lang w:val="en_US" w:bidi="en_US"/>
+        </w:rPr>
+        <w:t>Deuteronomy 16:5–6</w:t>
+      </w:r>
       <w:r>
         <w:rPr>
           <w:lang w:val="en_US" w:bidi="en_US"/>
         </w:rPr>
         <w:t xml:space="preserve">). However, because the offerers did not have time to purify themselves, Josiah continued Hezekiah's practice of having the Levites slaughter the Passover animals (see </w:t>
       </w:r>
-      <w:hyperlink r:id="rId311">
-        <w:r>
-          <w:rPr>
-            <w:lang w:val="en_US" w:bidi="en_US"/>
-          </w:rPr>
-          <w:rPr>
-            <w:color w:val="0000EE"/>
-            <w:u w:val="single"/>
-          </w:rPr>
-          <w:t>2 Chronicles 30:13–20</w:t>
-        </w:r>
-      </w:hyperlink>
+      <w:r>
+        <w:rPr>
+          <w:lang w:val="en_US" w:bidi="en_US"/>
+        </w:rPr>
+        <w:t>2 Chronicles 30:13–20</w:t>
+      </w:r>
       <w:r>
         <w:rPr>
           <w:lang w:val="en_US" w:bidi="en_US"/>
@@ -19909,54 +18025,36 @@
         </w:rPr>
         <w:t>The Passover sacrifice required lambs and young goats (</w:t>
       </w:r>
-      <w:hyperlink r:id="rId312">
-        <w:r>
-          <w:rPr>
-            <w:lang w:val="en_US" w:bidi="en_US"/>
-          </w:rPr>
-          <w:rPr>
-            <w:color w:val="0000EE"/>
-            <w:u w:val="single"/>
-          </w:rPr>
-          <w:t>Exodus 12:21</w:t>
-        </w:r>
-      </w:hyperlink>
+      <w:r>
+        <w:rPr>
+          <w:lang w:val="en_US" w:bidi="en_US"/>
+        </w:rPr>
+        <w:t>Exodus 12:21</w:t>
+      </w:r>
       <w:r>
         <w:rPr>
           <w:lang w:val="en_US" w:bidi="en_US"/>
         </w:rPr>
         <w:t xml:space="preserve">). The cattle were an extra offering. The totals Josiah provided, along with others' contributions, were nearly double those in Hezekiah’s time (see </w:t>
       </w:r>
-      <w:hyperlink r:id="rId313">
-        <w:r>
-          <w:rPr>
-            <w:lang w:val="en_US" w:bidi="en_US"/>
-          </w:rPr>
-          <w:rPr>
-            <w:color w:val="0000EE"/>
-            <w:u w:val="single"/>
-          </w:rPr>
-          <w:t>2 Chronicles 30:24</w:t>
-        </w:r>
-      </w:hyperlink>
+      <w:r>
+        <w:rPr>
+          <w:lang w:val="en_US" w:bidi="en_US"/>
+        </w:rPr>
+        <w:t>2 Chronicles 30:24</w:t>
+      </w:r>
       <w:r>
         <w:rPr>
           <w:lang w:val="en_US" w:bidi="en_US"/>
         </w:rPr>
         <w:t xml:space="preserve">). However, they were less than the offerings at the temple dedication (see </w:t>
       </w:r>
-      <w:hyperlink r:id="rId314">
-        <w:r>
-          <w:rPr>
-            <w:lang w:val="en_US" w:bidi="en_US"/>
-          </w:rPr>
-          <w:rPr>
-            <w:color w:val="0000EE"/>
-            <w:u w:val="single"/>
-          </w:rPr>
-          <w:t>2 Chronicles 7:5</w:t>
-        </w:r>
-      </w:hyperlink>
+      <w:r>
+        <w:rPr>
+          <w:lang w:val="en_US" w:bidi="en_US"/>
+        </w:rPr>
+        <w:t>2 Chronicles 7:5</w:t>
+      </w:r>
       <w:r>
         <w:rPr>
           <w:lang w:val="en_US" w:bidi="en_US"/>
@@ -20011,18 +18109,12 @@
         </w:rPr>
         <w:t>The Levites quickly brought out the food, following the need for speed required during Passover (</w:t>
       </w:r>
-      <w:hyperlink r:id="rId315">
-        <w:r>
-          <w:rPr>
-            <w:lang w:val="en_US" w:bidi="en_US"/>
-          </w:rPr>
-          <w:rPr>
-            <w:color w:val="0000EE"/>
-            <w:u w:val="single"/>
-          </w:rPr>
-          <w:t>Exodus 12:11</w:t>
-        </w:r>
-      </w:hyperlink>
+      <w:r>
+        <w:rPr>
+          <w:lang w:val="en_US" w:bidi="en_US"/>
+        </w:rPr>
+        <w:t>Exodus 12:11</w:t>
+      </w:r>
       <w:r>
         <w:rPr>
           <w:lang w:val="en_US" w:bidi="en_US"/>
@@ -20077,54 +18169,36 @@
         </w:rPr>
         <w:t>This Passover had more participants than the one Hezekiah observed. During this Passover, the priests and Levites played an important role, as Josiah specifically required (</w:t>
       </w:r>
-      <w:hyperlink r:id="rId316">
-        <w:r>
-          <w:rPr>
-            <w:lang w:val="en_US" w:bidi="en_US"/>
-          </w:rPr>
-          <w:rPr>
-            <w:color w:val="0000EE"/>
-            <w:u w:val="single"/>
-          </w:rPr>
-          <w:t>2 Chronicles 35:15–16</w:t>
-        </w:r>
-      </w:hyperlink>
+      <w:r>
+        <w:rPr>
+          <w:lang w:val="en_US" w:bidi="en_US"/>
+        </w:rPr>
+        <w:t>2 Chronicles 35:15–16</w:t>
+      </w:r>
       <w:r>
         <w:rPr>
           <w:lang w:val="en_US" w:bidi="en_US"/>
         </w:rPr>
         <w:t xml:space="preserve">; compare </w:t>
       </w:r>
-      <w:hyperlink r:id="rId317">
-        <w:r>
-          <w:rPr>
-            <w:lang w:val="en_US" w:bidi="en_US"/>
-          </w:rPr>
-          <w:rPr>
-            <w:color w:val="0000EE"/>
-            <w:u w:val="single"/>
-          </w:rPr>
-          <w:t>30:3</w:t>
-        </w:r>
-      </w:hyperlink>
+      <w:r>
+        <w:rPr>
+          <w:lang w:val="en_US" w:bidi="en_US"/>
+        </w:rPr>
+        <w:t>30:3</w:t>
+      </w:r>
       <w:r>
         <w:rPr>
           <w:lang w:val="en_US" w:bidi="en_US"/>
         </w:rPr>
         <w:t xml:space="preserve">, </w:t>
       </w:r>
-      <w:hyperlink r:id="rId281">
-        <w:r>
-          <w:rPr>
-            <w:lang w:val="en_US" w:bidi="en_US"/>
-          </w:rPr>
-          <w:rPr>
-            <w:color w:val="0000EE"/>
-            <w:u w:val="single"/>
-          </w:rPr>
-          <w:t>15</w:t>
-        </w:r>
-      </w:hyperlink>
+      <w:r>
+        <w:rPr>
+          <w:lang w:val="en_US" w:bidi="en_US"/>
+        </w:rPr>
+        <w:t>15</w:t>
+      </w:r>
       <w:r>
         <w:rPr>
           <w:lang w:val="en_US" w:bidi="en_US"/>
@@ -20227,36 +18301,24 @@
         </w:rPr>
         <w:t xml:space="preserve">Jeremiah respected Josiah greatly (see </w:t>
       </w:r>
-      <w:hyperlink r:id="rId318">
-        <w:r>
-          <w:rPr>
-            <w:lang w:val="en_US" w:bidi="en_US"/>
-          </w:rPr>
-          <w:rPr>
-            <w:color w:val="0000EE"/>
-            <w:u w:val="single"/>
-          </w:rPr>
-          <w:t>Jeremiah 22:15–16</w:t>
-        </w:r>
-      </w:hyperlink>
+      <w:r>
+        <w:rPr>
+          <w:lang w:val="en_US" w:bidi="en_US"/>
+        </w:rPr>
+        <w:t>Jeremiah 22:15–16</w:t>
+      </w:r>
       <w:r>
         <w:rPr>
           <w:lang w:val="en_US" w:bidi="en_US"/>
         </w:rPr>
         <w:t xml:space="preserve">; compare </w:t>
       </w:r>
-      <w:hyperlink r:id="rId319">
-        <w:r>
-          <w:rPr>
-            <w:lang w:val="en_US" w:bidi="en_US"/>
-          </w:rPr>
-          <w:rPr>
-            <w:color w:val="0000EE"/>
-            <w:u w:val="single"/>
-          </w:rPr>
-          <w:t>Jeremiah 22:10</w:t>
-        </w:r>
-      </w:hyperlink>
+      <w:r>
+        <w:rPr>
+          <w:lang w:val="en_US" w:bidi="en_US"/>
+        </w:rPr>
+        <w:t>Jeremiah 22:10</w:t>
+      </w:r>
       <w:r>
         <w:rPr>
           <w:lang w:val="en_US" w:bidi="en_US"/>
@@ -20324,36 +18386,24 @@
         </w:rPr>
         <w:t xml:space="preserve">Jehoahaz, also known as Shallum (see </w:t>
       </w:r>
-      <w:hyperlink r:id="rId320">
-        <w:r>
-          <w:rPr>
-            <w:lang w:val="en_US" w:bidi="en_US"/>
-          </w:rPr>
-          <w:rPr>
-            <w:color w:val="0000EE"/>
-            <w:u w:val="single"/>
-          </w:rPr>
-          <w:t>Jeremiah 22:11</w:t>
-        </w:r>
-      </w:hyperlink>
+      <w:r>
+        <w:rPr>
+          <w:lang w:val="en_US" w:bidi="en_US"/>
+        </w:rPr>
+        <w:t>Jeremiah 22:11</w:t>
+      </w:r>
       <w:r>
         <w:rPr>
           <w:lang w:val="en_US" w:bidi="en_US"/>
         </w:rPr>
         <w:t>), was not Josiah’s oldest son (</w:t>
       </w:r>
-      <w:hyperlink r:id="rId321">
-        <w:r>
-          <w:rPr>
-            <w:lang w:val="en_US" w:bidi="en_US"/>
-          </w:rPr>
-          <w:rPr>
-            <w:color w:val="0000EE"/>
-            <w:u w:val="single"/>
-          </w:rPr>
-          <w:t>1 Chronicles 3:15</w:t>
-        </w:r>
-      </w:hyperlink>
+      <w:r>
+        <w:rPr>
+          <w:lang w:val="en_US" w:bidi="en_US"/>
+        </w:rPr>
+        <w:t>1 Chronicles 3:15</w:t>
+      </w:r>
       <w:r>
         <w:rPr>
           <w:lang w:val="en_US" w:bidi="en_US"/>
@@ -20485,18 +18535,12 @@
         </w:rPr>
         <w:t>: Jeremiah described his reign as focused on self-promotion and injustice (</w:t>
       </w:r>
-      <w:hyperlink r:id="rId322">
-        <w:r>
-          <w:rPr>
-            <w:lang w:val="en_US" w:bidi="en_US"/>
-          </w:rPr>
-          <w:rPr>
-            <w:color w:val="0000EE"/>
-            <w:u w:val="single"/>
-          </w:rPr>
-          <w:t>Jeremiah 22:13–17</w:t>
-        </w:r>
-      </w:hyperlink>
+      <w:r>
+        <w:rPr>
+          <w:lang w:val="en_US" w:bidi="en_US"/>
+        </w:rPr>
+        <w:t>Jeremiah 22:13–17</w:t>
+      </w:r>
       <w:r>
         <w:rPr>
           <w:lang w:val="en_US" w:bidi="en_US"/>
@@ -20586,36 +18630,24 @@
         </w:rPr>
         <w:t xml:space="preserve">Jehoiachin remained a captive in Babylon for thirty-seven years (see </w:t>
       </w:r>
-      <w:hyperlink r:id="rId323">
-        <w:r>
-          <w:rPr>
-            <w:lang w:val="en_US" w:bidi="en_US"/>
-          </w:rPr>
-          <w:rPr>
-            <w:color w:val="0000EE"/>
-            <w:u w:val="single"/>
-          </w:rPr>
-          <w:t>2 Kings 25:27</w:t>
-        </w:r>
-      </w:hyperlink>
+      <w:r>
+        <w:rPr>
+          <w:lang w:val="en_US" w:bidi="en_US"/>
+        </w:rPr>
+        <w:t>2 Kings 25:27</w:t>
+      </w:r>
       <w:r>
         <w:rPr>
           <w:lang w:val="en_US" w:bidi="en_US"/>
         </w:rPr>
         <w:t xml:space="preserve">; </w:t>
       </w:r>
-      <w:hyperlink r:id="rId324">
-        <w:r>
-          <w:rPr>
-            <w:lang w:val="en_US" w:bidi="en_US"/>
-          </w:rPr>
-          <w:rPr>
-            <w:color w:val="0000EE"/>
-            <w:u w:val="single"/>
-          </w:rPr>
-          <w:t>Jeremiah 52:31</w:t>
-        </w:r>
-      </w:hyperlink>
+      <w:r>
+        <w:rPr>
+          <w:lang w:val="en_US" w:bidi="en_US"/>
+        </w:rPr>
+        <w:t>Jeremiah 52:31</w:t>
+      </w:r>
       <w:r>
         <w:rPr>
           <w:lang w:val="en_US" w:bidi="en_US"/>
@@ -20718,72 +18750,48 @@
         </w:rPr>
         <w:t>Jeremiah repeatedly advised Zedekiah to surrender to the Babylonians instead of seeking help from Egypt (</w:t>
       </w:r>
-      <w:hyperlink r:id="rId325">
-        <w:r>
-          <w:rPr>
-            <w:lang w:val="en_US" w:bidi="en_US"/>
-          </w:rPr>
-          <w:rPr>
-            <w:color w:val="0000EE"/>
-            <w:u w:val="single"/>
-          </w:rPr>
-          <w:t>Jeremiah 25:1–11</w:t>
-        </w:r>
-      </w:hyperlink>
+      <w:r>
+        <w:rPr>
+          <w:lang w:val="en_US" w:bidi="en_US"/>
+        </w:rPr>
+        <w:t>Jeremiah 25:1–11</w:t>
+      </w:r>
       <w:r>
         <w:rPr>
           <w:lang w:val="en_US" w:bidi="en_US"/>
         </w:rPr>
         <w:t xml:space="preserve">; </w:t>
       </w:r>
-      <w:hyperlink r:id="rId326">
-        <w:r>
-          <w:rPr>
-            <w:lang w:val="en_US" w:bidi="en_US"/>
-          </w:rPr>
-          <w:rPr>
-            <w:color w:val="0000EE"/>
-            <w:u w:val="single"/>
-          </w:rPr>
-          <w:t>27:1–22</w:t>
-        </w:r>
-      </w:hyperlink>
+      <w:r>
+        <w:rPr>
+          <w:lang w:val="en_US" w:bidi="en_US"/>
+        </w:rPr>
+        <w:t>27:1–22</w:t>
+      </w:r>
       <w:r>
         <w:rPr>
           <w:lang w:val="en_US" w:bidi="en_US"/>
         </w:rPr>
         <w:t xml:space="preserve">; </w:t>
       </w:r>
-      <w:hyperlink r:id="rId327">
-        <w:r>
-          <w:rPr>
-            <w:lang w:val="en_US" w:bidi="en_US"/>
-          </w:rPr>
-          <w:rPr>
-            <w:color w:val="0000EE"/>
-            <w:u w:val="single"/>
-          </w:rPr>
-          <w:t>34:1–22</w:t>
-        </w:r>
-      </w:hyperlink>
+      <w:r>
+        <w:rPr>
+          <w:lang w:val="en_US" w:bidi="en_US"/>
+        </w:rPr>
+        <w:t>34:1–22</w:t>
+      </w:r>
       <w:r>
         <w:rPr>
           <w:lang w:val="en_US" w:bidi="en_US"/>
         </w:rPr>
         <w:t xml:space="preserve">; </w:t>
       </w:r>
-      <w:hyperlink r:id="rId328">
-        <w:r>
-          <w:rPr>
-            <w:lang w:val="en_US" w:bidi="en_US"/>
-          </w:rPr>
-          <w:rPr>
-            <w:color w:val="0000EE"/>
-            <w:u w:val="single"/>
-          </w:rPr>
-          <w:t>37:1–38:28</w:t>
-        </w:r>
-      </w:hyperlink>
+      <w:r>
+        <w:rPr>
+          <w:lang w:val="en_US" w:bidi="en_US"/>
+        </w:rPr>
+        <w:t>37:1–38:28</w:t>
+      </w:r>
       <w:r>
         <w:rPr>
           <w:lang w:val="en_US" w:bidi="en_US"/>
@@ -20893,36 +18901,24 @@
         </w:rPr>
         <w:t xml:space="preserve">The temple was destroyed in August 586 BC (see </w:t>
       </w:r>
-      <w:hyperlink r:id="rId329">
-        <w:r>
-          <w:rPr>
-            <w:lang w:val="en_US" w:bidi="en_US"/>
-          </w:rPr>
-          <w:rPr>
-            <w:color w:val="0000EE"/>
-            <w:u w:val="single"/>
-          </w:rPr>
-          <w:t>2 Kings 25:8</w:t>
-        </w:r>
-      </w:hyperlink>
+      <w:r>
+        <w:rPr>
+          <w:lang w:val="en_US" w:bidi="en_US"/>
+        </w:rPr>
+        <w:t>2 Kings 25:8</w:t>
+      </w:r>
       <w:r>
         <w:rPr>
           <w:lang w:val="en_US" w:bidi="en_US"/>
         </w:rPr>
         <w:t xml:space="preserve">; </w:t>
       </w:r>
-      <w:hyperlink r:id="rId330">
-        <w:r>
-          <w:rPr>
-            <w:lang w:val="en_US" w:bidi="en_US"/>
-          </w:rPr>
-          <w:rPr>
-            <w:color w:val="0000EE"/>
-            <w:u w:val="single"/>
-          </w:rPr>
-          <w:t>Jeremiah 52:12</w:t>
-        </w:r>
-      </w:hyperlink>
+      <w:r>
+        <w:rPr>
+          <w:lang w:val="en_US" w:bidi="en_US"/>
+        </w:rPr>
+        <w:t>Jeremiah 52:12</w:t>
+      </w:r>
       <w:r>
         <w:rPr>
           <w:lang w:val="en_US" w:bidi="en_US"/>
@@ -20981,36 +18977,24 @@
         </w:rPr>
         <w:t>Jeremiah predicted the length of the captivity (</w:t>
       </w:r>
-      <w:hyperlink r:id="rId331">
-        <w:r>
-          <w:rPr>
-            <w:lang w:val="en_US" w:bidi="en_US"/>
-          </w:rPr>
-          <w:rPr>
-            <w:color w:val="0000EE"/>
-            <w:u w:val="single"/>
-          </w:rPr>
-          <w:t>Jeremiah 25:11–12</w:t>
-        </w:r>
-      </w:hyperlink>
+      <w:r>
+        <w:rPr>
+          <w:lang w:val="en_US" w:bidi="en_US"/>
+        </w:rPr>
+        <w:t>Jeremiah 25:11–12</w:t>
+      </w:r>
       <w:r>
         <w:rPr>
           <w:lang w:val="en_US" w:bidi="en_US"/>
         </w:rPr>
         <w:t xml:space="preserve">; </w:t>
       </w:r>
-      <w:hyperlink r:id="rId332">
-        <w:r>
-          <w:rPr>
-            <w:lang w:val="en_US" w:bidi="en_US"/>
-          </w:rPr>
-          <w:rPr>
-            <w:color w:val="0000EE"/>
-            <w:u w:val="single"/>
-          </w:rPr>
-          <w:t>29:10</w:t>
-        </w:r>
-      </w:hyperlink>
+      <w:r>
+        <w:rPr>
+          <w:lang w:val="en_US" w:bidi="en_US"/>
+        </w:rPr>
+        <w:t>29:10</w:t>
+      </w:r>
       <w:r>
         <w:rPr>
           <w:lang w:val="en_US" w:bidi="en_US"/>
@@ -21060,36 +19044,24 @@
         </w:rPr>
         <w:t xml:space="preserve"> See </w:t>
       </w:r>
-      <w:hyperlink r:id="rId333">
-        <w:r>
-          <w:rPr>
-            <w:lang w:val="en_US" w:bidi="en_US"/>
-          </w:rPr>
-          <w:rPr>
-            <w:color w:val="0000EE"/>
-            <w:u w:val="single"/>
-          </w:rPr>
-          <w:t>Leviticus 26:34–35</w:t>
-        </w:r>
-      </w:hyperlink>
+      <w:r>
+        <w:rPr>
+          <w:lang w:val="en_US" w:bidi="en_US"/>
+        </w:rPr>
+        <w:t>Leviticus 26:34–35</w:t>
+      </w:r>
       <w:r>
         <w:rPr>
           <w:lang w:val="en_US" w:bidi="en_US"/>
         </w:rPr>
         <w:t xml:space="preserve">, </w:t>
       </w:r>
-      <w:hyperlink r:id="rId334">
-        <w:r>
-          <w:rPr>
-            <w:lang w:val="en_US" w:bidi="en_US"/>
-          </w:rPr>
-          <w:rPr>
-            <w:color w:val="0000EE"/>
-            <w:u w:val="single"/>
-          </w:rPr>
-          <w:t>43</w:t>
-        </w:r>
-      </w:hyperlink>
+      <w:r>
+        <w:rPr>
+          <w:lang w:val="en_US" w:bidi="en_US"/>
+        </w:rPr>
+        <w:t>43</w:t>
+      </w:r>
       <w:r>
         <w:rPr>
           <w:lang w:val="en_US" w:bidi="en_US"/>
@@ -21144,18 +19116,12 @@
         </w:rPr>
         <w:t>Chronicles ends with verses that introduce the book of Ezra. King Cyrus of Persia allowed the people of Judah to have a new exodus, as the prophet Isaiah announced (</w:t>
       </w:r>
-      <w:hyperlink r:id="rId335">
-        <w:r>
-          <w:rPr>
-            <w:lang w:val="en_US" w:bidi="en_US"/>
-          </w:rPr>
-          <w:rPr>
-            <w:color w:val="0000EE"/>
-            <w:u w:val="single"/>
-          </w:rPr>
-          <w:t>Isaiah 40:1–11</w:t>
-        </w:r>
-      </w:hyperlink>
+      <w:r>
+        <w:rPr>
+          <w:lang w:val="en_US" w:bidi="en_US"/>
+        </w:rPr>
+        <w:t>Isaiah 40:1–11</w:t>
+      </w:r>
       <w:r>
         <w:rPr>
           <w:lang w:val="en_US" w:bidi="en_US"/>
